--- a/Báo Cáo/Trần Lê Tài - Báo cáo đồ án tốt nghiệp.docx
+++ b/Báo Cáo/Trần Lê Tài - Báo cáo đồ án tốt nghiệp.docx
@@ -19,8 +19,6 @@
           <w:szCs w:val="28"/>
         </w:rPr>
       </w:pPr>
-      <w:bookmarkStart w:id="0" w:name="_GoBack"/>
-      <w:bookmarkEnd w:id="0"/>
       <w:r>
         <w:rPr>
           <w:rFonts w:cs="Times New Roman"/>
@@ -118,7 +116,7 @@
               </wp:anchor>
             </w:drawing>
           </mc:Choice>
-          <mc:Fallback xmlns:w16sdtfl="http://schemas.microsoft.com/office/word/2024/wordml/sdtformatlock" xmlns:w16sdtdh="http://schemas.microsoft.com/office/word/2020/wordml/sdtdatahash" xmlns:w16du="http://schemas.microsoft.com/office/word/2023/wordml/word16du" xmlns:w16="http://schemas.microsoft.com/office/word/2018/wordml" xmlns:w16cid="http://schemas.microsoft.com/office/word/2016/wordml/cid" xmlns:w16cex="http://schemas.microsoft.com/office/word/2018/wordml/cex" xmlns:oel="http://schemas.microsoft.com/office/2019/extlst" xmlns:am3d="http://schemas.microsoft.com/office/drawing/2017/model3d" xmlns:aink="http://schemas.microsoft.com/office/drawing/2016/ink" xmlns:cx8="http://schemas.microsoft.com/office/drawing/2016/5/14/chartex" xmlns:cx7="http://schemas.microsoft.com/office/drawing/2016/5/13/chartex" xmlns:cx6="http://schemas.microsoft.com/office/drawing/2016/5/12/chartex" xmlns:cx5="http://schemas.microsoft.com/office/drawing/2016/5/11/chartex" xmlns:cx4="http://schemas.microsoft.com/office/drawing/2016/5/10/chartex" xmlns:cx3="http://schemas.microsoft.com/office/drawing/2016/5/9/chartex" xmlns:cx2="http://schemas.microsoft.com/office/drawing/2015/10/21/chartex" xmlns:cx1="http://schemas.microsoft.com/office/drawing/2015/9/8/chartex">
+          <mc:Fallback xmlns:cx1="http://schemas.microsoft.com/office/drawing/2015/9/8/chartex" xmlns:cx2="http://schemas.microsoft.com/office/drawing/2015/10/21/chartex" xmlns:cx3="http://schemas.microsoft.com/office/drawing/2016/5/9/chartex" xmlns:cx4="http://schemas.microsoft.com/office/drawing/2016/5/10/chartex" xmlns:cx5="http://schemas.microsoft.com/office/drawing/2016/5/11/chartex" xmlns:cx6="http://schemas.microsoft.com/office/drawing/2016/5/12/chartex" xmlns:cx7="http://schemas.microsoft.com/office/drawing/2016/5/13/chartex" xmlns:cx8="http://schemas.microsoft.com/office/drawing/2016/5/14/chartex" xmlns:aink="http://schemas.microsoft.com/office/drawing/2016/ink" xmlns:am3d="http://schemas.microsoft.com/office/drawing/2017/model3d" xmlns:oel="http://schemas.microsoft.com/office/2019/extlst" xmlns:w16cex="http://schemas.microsoft.com/office/word/2018/wordml/cex" xmlns:w16cid="http://schemas.microsoft.com/office/word/2016/wordml/cid" xmlns:w16="http://schemas.microsoft.com/office/word/2018/wordml" xmlns:w16du="http://schemas.microsoft.com/office/word/2023/wordml/word16du" xmlns:w16sdtdh="http://schemas.microsoft.com/office/word/2020/wordml/sdtdatahash" xmlns:w16sdtfl="http://schemas.microsoft.com/office/word/2024/wordml/sdtformatlock">
             <w:pict>
               <v:shapetype w14:anchorId="3F49C6E1" id="_x0000_t32" coordsize="21600,21600" o:spt="32" o:oned="t" path="m,l21600,21600e" filled="f">
                 <v:path arrowok="t" fillok="f" o:connecttype="none"/>
@@ -314,7 +312,7 @@
           <w:szCs w:val="36"/>
         </w:rPr>
       </w:pPr>
-      <w:bookmarkStart w:id="1" w:name="_Hlk196380033"/>
+      <w:bookmarkStart w:id="0" w:name="_Hlk196380033"/>
       <w:r>
         <w:rPr>
           <w:rFonts w:cs="Times New Roman"/>
@@ -661,7 +659,7 @@
         </w:rPr>
       </w:pPr>
     </w:p>
-    <w:bookmarkEnd w:id="1"/>
+    <w:bookmarkEnd w:id="0"/>
     <w:p>
       <w:pPr>
         <w:pBdr>
@@ -846,7 +844,7 @@
               </wp:anchor>
             </w:drawing>
           </mc:Choice>
-          <mc:Fallback xmlns:w16sdtfl="http://schemas.microsoft.com/office/word/2024/wordml/sdtformatlock" xmlns:w16sdtdh="http://schemas.microsoft.com/office/word/2020/wordml/sdtdatahash" xmlns:w16du="http://schemas.microsoft.com/office/word/2023/wordml/word16du" xmlns:w16="http://schemas.microsoft.com/office/word/2018/wordml" xmlns:w16cid="http://schemas.microsoft.com/office/word/2016/wordml/cid" xmlns:w16cex="http://schemas.microsoft.com/office/word/2018/wordml/cex" xmlns:oel="http://schemas.microsoft.com/office/2019/extlst" xmlns:am3d="http://schemas.microsoft.com/office/drawing/2017/model3d" xmlns:aink="http://schemas.microsoft.com/office/drawing/2016/ink" xmlns:cx8="http://schemas.microsoft.com/office/drawing/2016/5/14/chartex" xmlns:cx7="http://schemas.microsoft.com/office/drawing/2016/5/13/chartex" xmlns:cx6="http://schemas.microsoft.com/office/drawing/2016/5/12/chartex" xmlns:cx5="http://schemas.microsoft.com/office/drawing/2016/5/11/chartex" xmlns:cx4="http://schemas.microsoft.com/office/drawing/2016/5/10/chartex" xmlns:cx3="http://schemas.microsoft.com/office/drawing/2016/5/9/chartex" xmlns:cx2="http://schemas.microsoft.com/office/drawing/2015/10/21/chartex" xmlns:cx1="http://schemas.microsoft.com/office/drawing/2015/9/8/chartex">
+          <mc:Fallback xmlns:cx1="http://schemas.microsoft.com/office/drawing/2015/9/8/chartex" xmlns:cx2="http://schemas.microsoft.com/office/drawing/2015/10/21/chartex" xmlns:cx3="http://schemas.microsoft.com/office/drawing/2016/5/9/chartex" xmlns:cx4="http://schemas.microsoft.com/office/drawing/2016/5/10/chartex" xmlns:cx5="http://schemas.microsoft.com/office/drawing/2016/5/11/chartex" xmlns:cx6="http://schemas.microsoft.com/office/drawing/2016/5/12/chartex" xmlns:cx7="http://schemas.microsoft.com/office/drawing/2016/5/13/chartex" xmlns:cx8="http://schemas.microsoft.com/office/drawing/2016/5/14/chartex" xmlns:aink="http://schemas.microsoft.com/office/drawing/2016/ink" xmlns:am3d="http://schemas.microsoft.com/office/drawing/2017/model3d" xmlns:oel="http://schemas.microsoft.com/office/2019/extlst" xmlns:w16cex="http://schemas.microsoft.com/office/word/2018/wordml/cex" xmlns:w16cid="http://schemas.microsoft.com/office/word/2016/wordml/cid" xmlns:w16="http://schemas.microsoft.com/office/word/2018/wordml" xmlns:w16du="http://schemas.microsoft.com/office/word/2023/wordml/word16du" xmlns:w16sdtdh="http://schemas.microsoft.com/office/word/2020/wordml/sdtdatahash" xmlns:w16sdtfl="http://schemas.microsoft.com/office/word/2024/wordml/sdtformatlock">
             <w:pict>
               <v:shape w14:anchorId="564FB88C" id="Straight Arrow Connector 126" o:spid="_x0000_s1026" type="#_x0000_t32" style="position:absolute;margin-left:146.45pt;margin-top:21.45pt;width:168.75pt;height:0;z-index:251661312;visibility:visible;mso-wrap-style:square;mso-width-percent:0;mso-height-percent:0;mso-wrap-distance-left:9pt;mso-wrap-distance-top:0;mso-wrap-distance-right:9pt;mso-wrap-distance-bottom:0;mso-position-horizontal:absolute;mso-position-horizontal-relative:text;mso-position-vertical:absolute;mso-position-vertical-relative:text;mso-width-percent:0;mso-height-percent:0;mso-width-relative:page;mso-height-relative:page" o:gfxdata="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"/>
             </w:pict>
@@ -1484,12 +1482,12 @@
       <w:pPr>
         <w:pStyle w:val="Heading1"/>
       </w:pPr>
-      <w:bookmarkStart w:id="2" w:name="_Toc220135157"/>
+      <w:bookmarkStart w:id="1" w:name="_Toc220135157"/>
       <w:r>
         <w:lastRenderedPageBreak/>
         <w:t>LỜI CẢM ƠN</w:t>
       </w:r>
-      <w:bookmarkEnd w:id="2"/>
+      <w:bookmarkEnd w:id="1"/>
     </w:p>
     <w:p>
       <w:pPr>
@@ -1925,12 +1923,12 @@
       <w:pPr>
         <w:pStyle w:val="Heading1"/>
       </w:pPr>
-      <w:bookmarkStart w:id="3" w:name="_Toc220135158"/>
+      <w:bookmarkStart w:id="2" w:name="_Toc220135158"/>
       <w:r>
         <w:lastRenderedPageBreak/>
         <w:t>TÓM TẮT</w:t>
       </w:r>
-      <w:bookmarkEnd w:id="3"/>
+      <w:bookmarkEnd w:id="2"/>
     </w:p>
     <w:p>
       <w:pPr>
@@ -6513,7 +6511,7 @@
       <w:pPr>
         <w:pStyle w:val="Heading1"/>
       </w:pPr>
-      <w:bookmarkStart w:id="4" w:name="_Toc220135159"/>
+      <w:bookmarkStart w:id="3" w:name="_Toc220135159"/>
       <w:r>
         <w:lastRenderedPageBreak/>
         <w:t>D</w:t>
@@ -6521,7 +6519,7 @@
       <w:r>
         <w:t>ANH MỤC HÌNH ẢNH</w:t>
       </w:r>
-      <w:bookmarkEnd w:id="4"/>
+      <w:bookmarkEnd w:id="3"/>
     </w:p>
     <w:p>
       <w:pPr>
@@ -8754,8 +8752,8 @@
           <w:noProof/>
         </w:rPr>
       </w:pPr>
+      <w:bookmarkStart w:id="4" w:name="_Toc220135160"/>
       <w:bookmarkStart w:id="5" w:name="_Toc45398182"/>
-      <w:bookmarkStart w:id="6" w:name="_Toc220135160"/>
       <w:r>
         <w:rPr>
           <w:rFonts w:cstheme="minorBidi"/>
@@ -8764,7 +8762,7 @@
         <w:lastRenderedPageBreak/>
         <w:t>DANH MỤC BẢNG</w:t>
       </w:r>
-      <w:bookmarkEnd w:id="6"/>
+      <w:bookmarkEnd w:id="4"/>
       <w:r>
         <w:rPr>
           <w:b w:val="0"/>
@@ -10248,21 +10246,79 @@
       <w:pPr>
         <w:pStyle w:val="Heading1"/>
       </w:pPr>
-      <w:bookmarkStart w:id="7" w:name="_Toc220135161"/>
+      <w:bookmarkStart w:id="6" w:name="_Toc220135161"/>
       <w:r>
         <w:lastRenderedPageBreak/>
         <w:t>MỞ ĐẦU</w:t>
       </w:r>
       <w:bookmarkEnd w:id="5"/>
+      <w:bookmarkEnd w:id="6"/>
+    </w:p>
+    <w:p>
+      <w:pPr>
+        <w:pStyle w:val="Heading2"/>
+      </w:pPr>
+      <w:bookmarkStart w:id="7" w:name="_Toc220135162"/>
+      <w:r>
+        <w:t>1. Đặt vấn đề.</w:t>
+      </w:r>
       <w:bookmarkEnd w:id="7"/>
     </w:p>
     <w:p>
       <w:pPr>
+        <w:jc w:val="both"/>
+        <w:rPr>
+          <w:rFonts w:cs="Times New Roman"/>
+          <w:szCs w:val="28"/>
+        </w:rPr>
+      </w:pPr>
+      <w:r>
+        <w:rPr>
+          <w:rFonts w:cs="Times New Roman"/>
+          <w:szCs w:val="28"/>
+        </w:rPr>
+        <w:t xml:space="preserve">Trong bối cảnh thương mại điện tử trực tuyến bùng nổ, Bán hàng trực tuyến là một hình thức kinh doanh đang được các trang thương mại điện tử sử dụng hiện nay, các sản phẩm hay dịch vụ đều được tích hợp trên một trang Web hoặc trên các ứng dụng của các thiết bị di động. Việc tận dụng ưu thế của mạng internet để tạo ra quá trình mua bán, trao đổi hàng hóa một cách thuận lợi và nhanh chóng. Bên cạnh đó đối với người bán hàng chỉ cần có một kênh thông tin bán hàng thông qua một trang web hoặc ứng dụng trên mạng internet là có thể tiếp cận khách hàng trong thời đại công nghệ số 4.0 hiện nay. Trong xu thế đó các Website bán hàng được coi như là một cửa hàng hiện hữu cụ thể trên một không gian số, mà qua đó chúng ta có thể trưng bày các sản phẩm ảo của mình thông qua các thông tin hiển thị, hình ảnh mô tả cụ thể về sản phẩm. Ngoài ra, Website còn tích hợp các chức năng giúp cho việc mua bán diễn ra một cách nhanh chóng và tiện lợi nhất. </w:t>
+      </w:r>
+    </w:p>
+    <w:p>
+      <w:pPr>
+        <w:jc w:val="both"/>
+        <w:rPr>
+          <w:rFonts w:cs="Times New Roman"/>
+          <w:szCs w:val="28"/>
+        </w:rPr>
+      </w:pPr>
+      <w:r>
+        <w:rPr>
+          <w:rFonts w:cs="Times New Roman"/>
+          <w:szCs w:val="28"/>
+        </w:rPr>
+        <w:t>Hiện nay, dưới sự phát triển của công nghệ thông tin, đặc biệt là trong lĩnh vực thương mại điện tử đã giúp các cá nhân, doanh nghiệp có mặt hàng dễ dàng tiếp cận được với người tiêu dùng. Hầu hết họ đều có website để giới thiệu về doanh nghiệp của mình.</w:t>
+      </w:r>
+    </w:p>
+    <w:p>
+      <w:pPr>
+        <w:jc w:val="both"/>
+        <w:rPr>
+          <w:rFonts w:cs="Times New Roman"/>
+          <w:szCs w:val="28"/>
+        </w:rPr>
+      </w:pPr>
+      <w:r>
+        <w:rPr>
+          <w:rFonts w:cs="Times New Roman"/>
+          <w:szCs w:val="28"/>
+        </w:rPr>
+        <w:t xml:space="preserve">Xuất phát từ những lý do trên em chọn đề tài “Xây dựng website bán điện thoại di động và phụ kiện” nhằm hỗ trợ cho việc mua bán điện thoại, phụ kiện một cách thuận lợi mà không phải tốn quá nhiều thời gian. </w:t>
+      </w:r>
+    </w:p>
+    <w:p>
+      <w:pPr>
         <w:pStyle w:val="Heading2"/>
       </w:pPr>
-      <w:bookmarkStart w:id="8" w:name="_Toc220135162"/>
-      <w:r>
-        <w:t>1. Đặt vấn đề.</w:t>
+      <w:bookmarkStart w:id="8" w:name="_Toc220135163"/>
+      <w:r>
+        <w:t>2. Mục tiêu nghiên cứu.</w:t>
       </w:r>
       <w:bookmarkEnd w:id="8"/>
     </w:p>
@@ -10279,7 +10335,7 @@
           <w:rFonts w:cs="Times New Roman"/>
           <w:szCs w:val="28"/>
         </w:rPr>
-        <w:t xml:space="preserve">Trong bối cảnh thương mại điện tử trực tuyến bùng nổ, Bán hàng trực tuyến là một hình thức kinh doanh đang được các trang thương mại điện tử sử dụng hiện nay, các sản phẩm hay dịch vụ đều được tích hợp trên một trang Web hoặc trên các ứng dụng của các thiết bị di động. Việc tận dụng ưu thế của mạng internet để tạo ra quá trình mua bán, trao đổi hàng hóa một cách thuận lợi và nhanh chóng. Bên cạnh đó đối với người bán hàng chỉ cần có một kênh thông tin bán hàng thông qua một trang web hoặc ứng dụng trên mạng internet là có thể tiếp cận khách hàng trong thời đại công nghệ số 4.0 hiện nay. Trong xu thế đó các Website bán hàng được coi như là một cửa hàng hiện hữu cụ thể trên một không gian số, mà qua đó chúng ta có thể trưng bày các sản phẩm ảo của mình thông qua các thông tin hiển thị, hình ảnh mô tả cụ thể về sản phẩm. Ngoài ra, Website còn tích hợp các chức năng giúp cho việc mua bán diễn ra một cách nhanh chóng và tiện lợi nhất. </w:t>
+        <w:t>Xây dựng website bán điện thoại và phụ kiện hoàn chỉnh giúp nhân viên quản lý sản phẩm dễ dàng, tiếp cận sản phẩm với khách hàng trên internet, quản lý được khách hàng tiềm năng…</w:t>
       </w:r>
     </w:p>
     <w:p>
@@ -10295,7 +10351,7 @@
           <w:rFonts w:cs="Times New Roman"/>
           <w:szCs w:val="28"/>
         </w:rPr>
-        <w:t>Hiện nay, dưới sự phát triển của công nghệ thông tin, đặc biệt là trong lĩnh vực thương mại điện tử đã giúp các cá nhân, doanh nghiệp có mặt hàng dễ dàng tiếp cận được với người tiêu dùng. Hầu hết họ đều có website để giới thiệu về doanh nghiệp của mình.</w:t>
+        <w:t xml:space="preserve">Ứng dụng có thể hoạt động phù (responsive) hợp theo kích thước của điện thoạt, máy tính bảng, laptop... </w:t>
       </w:r>
     </w:p>
     <w:p>
@@ -10311,16 +10367,17 @@
           <w:rFonts w:cs="Times New Roman"/>
           <w:szCs w:val="28"/>
         </w:rPr>
-        <w:t xml:space="preserve">Xuất phát từ những lý do trên em chọn đề tài “Xây dựng website bán điện thoại di động và phụ kiện” nhằm hỗ trợ cho việc mua bán điện thoại, phụ kiện một cách thuận lợi mà không phải tốn quá nhiều thời gian. </w:t>
+        <w:lastRenderedPageBreak/>
+        <w:t>Học hỏi và hiểu rõ về các ngôn ngữ lập trình c#, hệ quản trị CSDL và Html&amp;Css, Javascript…</w:t>
       </w:r>
     </w:p>
     <w:p>
       <w:pPr>
         <w:pStyle w:val="Heading2"/>
       </w:pPr>
-      <w:bookmarkStart w:id="9" w:name="_Toc220135163"/>
-      <w:r>
-        <w:t>2. Mục tiêu nghiên cứu.</w:t>
+      <w:bookmarkStart w:id="9" w:name="_Toc220135164"/>
+      <w:r>
+        <w:t>3. Đối tượng và phạm vi nghiên cứu</w:t>
       </w:r>
       <w:bookmarkEnd w:id="9"/>
     </w:p>
@@ -10337,7 +10394,28 @@
           <w:rFonts w:cs="Times New Roman"/>
           <w:szCs w:val="28"/>
         </w:rPr>
-        <w:t>Xây dựng website bán điện thoại và phụ kiện hoàn chỉnh giúp nhân viên quản lý sản phẩm dễ dàng, tiếp cận sản phẩm với khách hàng trên internet, quản lý được khách hàng tiềm năng…</w:t>
+        <w:t>Đối tượng nghiên cứu là việc quản lý và tổ chức bán điện thoại và phụ kiện của cửa</w:t>
+      </w:r>
+      <w:r>
+        <w:rPr>
+          <w:rFonts w:cs="Times New Roman"/>
+          <w:szCs w:val="28"/>
+        </w:rPr>
+        <w:t xml:space="preserve"> hàng</w:t>
+      </w:r>
+      <w:r>
+        <w:rPr>
+          <w:rFonts w:cs="Times New Roman"/>
+          <w:szCs w:val="28"/>
+        </w:rPr>
+        <w:t>, như các quy chế và hoạt động quản lý của nhân viên tại cử</w:t>
+      </w:r>
+      <w:r>
+        <w:rPr>
+          <w:rFonts w:cs="Times New Roman"/>
+          <w:szCs w:val="28"/>
+        </w:rPr>
+        <w:t>a hàng...</w:t>
       </w:r>
     </w:p>
     <w:p>
@@ -10353,7 +10431,7 @@
           <w:rFonts w:cs="Times New Roman"/>
           <w:szCs w:val="28"/>
         </w:rPr>
-        <w:t xml:space="preserve">Ứng dụng có thể hoạt động phù (responsive) hợp theo kích thước của điện thoạt, máy tính bảng, laptop... </w:t>
+        <w:t>Nghiên cứu về phân tích và thiết kế hệ thống csdl</w:t>
       </w:r>
     </w:p>
     <w:p>
@@ -10369,150 +10447,290 @@
           <w:rFonts w:cs="Times New Roman"/>
           <w:szCs w:val="28"/>
         </w:rPr>
-        <w:lastRenderedPageBreak/>
-        <w:t>Học hỏi và hiểu rõ về các ngôn ngữ lập trình c#, hệ quản trị CSDL và Html&amp;Css, Javascript…</w:t>
+        <w:t xml:space="preserve">Nghiên cứu về công nghệ thiết kế web (html&amp;css, jquery, boostrap 4, </w:t>
+      </w:r>
+      <w:r>
+        <w:rPr>
+          <w:rFonts w:cs="Times New Roman"/>
+          <w:szCs w:val="28"/>
+        </w:rPr>
+        <w:t>PHP Laravel</w:t>
+      </w:r>
+      <w:r>
+        <w:rPr>
+          <w:rFonts w:cs="Times New Roman"/>
+          <w:szCs w:val="28"/>
+        </w:rPr>
+        <w:t xml:space="preserve"> ...)</w:t>
       </w:r>
     </w:p>
     <w:p>
       <w:pPr>
         <w:pStyle w:val="Heading2"/>
       </w:pPr>
-      <w:bookmarkStart w:id="10" w:name="_Toc220135164"/>
-      <w:r>
-        <w:t>3. Đối tượng và phạm vi nghiên cứu</w:t>
+      <w:bookmarkStart w:id="10" w:name="_Toc220135165"/>
+      <w:r>
+        <w:t>4. Phương pháp nghiên cứu.</w:t>
       </w:r>
       <w:bookmarkEnd w:id="10"/>
     </w:p>
     <w:p>
       <w:pPr>
-        <w:jc w:val="both"/>
-        <w:rPr>
-          <w:rFonts w:cs="Times New Roman"/>
-          <w:szCs w:val="28"/>
-        </w:rPr>
-      </w:pPr>
-      <w:r>
-        <w:rPr>
-          <w:rFonts w:cs="Times New Roman"/>
-          <w:szCs w:val="28"/>
-        </w:rPr>
-        <w:t>Đối tượng nghiên cứu là việc quản lý và tổ chức bán điện thoại và phụ kiện của cửa</w:t>
-      </w:r>
-      <w:r>
-        <w:rPr>
-          <w:rFonts w:cs="Times New Roman"/>
-          <w:szCs w:val="28"/>
-        </w:rPr>
-        <w:t xml:space="preserve"> hàng</w:t>
-      </w:r>
-      <w:r>
-        <w:rPr>
-          <w:rFonts w:cs="Times New Roman"/>
-          <w:szCs w:val="28"/>
-        </w:rPr>
-        <w:t>, như các quy chế và hoạt động quản lý của nhân viên tại cử</w:t>
-      </w:r>
-      <w:r>
-        <w:rPr>
-          <w:rFonts w:cs="Times New Roman"/>
-          <w:szCs w:val="28"/>
-        </w:rPr>
-        <w:t>a hàng...</w:t>
+        <w:rPr>
+          <w:b/>
+          <w:bCs/>
+        </w:rPr>
+      </w:pPr>
+      <w:r>
+        <w:rPr>
+          <w:rFonts w:cs="Times New Roman"/>
+          <w:szCs w:val="28"/>
+        </w:rPr>
+        <w:t xml:space="preserve">Trong quá trình thực hiện đồ án, em đã trao đổi định kỳ với giáo viên hướng dẫn và bạn bè để rà soát mục tiêu, phạm vi và hoàn thiện yêu cầu chức năng, đồng thời tham khảo các website đặt </w:t>
+      </w:r>
+      <w:r>
+        <w:rPr>
+          <w:rFonts w:cs="Times New Roman"/>
+          <w:szCs w:val="28"/>
+        </w:rPr>
+        <w:t>hàng</w:t>
+      </w:r>
+      <w:r>
+        <w:rPr>
+          <w:rFonts w:cs="Times New Roman"/>
+          <w:szCs w:val="28"/>
+        </w:rPr>
+        <w:t xml:space="preserve"> trực tuyến tiêu biểu như </w:t>
+      </w:r>
+      <w:r>
+        <w:rPr>
+          <w:u w:val="single"/>
+        </w:rPr>
+        <w:t xml:space="preserve"> thegiodidong.com</w:t>
+      </w:r>
+      <w:r>
+        <w:rPr>
+          <w:rFonts w:cs="Times New Roman"/>
+          <w:szCs w:val="28"/>
+        </w:rPr>
+        <w:t xml:space="preserve"> </w:t>
+      </w:r>
+      <w:r>
+        <w:rPr>
+          <w:rFonts w:cs="Times New Roman"/>
+          <w:szCs w:val="28"/>
+        </w:rPr>
+        <w:t xml:space="preserve">và </w:t>
+      </w:r>
+      <w:r>
+        <w:rPr>
+          <w:u w:val="single"/>
+        </w:rPr>
+        <w:t>cellphones</w:t>
+      </w:r>
+      <w:r>
+        <w:rPr>
+          <w:u w:val="single"/>
+        </w:rPr>
+        <w:t>.com</w:t>
+      </w:r>
+      <w:r>
+        <w:rPr>
+          <w:rFonts w:cs="Times New Roman"/>
+          <w:szCs w:val="28"/>
+        </w:rPr>
+        <w:t xml:space="preserve"> để phân tích luồng đặt chỗ và cách trình bày giao diện. Em chọn sử dụng giao diện Bootstrap có sẵn, triển khai môi trường phát triển trên VSCode và XAMPP, rồi tiến hành phân tích nghiệp vụ qua sơ đồ use-case, activity và class diagram để làm rõ quy trình và quan hệ dữ liệu. Hệ thống được thiết kế theo mô hình MVC, sử dụng MySQL làm cơ sở dữ liệu, phát triển trên Laravel với Eloquent ORM cho tương tác dữ liệu và AJAX để nâng cao trải nghiệm tìm kiếm, lọc </w:t>
+      </w:r>
+      <w:r>
+        <w:rPr>
+          <w:rFonts w:cs="Times New Roman"/>
+          <w:szCs w:val="28"/>
+        </w:rPr>
+        <w:t>sản phẩm</w:t>
+      </w:r>
+      <w:r>
+        <w:rPr>
+          <w:rFonts w:cs="Times New Roman"/>
+          <w:szCs w:val="28"/>
+        </w:rPr>
+        <w:t xml:space="preserve"> và đặt </w:t>
+      </w:r>
+      <w:r>
+        <w:rPr>
+          <w:rFonts w:cs="Times New Roman"/>
+          <w:szCs w:val="28"/>
+        </w:rPr>
+        <w:t>hàng</w:t>
+      </w:r>
+      <w:r>
+        <w:rPr>
+          <w:rFonts w:cs="Times New Roman"/>
+          <w:szCs w:val="28"/>
+        </w:rPr>
+        <w:t>. Cuối cùng, em chạy kiểm thử giao diện và chức năng trên Google Chrome (sử dụng Chrome DevTools, kiểm thử tích hợp và kiểm thử chấp nhận người dùng (UAT) qua các kịch bản thực tế, rồi điều chỉnh và tối ưu hiệu năng trước khi triển khai lên môi trường staging.</w:t>
       </w:r>
     </w:p>
     <w:p>
       <w:pPr>
-        <w:jc w:val="both"/>
-        <w:rPr>
-          <w:rFonts w:cs="Times New Roman"/>
-          <w:szCs w:val="28"/>
-        </w:rPr>
-      </w:pPr>
-      <w:r>
-        <w:rPr>
-          <w:rFonts w:cs="Times New Roman"/>
-          <w:szCs w:val="28"/>
-        </w:rPr>
-        <w:t>Nghiên cứu về phân tích và thiết kế hệ thống csdl</w:t>
-      </w:r>
-    </w:p>
-    <w:p>
-      <w:pPr>
-        <w:jc w:val="both"/>
-        <w:rPr>
-          <w:rFonts w:cs="Times New Roman"/>
-          <w:szCs w:val="28"/>
-        </w:rPr>
-      </w:pPr>
-      <w:r>
-        <w:rPr>
-          <w:rFonts w:cs="Times New Roman"/>
-          <w:szCs w:val="28"/>
-        </w:rPr>
-        <w:t xml:space="preserve">Nghiên cứu về công nghệ thiết kế web (html&amp;css, jquery, boostrap 4, </w:t>
-      </w:r>
-      <w:r>
-        <w:rPr>
-          <w:rFonts w:cs="Times New Roman"/>
-          <w:szCs w:val="28"/>
-        </w:rPr>
-        <w:t>PHP Laravel</w:t>
-      </w:r>
-      <w:r>
-        <w:rPr>
-          <w:rFonts w:cs="Times New Roman"/>
-          <w:szCs w:val="28"/>
-        </w:rPr>
-        <w:t xml:space="preserve"> ...)</w:t>
-      </w:r>
-    </w:p>
-    <w:p>
-      <w:pPr>
         <w:pStyle w:val="Heading2"/>
       </w:pPr>
-      <w:bookmarkStart w:id="11" w:name="_Toc220135165"/>
-      <w:r>
-        <w:t>4. Phương pháp nghiên cứu.</w:t>
+      <w:bookmarkStart w:id="11" w:name="_Toc220135166"/>
+      <w:r>
+        <w:t>5. Bố cục của đồ án</w:t>
+      </w:r>
+      <w:r>
+        <w:t>.</w:t>
       </w:r>
       <w:bookmarkEnd w:id="11"/>
     </w:p>
     <w:p>
       <w:pPr>
-        <w:rPr>
+        <w:jc w:val="both"/>
+        <w:rPr>
+          <w:rFonts w:cs="Times New Roman"/>
+          <w:color w:val="000000" w:themeColor="text1"/>
+          <w:szCs w:val="28"/>
+        </w:rPr>
+      </w:pPr>
+      <w:r>
+        <w:rPr>
+          <w:rFonts w:cs="Times New Roman"/>
+          <w:color w:val="000000" w:themeColor="text1"/>
+          <w:szCs w:val="28"/>
+        </w:rPr>
+        <w:t xml:space="preserve">Ngoài phần mở đầu và phần kết luận, </w:t>
+      </w:r>
+      <w:r>
+        <w:rPr>
+          <w:rFonts w:cs="Times New Roman"/>
+          <w:color w:val="000000" w:themeColor="text1"/>
+          <w:szCs w:val="28"/>
+        </w:rPr>
+        <w:t>đồ án</w:t>
+      </w:r>
+      <w:r>
+        <w:rPr>
+          <w:rFonts w:cs="Times New Roman"/>
+          <w:color w:val="000000" w:themeColor="text1"/>
+          <w:szCs w:val="28"/>
+        </w:rPr>
+        <w:t xml:space="preserve"> được cấu trúc gồ</w:t>
+      </w:r>
+      <w:r>
+        <w:rPr>
+          <w:rFonts w:cs="Times New Roman"/>
+          <w:color w:val="000000" w:themeColor="text1"/>
+          <w:szCs w:val="28"/>
+        </w:rPr>
+        <w:t>m ba</w:t>
+      </w:r>
+      <w:r>
+        <w:rPr>
+          <w:rFonts w:cs="Times New Roman"/>
+          <w:color w:val="000000" w:themeColor="text1"/>
+          <w:szCs w:val="28"/>
+        </w:rPr>
+        <w:t xml:space="preserve"> chương sau:</w:t>
+      </w:r>
+    </w:p>
+    <w:p>
+      <w:pPr>
+        <w:jc w:val="both"/>
+        <w:rPr>
+          <w:rFonts w:cs="Times New Roman"/>
+          <w:b/>
+          <w:color w:val="000000" w:themeColor="text1"/>
+          <w:szCs w:val="28"/>
+        </w:rPr>
+      </w:pPr>
+      <w:r>
+        <w:rPr>
+          <w:rFonts w:cs="Times New Roman"/>
+          <w:b/>
+          <w:color w:val="000000" w:themeColor="text1"/>
+          <w:szCs w:val="28"/>
+        </w:rPr>
+        <w:t xml:space="preserve">Chương 1 </w:t>
+      </w:r>
+      <w:r>
+        <w:rPr>
+          <w:rFonts w:cs="Times New Roman"/>
+          <w:b/>
+          <w:color w:val="000000" w:themeColor="text1"/>
+          <w:szCs w:val="28"/>
+        </w:rPr>
+        <w:t>–</w:t>
+      </w:r>
+      <w:r>
+        <w:rPr>
+          <w:rFonts w:cs="Times New Roman"/>
+          <w:b/>
+          <w:color w:val="000000" w:themeColor="text1"/>
+          <w:szCs w:val="28"/>
+        </w:rPr>
+        <w:t xml:space="preserve"> </w:t>
+      </w:r>
+      <w:r>
+        <w:rPr>
+          <w:rFonts w:cs="Times New Roman"/>
+          <w:b/>
+          <w:color w:val="000000" w:themeColor="text1"/>
+          <w:szCs w:val="28"/>
+        </w:rPr>
+        <w:t>Tổng quan</w:t>
+      </w:r>
+      <w:r>
+        <w:rPr>
+          <w:rFonts w:cs="Times New Roman"/>
+          <w:b/>
+          <w:color w:val="000000" w:themeColor="text1"/>
+          <w:szCs w:val="28"/>
+        </w:rPr>
+        <w:t xml:space="preserve"> về hệ thống </w:t>
+      </w:r>
+      <w:r>
+        <w:rPr>
+          <w:rFonts w:cs="Times New Roman"/>
+          <w:b/>
+          <w:color w:val="000000" w:themeColor="text1"/>
+          <w:szCs w:val="28"/>
+        </w:rPr>
+        <w:t>bán điện thoại và phụ kiện</w:t>
+      </w:r>
+    </w:p>
+    <w:p>
+      <w:pPr>
+        <w:jc w:val="both"/>
+        <w:rPr>
+          <w:rFonts w:cs="Times New Roman"/>
           <w:b/>
           <w:bCs/>
-        </w:rPr>
-      </w:pPr>
-      <w:r>
-        <w:rPr>
-          <w:rFonts w:cs="Times New Roman"/>
-          <w:szCs w:val="28"/>
-        </w:rPr>
-        <w:t xml:space="preserve">Trong quá trình thực hiện đồ án, em đã trao đổi định kỳ với giáo viên hướng dẫn và bạn bè để rà soát mục tiêu, phạm vi và hoàn thiện yêu cầu chức năng, đồng thời tham khảo các website đặt </w:t>
-      </w:r>
-      <w:r>
-        <w:rPr>
-          <w:rFonts w:cs="Times New Roman"/>
-          <w:szCs w:val="28"/>
-        </w:rPr>
-        <w:t>hàng</w:t>
-      </w:r>
-      <w:r>
-        <w:rPr>
-          <w:rFonts w:cs="Times New Roman"/>
-          <w:szCs w:val="28"/>
-        </w:rPr>
-        <w:t xml:space="preserve"> trực tuyến tiêu biểu như </w:t>
-      </w:r>
-      <w:r>
-        <w:rPr>
-          <w:u w:val="single"/>
-        </w:rPr>
-        <w:t xml:space="preserve"> thegiodidong.com</w:t>
-      </w:r>
-      <w:r>
-        <w:rPr>
-          <w:rFonts w:cs="Times New Roman"/>
+          <w:color w:val="000000" w:themeColor="text1"/>
+          <w:szCs w:val="28"/>
+        </w:rPr>
+      </w:pPr>
+      <w:r>
+        <w:rPr>
+          <w:rFonts w:cs="Times New Roman"/>
+          <w:b/>
+          <w:color w:val="000000" w:themeColor="text1"/>
+          <w:szCs w:val="28"/>
+        </w:rPr>
+        <w:t xml:space="preserve">Chương 2 </w:t>
+      </w:r>
+      <w:r>
+        <w:rPr>
+          <w:rFonts w:cs="Times New Roman"/>
+          <w:b/>
+          <w:color w:val="000000" w:themeColor="text1"/>
+          <w:szCs w:val="28"/>
+        </w:rPr>
+        <w:t>–</w:t>
+      </w:r>
+      <w:r>
+        <w:rPr>
+          <w:rFonts w:cs="Times New Roman"/>
+          <w:color w:val="000000" w:themeColor="text1"/>
           <w:szCs w:val="28"/>
         </w:rPr>
         <w:t xml:space="preserve"> </w:t>
@@ -10520,334 +10738,114 @@
       <w:r>
         <w:rPr>
           <w:rFonts w:cs="Times New Roman"/>
-          <w:szCs w:val="28"/>
-        </w:rPr>
-        <w:t xml:space="preserve">và </w:t>
-      </w:r>
-      <w:r>
-        <w:rPr>
-          <w:u w:val="single"/>
-        </w:rPr>
-        <w:t>cellphones</w:t>
-      </w:r>
-      <w:r>
-        <w:rPr>
-          <w:u w:val="single"/>
-        </w:rPr>
-        <w:t>.com</w:t>
-      </w:r>
-      <w:r>
-        <w:rPr>
-          <w:rFonts w:cs="Times New Roman"/>
-          <w:szCs w:val="28"/>
-        </w:rPr>
-        <w:t xml:space="preserve"> để phân tích luồng đặt chỗ và cách trình bày giao diện. Em chọn sử dụng giao diện Bootstrap có sẵn, triển khai môi trường phát triển trên VSCode và XAMPP, rồi tiến hành phân tích nghiệp vụ qua sơ đồ use-case, activity và class diagram để làm rõ quy trình và quan hệ dữ liệu. Hệ thống được thiết kế theo mô hình MVC, sử dụng MySQL làm cơ sở dữ liệu, phát triển trên Laravel với Eloquent ORM cho tương tác dữ liệu và AJAX để nâng cao trải nghiệm tìm kiếm, lọc </w:t>
-      </w:r>
-      <w:r>
-        <w:rPr>
-          <w:rFonts w:cs="Times New Roman"/>
-          <w:szCs w:val="28"/>
-        </w:rPr>
-        <w:t>sản phẩm</w:t>
-      </w:r>
-      <w:r>
-        <w:rPr>
-          <w:rFonts w:cs="Times New Roman"/>
-          <w:szCs w:val="28"/>
-        </w:rPr>
-        <w:t xml:space="preserve"> và đặt </w:t>
-      </w:r>
-      <w:r>
-        <w:rPr>
-          <w:rFonts w:cs="Times New Roman"/>
-          <w:szCs w:val="28"/>
-        </w:rPr>
-        <w:t>hàng</w:t>
-      </w:r>
-      <w:r>
-        <w:rPr>
-          <w:rFonts w:cs="Times New Roman"/>
-          <w:szCs w:val="28"/>
-        </w:rPr>
-        <w:t>. Cuối cùng, em chạy kiểm thử giao diện và chức năng trên Google Chrome (sử dụng Chrome DevTools, kiểm thử tích hợp và kiểm thử chấp nhận người dùng (UAT) qua các kịch bản thực tế, rồi điều chỉnh và tối ưu hiệu năng trước khi triển khai lên môi trường staging.</w:t>
+          <w:b/>
+          <w:bCs/>
+          <w:color w:val="000000" w:themeColor="text1"/>
+          <w:szCs w:val="28"/>
+        </w:rPr>
+        <w:t>Phân tích và thiết kế hệ thống</w:t>
       </w:r>
     </w:p>
     <w:p>
       <w:pPr>
-        <w:pStyle w:val="Heading2"/>
-      </w:pPr>
-      <w:bookmarkStart w:id="12" w:name="_Toc220135166"/>
-      <w:r>
-        <w:t>5. Bố cục của đồ án</w:t>
-      </w:r>
-      <w:r>
-        <w:t>.</w:t>
+        <w:jc w:val="both"/>
+        <w:rPr>
+          <w:rFonts w:cs="Times New Roman"/>
+          <w:b/>
+          <w:color w:val="000000" w:themeColor="text1"/>
+          <w:szCs w:val="28"/>
+        </w:rPr>
+      </w:pPr>
+      <w:r>
+        <w:rPr>
+          <w:rFonts w:cs="Times New Roman"/>
+          <w:b/>
+          <w:color w:val="000000" w:themeColor="text1"/>
+          <w:szCs w:val="28"/>
+        </w:rPr>
+        <w:t xml:space="preserve">Chương 3 </w:t>
+      </w:r>
+      <w:r>
+        <w:rPr>
+          <w:rFonts w:cs="Times New Roman"/>
+          <w:b/>
+          <w:color w:val="000000" w:themeColor="text1"/>
+          <w:szCs w:val="28"/>
+        </w:rPr>
+        <w:t>–</w:t>
+      </w:r>
+      <w:r>
+        <w:rPr>
+          <w:rFonts w:cs="Times New Roman"/>
+          <w:b/>
+          <w:color w:val="000000" w:themeColor="text1"/>
+          <w:szCs w:val="28"/>
+        </w:rPr>
+        <w:t xml:space="preserve"> </w:t>
+      </w:r>
+      <w:r>
+        <w:rPr>
+          <w:rFonts w:cs="Times New Roman"/>
+          <w:b/>
+          <w:color w:val="000000" w:themeColor="text1"/>
+          <w:szCs w:val="28"/>
+        </w:rPr>
+        <w:t>Xây dự</w:t>
+      </w:r>
+      <w:r>
+        <w:rPr>
+          <w:rFonts w:cs="Times New Roman"/>
+          <w:b/>
+          <w:color w:val="000000" w:themeColor="text1"/>
+          <w:szCs w:val="28"/>
+        </w:rPr>
+        <w:t>ng</w:t>
+      </w:r>
+      <w:r>
+        <w:rPr>
+          <w:rFonts w:cs="Times New Roman"/>
+          <w:b/>
+          <w:color w:val="000000" w:themeColor="text1"/>
+          <w:szCs w:val="28"/>
+        </w:rPr>
+        <w:t xml:space="preserve"> và kiểm thử hệ thống</w:t>
+      </w:r>
+    </w:p>
+    <w:p>
+      <w:pPr>
+        <w:pStyle w:val="Heading1"/>
+      </w:pPr>
+      <w:r>
+        <w:lastRenderedPageBreak/>
+        <w:t xml:space="preserve"> </w:t>
+      </w:r>
+      <w:bookmarkStart w:id="12" w:name="_Toc220135167"/>
+      <w:r>
+        <w:t>CHƯƠNG 1. TỔNG QUAN VỀ HỆ THỐNG</w:t>
       </w:r>
       <w:bookmarkEnd w:id="12"/>
     </w:p>
     <w:p>
       <w:pPr>
-        <w:jc w:val="both"/>
-        <w:rPr>
-          <w:rFonts w:cs="Times New Roman"/>
-          <w:color w:val="000000" w:themeColor="text1"/>
-          <w:szCs w:val="28"/>
-        </w:rPr>
-      </w:pPr>
-      <w:r>
-        <w:rPr>
-          <w:rFonts w:cs="Times New Roman"/>
-          <w:color w:val="000000" w:themeColor="text1"/>
-          <w:szCs w:val="28"/>
-        </w:rPr>
-        <w:t xml:space="preserve">Ngoài phần mở đầu và phần kết luận, </w:t>
-      </w:r>
-      <w:r>
-        <w:rPr>
-          <w:rFonts w:cs="Times New Roman"/>
-          <w:color w:val="000000" w:themeColor="text1"/>
-          <w:szCs w:val="28"/>
-        </w:rPr>
-        <w:t>đồ án</w:t>
-      </w:r>
-      <w:r>
-        <w:rPr>
-          <w:rFonts w:cs="Times New Roman"/>
-          <w:color w:val="000000" w:themeColor="text1"/>
-          <w:szCs w:val="28"/>
-        </w:rPr>
-        <w:t xml:space="preserve"> được cấu trúc gồ</w:t>
-      </w:r>
-      <w:r>
-        <w:rPr>
-          <w:rFonts w:cs="Times New Roman"/>
-          <w:color w:val="000000" w:themeColor="text1"/>
-          <w:szCs w:val="28"/>
-        </w:rPr>
-        <w:t>m ba</w:t>
-      </w:r>
-      <w:r>
-        <w:rPr>
-          <w:rFonts w:cs="Times New Roman"/>
-          <w:color w:val="000000" w:themeColor="text1"/>
-          <w:szCs w:val="28"/>
-        </w:rPr>
-        <w:t xml:space="preserve"> chương sau:</w:t>
-      </w:r>
-    </w:p>
-    <w:p>
-      <w:pPr>
-        <w:jc w:val="both"/>
-        <w:rPr>
-          <w:rFonts w:cs="Times New Roman"/>
-          <w:b/>
-          <w:color w:val="000000" w:themeColor="text1"/>
-          <w:szCs w:val="28"/>
-        </w:rPr>
-      </w:pPr>
-      <w:r>
-        <w:rPr>
-          <w:rFonts w:cs="Times New Roman"/>
-          <w:b/>
-          <w:color w:val="000000" w:themeColor="text1"/>
-          <w:szCs w:val="28"/>
-        </w:rPr>
-        <w:t xml:space="preserve">Chương 1 </w:t>
-      </w:r>
-      <w:r>
-        <w:rPr>
-          <w:rFonts w:cs="Times New Roman"/>
-          <w:b/>
-          <w:color w:val="000000" w:themeColor="text1"/>
-          <w:szCs w:val="28"/>
-        </w:rPr>
-        <w:t>–</w:t>
-      </w:r>
-      <w:r>
-        <w:rPr>
-          <w:rFonts w:cs="Times New Roman"/>
-          <w:b/>
-          <w:color w:val="000000" w:themeColor="text1"/>
-          <w:szCs w:val="28"/>
-        </w:rPr>
-        <w:t xml:space="preserve"> </w:t>
-      </w:r>
-      <w:r>
-        <w:rPr>
-          <w:rFonts w:cs="Times New Roman"/>
-          <w:b/>
-          <w:color w:val="000000" w:themeColor="text1"/>
-          <w:szCs w:val="28"/>
-        </w:rPr>
-        <w:t>Tổng quan</w:t>
-      </w:r>
-      <w:r>
-        <w:rPr>
-          <w:rFonts w:cs="Times New Roman"/>
-          <w:b/>
-          <w:color w:val="000000" w:themeColor="text1"/>
-          <w:szCs w:val="28"/>
-        </w:rPr>
-        <w:t xml:space="preserve"> về hệ thống </w:t>
-      </w:r>
-      <w:r>
-        <w:rPr>
-          <w:rFonts w:cs="Times New Roman"/>
-          <w:b/>
-          <w:color w:val="000000" w:themeColor="text1"/>
-          <w:szCs w:val="28"/>
-        </w:rPr>
-        <w:t>bán điện thoại và phụ kiện</w:t>
-      </w:r>
-    </w:p>
-    <w:p>
-      <w:pPr>
-        <w:jc w:val="both"/>
-        <w:rPr>
-          <w:rFonts w:cs="Times New Roman"/>
-          <w:b/>
-          <w:bCs/>
-          <w:color w:val="000000" w:themeColor="text1"/>
-          <w:szCs w:val="28"/>
-        </w:rPr>
-      </w:pPr>
-      <w:r>
-        <w:rPr>
-          <w:rFonts w:cs="Times New Roman"/>
-          <w:b/>
-          <w:color w:val="000000" w:themeColor="text1"/>
-          <w:szCs w:val="28"/>
-        </w:rPr>
-        <w:t xml:space="preserve">Chương 2 </w:t>
-      </w:r>
-      <w:r>
-        <w:rPr>
-          <w:rFonts w:cs="Times New Roman"/>
-          <w:b/>
-          <w:color w:val="000000" w:themeColor="text1"/>
-          <w:szCs w:val="28"/>
-        </w:rPr>
-        <w:t>–</w:t>
-      </w:r>
-      <w:r>
-        <w:rPr>
-          <w:rFonts w:cs="Times New Roman"/>
-          <w:color w:val="000000" w:themeColor="text1"/>
-          <w:szCs w:val="28"/>
-        </w:rPr>
-        <w:t xml:space="preserve"> </w:t>
-      </w:r>
-      <w:r>
-        <w:rPr>
-          <w:rFonts w:cs="Times New Roman"/>
-          <w:b/>
-          <w:bCs/>
-          <w:color w:val="000000" w:themeColor="text1"/>
-          <w:szCs w:val="28"/>
-        </w:rPr>
-        <w:t>Phân tích và thiết kế hệ thống</w:t>
-      </w:r>
-    </w:p>
-    <w:p>
-      <w:pPr>
-        <w:jc w:val="both"/>
-        <w:rPr>
-          <w:rFonts w:cs="Times New Roman"/>
-          <w:b/>
-          <w:color w:val="000000" w:themeColor="text1"/>
-          <w:szCs w:val="28"/>
-        </w:rPr>
-      </w:pPr>
-      <w:r>
-        <w:rPr>
-          <w:rFonts w:cs="Times New Roman"/>
-          <w:b/>
-          <w:color w:val="000000" w:themeColor="text1"/>
-          <w:szCs w:val="28"/>
-        </w:rPr>
-        <w:t xml:space="preserve">Chương 3 </w:t>
-      </w:r>
-      <w:r>
-        <w:rPr>
-          <w:rFonts w:cs="Times New Roman"/>
-          <w:b/>
-          <w:color w:val="000000" w:themeColor="text1"/>
-          <w:szCs w:val="28"/>
-        </w:rPr>
-        <w:t>–</w:t>
-      </w:r>
-      <w:r>
-        <w:rPr>
-          <w:rFonts w:cs="Times New Roman"/>
-          <w:b/>
-          <w:color w:val="000000" w:themeColor="text1"/>
-          <w:szCs w:val="28"/>
-        </w:rPr>
-        <w:t xml:space="preserve"> </w:t>
-      </w:r>
-      <w:r>
-        <w:rPr>
-          <w:rFonts w:cs="Times New Roman"/>
-          <w:b/>
-          <w:color w:val="000000" w:themeColor="text1"/>
-          <w:szCs w:val="28"/>
-        </w:rPr>
-        <w:t>Xây dự</w:t>
-      </w:r>
-      <w:r>
-        <w:rPr>
-          <w:rFonts w:cs="Times New Roman"/>
-          <w:b/>
-          <w:color w:val="000000" w:themeColor="text1"/>
-          <w:szCs w:val="28"/>
-        </w:rPr>
-        <w:t>ng</w:t>
-      </w:r>
-      <w:r>
-        <w:rPr>
-          <w:rFonts w:cs="Times New Roman"/>
-          <w:b/>
-          <w:color w:val="000000" w:themeColor="text1"/>
-          <w:szCs w:val="28"/>
-        </w:rPr>
-        <w:t xml:space="preserve"> và kiểm thử hệ thống</w:t>
-      </w:r>
-    </w:p>
-    <w:p>
-      <w:pPr>
-        <w:pStyle w:val="Heading1"/>
-      </w:pPr>
-      <w:r>
-        <w:lastRenderedPageBreak/>
-        <w:t xml:space="preserve"> </w:t>
-      </w:r>
-      <w:bookmarkStart w:id="13" w:name="_Toc220135167"/>
-      <w:r>
-        <w:t>CHƯƠNG 1. TỔNG QUAN VỀ HỆ THỐNG</w:t>
+        <w:pStyle w:val="Heading2"/>
+      </w:pPr>
+      <w:bookmarkStart w:id="13" w:name="_Toc220135168"/>
+      <w:r>
+        <w:t xml:space="preserve">1.1. </w:t>
+      </w:r>
+      <w:r>
+        <w:t>Tổng quan về hệ thống</w:t>
+      </w:r>
+      <w:r>
+        <w:t xml:space="preserve"> đặt </w:t>
+      </w:r>
+      <w:r>
+        <w:t xml:space="preserve">hàng </w:t>
+      </w:r>
+      <w:r>
+        <w:t>điện thoại di động và phụ kiện Cò Store</w:t>
       </w:r>
       <w:bookmarkEnd w:id="13"/>
-    </w:p>
-    <w:p>
-      <w:pPr>
-        <w:pStyle w:val="Heading2"/>
-      </w:pPr>
-      <w:bookmarkStart w:id="14" w:name="_Toc220135168"/>
-      <w:r>
-        <w:t xml:space="preserve">1.1. </w:t>
-      </w:r>
-      <w:r>
-        <w:t>Tổng quan về hệ thống</w:t>
-      </w:r>
-      <w:r>
-        <w:t xml:space="preserve"> đặt </w:t>
-      </w:r>
-      <w:r>
-        <w:t xml:space="preserve">hàng </w:t>
-      </w:r>
-      <w:r>
-        <w:t>điện thoại di động và phụ kiện Cò Store</w:t>
-      </w:r>
-      <w:bookmarkEnd w:id="14"/>
     </w:p>
     <w:p>
       <w:pPr>
@@ -10978,32 +10976,22 @@
         <w:pStyle w:val="Caption"/>
         <w:jc w:val="center"/>
       </w:pPr>
-      <w:bookmarkStart w:id="15" w:name="_Toc81547120"/>
+      <w:bookmarkStart w:id="14" w:name="_Toc81547120"/>
       <w:r>
         <w:t>Hình 1.</w:t>
       </w:r>
-      <w:r>
-        <w:fldChar w:fldCharType="begin"/>
-      </w:r>
-      <w:r>
-        <w:instrText xml:space="preserve"> SEQ Hình_3. \* ARABIC </w:instrText>
-      </w:r>
-      <w:r>
-        <w:fldChar w:fldCharType="separate"/>
-      </w:r>
-      <w:r>
-        <w:t>1</w:t>
-      </w:r>
-      <w:r>
-        <w:fldChar w:fldCharType="end"/>
-      </w:r>
+      <w:fldSimple w:instr=" SEQ Hình_3. \* ARABIC ">
+        <w:r>
+          <w:t>1</w:t>
+        </w:r>
+      </w:fldSimple>
       <w:r>
         <w:t xml:space="preserve"> Sơ đồ mô phỏng quá trình mua bán trực tiếp tại</w:t>
       </w:r>
       <w:r>
         <w:t xml:space="preserve"> cửa hàng</w:t>
       </w:r>
-      <w:bookmarkEnd w:id="15"/>
+      <w:bookmarkEnd w:id="14"/>
     </w:p>
     <w:p>
       <w:pPr>
@@ -11069,28 +11057,494 @@
       <w:pPr>
         <w:pStyle w:val="Heading2"/>
       </w:pPr>
-      <w:bookmarkStart w:id="16" w:name="_Toc220135169"/>
+      <w:bookmarkStart w:id="15" w:name="_Toc220135169"/>
       <w:r>
         <w:t xml:space="preserve">1.2. </w:t>
       </w:r>
       <w:r>
         <w:t>Mô tả các nghiệp vụ của hệ thống</w:t>
+      </w:r>
+      <w:bookmarkEnd w:id="15"/>
+    </w:p>
+    <w:p>
+      <w:pPr>
+        <w:pStyle w:val="Heading3"/>
+      </w:pPr>
+      <w:bookmarkStart w:id="16" w:name="_Toc220135170"/>
+      <w:r>
+        <w:t xml:space="preserve">1.2.1. </w:t>
+      </w:r>
+      <w:r>
+        <w:t xml:space="preserve">Mô hình </w:t>
+      </w:r>
+      <w:r>
+        <w:t>tổ chức</w:t>
       </w:r>
       <w:bookmarkEnd w:id="16"/>
     </w:p>
     <w:p>
       <w:pPr>
+        <w:jc w:val="both"/>
+        <w:rPr>
+          <w:rFonts w:cs="Times New Roman"/>
+          <w:szCs w:val="28"/>
+          <w:lang w:val="vi-VN" w:eastAsia="vi-VN"/>
+        </w:rPr>
+      </w:pPr>
+      <w:r>
+        <w:rPr>
+          <w:rFonts w:cs="Times New Roman"/>
+          <w:szCs w:val="28"/>
+          <w:lang w:val="vi-VN" w:eastAsia="vi-VN"/>
+        </w:rPr>
+        <w:t xml:space="preserve">Website </w:t>
+      </w:r>
+      <w:r>
+        <w:rPr>
+          <w:rFonts w:cs="Times New Roman"/>
+          <w:szCs w:val="28"/>
+          <w:lang w:eastAsia="vi-VN"/>
+        </w:rPr>
+        <w:t>bán điện thoại và phụ kiện</w:t>
+      </w:r>
+      <w:r>
+        <w:rPr>
+          <w:rFonts w:cs="Times New Roman"/>
+          <w:szCs w:val="28"/>
+          <w:lang w:val="vi-VN" w:eastAsia="vi-VN"/>
+        </w:rPr>
+        <w:t xml:space="preserve"> được tổ chức theo mô hình hiện đại, tối ưu trải nghiệm người dùng ngay từ trang chủ với giao diện sạch sẽ, dễ quan sát. Các </w:t>
+      </w:r>
+      <w:r>
+        <w:rPr>
+          <w:rFonts w:cs="Times New Roman"/>
+          <w:szCs w:val="28"/>
+          <w:lang w:eastAsia="vi-VN"/>
+        </w:rPr>
+        <w:t xml:space="preserve">sản phẩm </w:t>
+      </w:r>
+      <w:r>
+        <w:rPr>
+          <w:rFonts w:cs="Times New Roman"/>
+          <w:szCs w:val="28"/>
+          <w:lang w:val="vi-VN" w:eastAsia="vi-VN"/>
+        </w:rPr>
+        <w:t>được phân chia khoa học thành các nhóm như</w:t>
+      </w:r>
+      <w:r>
+        <w:rPr>
+          <w:rFonts w:cs="Times New Roman"/>
+          <w:szCs w:val="28"/>
+          <w:lang w:eastAsia="vi-VN"/>
+        </w:rPr>
+        <w:t xml:space="preserve"> </w:t>
+      </w:r>
+      <w:r>
+        <w:rPr>
+          <w:rFonts w:cs="Times New Roman"/>
+          <w:szCs w:val="28"/>
+          <w:lang w:eastAsia="vi-VN"/>
+        </w:rPr>
+        <w:t>sản phẩm mới</w:t>
+      </w:r>
+      <w:r>
+        <w:rPr>
+          <w:rFonts w:cs="Times New Roman"/>
+          <w:szCs w:val="28"/>
+          <w:lang w:eastAsia="vi-VN"/>
+        </w:rPr>
+        <w:t xml:space="preserve">, </w:t>
+      </w:r>
+      <w:r>
+        <w:rPr>
+          <w:rFonts w:cs="Times New Roman"/>
+          <w:szCs w:val="28"/>
+          <w:lang w:eastAsia="vi-VN"/>
+        </w:rPr>
+        <w:t>sản phẩm bán chạy</w:t>
+      </w:r>
+      <w:r>
+        <w:rPr>
+          <w:rFonts w:cs="Times New Roman"/>
+          <w:szCs w:val="28"/>
+          <w:lang w:eastAsia="vi-VN"/>
+        </w:rPr>
+        <w:t xml:space="preserve">, </w:t>
+      </w:r>
+      <w:r>
+        <w:rPr>
+          <w:rFonts w:cs="Times New Roman"/>
+          <w:szCs w:val="28"/>
+          <w:lang w:eastAsia="vi-VN"/>
+        </w:rPr>
+        <w:t xml:space="preserve">giảm giá nhiều... </w:t>
+      </w:r>
+      <w:r>
+        <w:rPr>
+          <w:rFonts w:cs="Times New Roman"/>
+          <w:szCs w:val="28"/>
+          <w:lang w:val="vi-VN" w:eastAsia="vi-VN"/>
+        </w:rPr>
+        <w:t>giúp khách dễ dàng thu hẹp phạm vi tìm kiếm</w:t>
+      </w:r>
+      <w:r>
+        <w:rPr>
+          <w:rFonts w:cs="Times New Roman"/>
+          <w:szCs w:val="28"/>
+          <w:lang w:eastAsia="vi-VN"/>
+        </w:rPr>
+        <w:t xml:space="preserve"> và lựa chọn sản phẩm phù hợp</w:t>
+      </w:r>
+      <w:r>
+        <w:rPr>
+          <w:rFonts w:cs="Times New Roman"/>
+          <w:szCs w:val="28"/>
+          <w:lang w:val="vi-VN" w:eastAsia="vi-VN"/>
+        </w:rPr>
+        <w:t>.</w:t>
+      </w:r>
+    </w:p>
+    <w:p>
+      <w:pPr>
+        <w:jc w:val="both"/>
+        <w:rPr>
+          <w:rFonts w:cs="Times New Roman"/>
+          <w:szCs w:val="28"/>
+          <w:lang w:val="vi-VN" w:eastAsia="vi-VN"/>
+        </w:rPr>
+      </w:pPr>
+      <w:r>
+        <w:rPr>
+          <w:rFonts w:cs="Times New Roman"/>
+          <w:szCs w:val="28"/>
+          <w:lang w:val="vi-VN" w:eastAsia="vi-VN"/>
+        </w:rPr>
+        <w:t xml:space="preserve">Mỗi nhóm </w:t>
+      </w:r>
+      <w:r>
+        <w:rPr>
+          <w:rFonts w:cs="Times New Roman"/>
+          <w:szCs w:val="28"/>
+          <w:lang w:eastAsia="vi-VN"/>
+        </w:rPr>
+        <w:t>sản phẩm</w:t>
+      </w:r>
+      <w:r>
+        <w:rPr>
+          <w:rFonts w:cs="Times New Roman"/>
+          <w:szCs w:val="28"/>
+          <w:lang w:val="vi-VN" w:eastAsia="vi-VN"/>
+        </w:rPr>
+        <w:t xml:space="preserve"> lại được chia tiếp theo tiêu chí mức giá,</w:t>
+      </w:r>
+      <w:r>
+        <w:rPr>
+          <w:rFonts w:cs="Times New Roman"/>
+          <w:szCs w:val="28"/>
+          <w:lang w:eastAsia="vi-VN"/>
+        </w:rPr>
+        <w:t xml:space="preserve"> mô tả</w:t>
+      </w:r>
+      <w:r>
+        <w:rPr>
+          <w:rFonts w:cs="Times New Roman"/>
+          <w:szCs w:val="28"/>
+          <w:lang w:eastAsia="vi-VN"/>
+        </w:rPr>
+        <w:t xml:space="preserve"> số sao mỗi </w:t>
+      </w:r>
+      <w:r>
+        <w:rPr>
+          <w:rFonts w:cs="Times New Roman"/>
+          <w:szCs w:val="28"/>
+          <w:lang w:eastAsia="vi-VN"/>
+        </w:rPr>
+        <w:t>sản phẩm</w:t>
+      </w:r>
+      <w:r>
+        <w:rPr>
+          <w:rFonts w:cs="Times New Roman"/>
+          <w:szCs w:val="28"/>
+          <w:lang w:eastAsia="vi-VN"/>
+        </w:rPr>
+        <w:t xml:space="preserve"> được đánh giá từ khách hàng </w:t>
+      </w:r>
+      <w:r>
+        <w:rPr>
+          <w:rFonts w:cs="Times New Roman"/>
+          <w:szCs w:val="28"/>
+          <w:lang w:val="vi-VN" w:eastAsia="vi-VN"/>
+        </w:rPr>
+        <w:t xml:space="preserve">cho phép người dùng lọc chính xác theo nhu cầu. Trang chi tiết </w:t>
+      </w:r>
+      <w:r>
+        <w:rPr>
+          <w:rFonts w:cs="Times New Roman"/>
+          <w:szCs w:val="28"/>
+          <w:lang w:eastAsia="vi-VN"/>
+        </w:rPr>
+        <w:t>sản phẩm</w:t>
+      </w:r>
+      <w:r>
+        <w:rPr>
+          <w:rFonts w:cs="Times New Roman"/>
+          <w:szCs w:val="28"/>
+          <w:lang w:val="vi-VN" w:eastAsia="vi-VN"/>
+        </w:rPr>
+        <w:t xml:space="preserve"> hiển thị đầy đủ hình ảnh chất lượng cao, lịch trình từng ngày kèm mô tả, giá thành, tạo sự minh bạch và tin cậy.</w:t>
+      </w:r>
+    </w:p>
+    <w:p>
+      <w:pPr>
+        <w:jc w:val="both"/>
+        <w:rPr>
+          <w:rFonts w:cs="Times New Roman"/>
+          <w:szCs w:val="28"/>
+          <w:lang w:eastAsia="vi-VN"/>
+        </w:rPr>
+      </w:pPr>
+      <w:r>
+        <w:rPr>
+          <w:rFonts w:cs="Times New Roman"/>
+          <w:szCs w:val="28"/>
+          <w:lang w:val="vi-VN" w:eastAsia="vi-VN"/>
+        </w:rPr>
+        <w:t xml:space="preserve">Hệ thống giỏ đặt </w:t>
+      </w:r>
+      <w:r>
+        <w:rPr>
+          <w:rFonts w:cs="Times New Roman"/>
+          <w:szCs w:val="28"/>
+          <w:lang w:eastAsia="vi-VN"/>
+        </w:rPr>
+        <w:t>hàng</w:t>
+      </w:r>
+      <w:r>
+        <w:rPr>
+          <w:rFonts w:cs="Times New Roman"/>
+          <w:szCs w:val="28"/>
+          <w:lang w:val="vi-VN" w:eastAsia="vi-VN"/>
+        </w:rPr>
+        <w:t xml:space="preserve"> hoạt động thông minh</w:t>
+      </w:r>
+      <w:r>
+        <w:rPr>
+          <w:rFonts w:cs="Times New Roman"/>
+          <w:szCs w:val="28"/>
+          <w:lang w:eastAsia="vi-VN"/>
+        </w:rPr>
+        <w:t>,</w:t>
+      </w:r>
+      <w:r>
+        <w:rPr>
+          <w:rFonts w:cs="Times New Roman"/>
+          <w:szCs w:val="28"/>
+          <w:lang w:val="vi-VN" w:eastAsia="vi-VN"/>
+        </w:rPr>
+        <w:t xml:space="preserve"> người dùng có thể thêm nhiều </w:t>
+      </w:r>
+      <w:r>
+        <w:rPr>
+          <w:rFonts w:cs="Times New Roman"/>
+          <w:szCs w:val="28"/>
+          <w:lang w:eastAsia="vi-VN"/>
+        </w:rPr>
+        <w:t>sản phẩm</w:t>
+      </w:r>
+      <w:r>
+        <w:rPr>
+          <w:rFonts w:cs="Times New Roman"/>
+          <w:szCs w:val="28"/>
+          <w:lang w:val="vi-VN" w:eastAsia="vi-VN"/>
+        </w:rPr>
+        <w:t xml:space="preserve"> vào giỏ,</w:t>
+      </w:r>
+      <w:r>
+        <w:rPr>
+          <w:rFonts w:cs="Times New Roman"/>
+          <w:szCs w:val="28"/>
+          <w:lang w:eastAsia="vi-VN"/>
+        </w:rPr>
+        <w:t xml:space="preserve"> thêm vào mục yêu thích,</w:t>
+      </w:r>
+      <w:r>
+        <w:rPr>
+          <w:rFonts w:cs="Times New Roman"/>
+          <w:szCs w:val="28"/>
+          <w:lang w:val="vi-VN" w:eastAsia="vi-VN"/>
+        </w:rPr>
+        <w:t xml:space="preserve"> xem nhanh tóm tắt tên </w:t>
+      </w:r>
+      <w:r>
+        <w:rPr>
+          <w:rFonts w:cs="Times New Roman"/>
+          <w:szCs w:val="28"/>
+          <w:lang w:eastAsia="vi-VN"/>
+        </w:rPr>
+        <w:t>sản phẩm</w:t>
+      </w:r>
+      <w:r>
+        <w:rPr>
+          <w:rFonts w:cs="Times New Roman"/>
+          <w:szCs w:val="28"/>
+          <w:lang w:val="vi-VN" w:eastAsia="vi-VN"/>
+        </w:rPr>
+        <w:t>,</w:t>
+      </w:r>
+      <w:r>
+        <w:rPr>
+          <w:rFonts w:cs="Times New Roman"/>
+          <w:szCs w:val="28"/>
+          <w:lang w:eastAsia="vi-VN"/>
+        </w:rPr>
+        <w:t xml:space="preserve"> có thể thêm vào giỏ hàng trong lúc xem, giá cả,</w:t>
+      </w:r>
+      <w:r>
+        <w:rPr>
+          <w:rFonts w:cs="Times New Roman"/>
+          <w:szCs w:val="28"/>
+          <w:lang w:val="vi-VN" w:eastAsia="vi-VN"/>
+        </w:rPr>
+        <w:t xml:space="preserve"> tổng chi phí.</w:t>
+      </w:r>
+    </w:p>
+    <w:p>
+      <w:pPr>
+        <w:jc w:val="both"/>
+        <w:rPr>
+          <w:rFonts w:cs="Times New Roman"/>
+          <w:szCs w:val="28"/>
+          <w:lang w:val="vi-VN" w:eastAsia="vi-VN"/>
+        </w:rPr>
+      </w:pPr>
+      <w:r>
+        <w:rPr>
+          <w:rFonts w:cs="Times New Roman"/>
+          <w:szCs w:val="28"/>
+          <w:lang w:val="vi-VN" w:eastAsia="vi-VN"/>
+        </w:rPr>
+        <w:t>Thanh toán được tích hợp chuyển khoản ngân hàng, ví điện tử và</w:t>
+      </w:r>
+      <w:r>
+        <w:rPr>
+          <w:rFonts w:cs="Times New Roman"/>
+          <w:szCs w:val="28"/>
+          <w:lang w:eastAsia="vi-VN"/>
+        </w:rPr>
+        <w:t xml:space="preserve"> thanh toán tại văn phòng</w:t>
+      </w:r>
+      <w:r>
+        <w:rPr>
+          <w:rFonts w:cs="Times New Roman"/>
+          <w:szCs w:val="28"/>
+          <w:lang w:val="vi-VN" w:eastAsia="vi-VN"/>
+        </w:rPr>
+        <w:t xml:space="preserve">, đảm bảo an toàn dữ liệu khách hàng. Sau khi đặt thành công, hệ thống tự động gửi email xác nhận, đồng thời cập nhật trạng thái </w:t>
+      </w:r>
+      <w:r>
+        <w:rPr>
+          <w:rFonts w:cs="Times New Roman"/>
+          <w:szCs w:val="28"/>
+          <w:lang w:eastAsia="vi-VN"/>
+        </w:rPr>
+        <w:t>đặt hàng</w:t>
+      </w:r>
+      <w:r>
+        <w:rPr>
+          <w:rFonts w:cs="Times New Roman"/>
+          <w:szCs w:val="28"/>
+          <w:lang w:val="vi-VN" w:eastAsia="vi-VN"/>
+        </w:rPr>
+        <w:t xml:space="preserve"> tại trang cá nhân của người dùng.</w:t>
+      </w:r>
+    </w:p>
+    <w:p>
+      <w:pPr>
+        <w:jc w:val="both"/>
+        <w:rPr>
+          <w:rFonts w:cs="Times New Roman"/>
+          <w:szCs w:val="28"/>
+          <w:lang w:val="vi-VN" w:eastAsia="vi-VN"/>
+        </w:rPr>
+      </w:pPr>
+      <w:r>
+        <w:rPr>
+          <w:rFonts w:cs="Times New Roman"/>
+          <w:szCs w:val="28"/>
+          <w:lang w:val="vi-VN" w:eastAsia="vi-VN"/>
+        </w:rPr>
+        <w:lastRenderedPageBreak/>
+        <w:t>Thiết kế responsive giúp website hiển thị hoàn hảo trên máy tính, tablet và điện thoại di động. Tốc độ tải trang nhanh, điều hướng mượt mà và thanh công cụ cố định hỗ trợ truy cập nhanh các mục:</w:t>
+      </w:r>
+      <w:r>
+        <w:rPr>
+          <w:rFonts w:cs="Times New Roman"/>
+          <w:szCs w:val="28"/>
+          <w:lang w:eastAsia="vi-VN"/>
+        </w:rPr>
+        <w:t xml:space="preserve"> danh mục, sản phẩm</w:t>
+      </w:r>
+      <w:r>
+        <w:rPr>
+          <w:rFonts w:cs="Times New Roman"/>
+          <w:szCs w:val="28"/>
+          <w:lang w:eastAsia="vi-VN"/>
+        </w:rPr>
+        <w:t xml:space="preserve"> nổi bật cho mỗi người</w:t>
+      </w:r>
+      <w:r>
+        <w:rPr>
+          <w:rFonts w:cs="Times New Roman"/>
+          <w:szCs w:val="28"/>
+          <w:lang w:val="vi-VN" w:eastAsia="vi-VN"/>
+        </w:rPr>
+        <w:t>, Lịch sử đặt</w:t>
+      </w:r>
+      <w:r>
+        <w:rPr>
+          <w:rFonts w:cs="Times New Roman"/>
+          <w:szCs w:val="28"/>
+          <w:lang w:eastAsia="vi-VN"/>
+        </w:rPr>
+        <w:t xml:space="preserve"> hàng</w:t>
+      </w:r>
+      <w:r>
+        <w:rPr>
+          <w:rFonts w:cs="Times New Roman"/>
+          <w:szCs w:val="28"/>
+          <w:lang w:val="vi-VN" w:eastAsia="vi-VN"/>
+        </w:rPr>
+        <w:t xml:space="preserve">, Liên hệ hỗ trợ. </w:t>
+      </w:r>
+    </w:p>
+    <w:p>
+      <w:pPr>
+        <w:rPr>
+          <w:rFonts w:cs="Times New Roman"/>
+          <w:szCs w:val="28"/>
+          <w:lang w:val="vi-VN" w:eastAsia="vi-VN"/>
+        </w:rPr>
+      </w:pPr>
+      <w:r>
+        <w:rPr>
+          <w:rFonts w:cs="Times New Roman"/>
+          <w:szCs w:val="28"/>
+          <w:lang w:val="vi-VN" w:eastAsia="vi-VN"/>
+        </w:rPr>
+        <w:br w:type="page"/>
+      </w:r>
+    </w:p>
+    <w:p>
+      <w:pPr>
         <w:pStyle w:val="Heading3"/>
       </w:pPr>
-      <w:bookmarkStart w:id="17" w:name="_Toc220135170"/>
-      <w:r>
-        <w:t xml:space="preserve">1.2.1. </w:t>
-      </w:r>
-      <w:r>
-        <w:t xml:space="preserve">Mô hình </w:t>
-      </w:r>
-      <w:r>
-        <w:t>tổ chức</w:t>
+      <w:bookmarkStart w:id="17" w:name="_Toc220135171"/>
+      <w:r>
+        <w:lastRenderedPageBreak/>
+        <w:t xml:space="preserve">1.2.2. </w:t>
+      </w:r>
+      <w:r>
+        <w:t>Quy trình nghiệp vụ</w:t>
       </w:r>
       <w:bookmarkEnd w:id="17"/>
     </w:p>
@@ -11100,120 +11554,32 @@
         <w:rPr>
           <w:rFonts w:cs="Times New Roman"/>
           <w:szCs w:val="28"/>
+          <w:lang w:val="vi-VN"/>
+        </w:rPr>
+      </w:pPr>
+      <w:r>
+        <w:rPr>
+          <w:rFonts w:cs="Times New Roman"/>
+          <w:szCs w:val="28"/>
+          <w:lang w:val="vi-VN"/>
+        </w:rPr>
+        <w:t xml:space="preserve">Các nghiệp vụ cơ bản của website </w:t>
+      </w:r>
+      <w:r>
+        <w:rPr>
+          <w:rFonts w:cs="Times New Roman"/>
+          <w:szCs w:val="28"/>
           <w:lang w:val="vi-VN" w:eastAsia="vi-VN"/>
         </w:rPr>
-      </w:pPr>
-      <w:r>
-        <w:rPr>
-          <w:rFonts w:cs="Times New Roman"/>
-          <w:szCs w:val="28"/>
-          <w:lang w:val="vi-VN" w:eastAsia="vi-VN"/>
-        </w:rPr>
-        <w:t xml:space="preserve">Website </w:t>
-      </w:r>
-      <w:r>
-        <w:rPr>
-          <w:rFonts w:cs="Times New Roman"/>
-          <w:szCs w:val="28"/>
-          <w:lang w:eastAsia="vi-VN"/>
-        </w:rPr>
         <w:t>bán điện thoại và phụ kiện</w:t>
       </w:r>
       <w:r>
         <w:rPr>
           <w:rFonts w:cs="Times New Roman"/>
           <w:szCs w:val="28"/>
-          <w:lang w:val="vi-VN" w:eastAsia="vi-VN"/>
-        </w:rPr>
-        <w:t xml:space="preserve"> được tổ chức theo mô hình hiện đại, tối ưu trải nghiệm người dùng ngay từ trang chủ với giao diện sạch sẽ, dễ quan sát. Các </w:t>
-      </w:r>
-      <w:r>
-        <w:rPr>
-          <w:rFonts w:cs="Times New Roman"/>
-          <w:szCs w:val="28"/>
-          <w:lang w:eastAsia="vi-VN"/>
-        </w:rPr>
-        <w:t xml:space="preserve">sản phẩm </w:t>
-      </w:r>
-      <w:r>
-        <w:rPr>
-          <w:rFonts w:cs="Times New Roman"/>
-          <w:szCs w:val="28"/>
-          <w:lang w:val="vi-VN" w:eastAsia="vi-VN"/>
-        </w:rPr>
-        <w:t>được phân chia khoa học thành các nhóm như</w:t>
-      </w:r>
-      <w:r>
-        <w:rPr>
-          <w:rFonts w:cs="Times New Roman"/>
-          <w:szCs w:val="28"/>
-          <w:lang w:eastAsia="vi-VN"/>
-        </w:rPr>
-        <w:t xml:space="preserve"> </w:t>
-      </w:r>
-      <w:r>
-        <w:rPr>
-          <w:rFonts w:cs="Times New Roman"/>
-          <w:szCs w:val="28"/>
-          <w:lang w:eastAsia="vi-VN"/>
-        </w:rPr>
-        <w:t>sản phẩm mới</w:t>
-      </w:r>
-      <w:r>
-        <w:rPr>
-          <w:rFonts w:cs="Times New Roman"/>
-          <w:szCs w:val="28"/>
-          <w:lang w:eastAsia="vi-VN"/>
-        </w:rPr>
-        <w:t xml:space="preserve">, </w:t>
-      </w:r>
-      <w:r>
-        <w:rPr>
-          <w:rFonts w:cs="Times New Roman"/>
-          <w:szCs w:val="28"/>
-          <w:lang w:eastAsia="vi-VN"/>
-        </w:rPr>
-        <w:t>sản phẩm bán chạy</w:t>
-      </w:r>
-      <w:r>
-        <w:rPr>
-          <w:rFonts w:cs="Times New Roman"/>
-          <w:szCs w:val="28"/>
-          <w:lang w:eastAsia="vi-VN"/>
-        </w:rPr>
-        <w:t xml:space="preserve">, </w:t>
-      </w:r>
-      <w:r>
-        <w:rPr>
-          <w:rFonts w:cs="Times New Roman"/>
-          <w:szCs w:val="28"/>
-          <w:lang w:eastAsia="vi-VN"/>
-        </w:rPr>
-        <w:t xml:space="preserve">giảm giá nhiều... </w:t>
-      </w:r>
-      <w:r>
-        <w:rPr>
-          <w:rFonts w:cs="Times New Roman"/>
-          <w:szCs w:val="28"/>
-          <w:lang w:val="vi-VN" w:eastAsia="vi-VN"/>
-        </w:rPr>
-        <w:t>giúp khách dễ dàng thu hẹp phạm vi tìm kiếm</w:t>
-      </w:r>
-      <w:r>
-        <w:rPr>
-          <w:rFonts w:cs="Times New Roman"/>
-          <w:szCs w:val="28"/>
-          <w:lang w:eastAsia="vi-VN"/>
-        </w:rPr>
-        <w:t xml:space="preserve"> và lựa chọn sản phẩm phù hợp</w:t>
-      </w:r>
-      <w:r>
-        <w:rPr>
-          <w:rFonts w:cs="Times New Roman"/>
-          <w:szCs w:val="28"/>
-          <w:lang w:val="vi-VN" w:eastAsia="vi-VN"/>
-        </w:rPr>
-        <w:t>.</w:t>
+          <w:lang w:val="vi-VN"/>
+        </w:rPr>
+        <w:t>:</w:t>
       </w:r>
     </w:p>
     <w:p>
@@ -11222,22 +11588,27 @@
         <w:rPr>
           <w:rFonts w:cs="Times New Roman"/>
           <w:szCs w:val="28"/>
-          <w:lang w:val="vi-VN" w:eastAsia="vi-VN"/>
-        </w:rPr>
-      </w:pPr>
-      <w:r>
-        <w:rPr>
-          <w:rFonts w:cs="Times New Roman"/>
-          <w:szCs w:val="28"/>
-          <w:lang w:val="vi-VN" w:eastAsia="vi-VN"/>
-        </w:rPr>
-        <w:t xml:space="preserve">Mỗi nhóm </w:t>
-      </w:r>
-      <w:r>
-        <w:rPr>
-          <w:rFonts w:cs="Times New Roman"/>
-          <w:szCs w:val="28"/>
-          <w:lang w:eastAsia="vi-VN"/>
+        </w:rPr>
+      </w:pPr>
+      <w:r>
+        <w:rPr>
+          <w:rFonts w:cs="Times New Roman"/>
+          <w:szCs w:val="28"/>
+        </w:rPr>
+        <w:t xml:space="preserve">- </w:t>
+      </w:r>
+      <w:r>
+        <w:rPr>
+          <w:rFonts w:cs="Times New Roman"/>
+          <w:szCs w:val="28"/>
+          <w:lang w:val="vi-VN"/>
+        </w:rPr>
+        <w:t xml:space="preserve">Trang chủ và tìm kiếm </w:t>
+      </w:r>
+      <w:r>
+        <w:rPr>
+          <w:rFonts w:cs="Times New Roman"/>
+          <w:szCs w:val="28"/>
         </w:rPr>
         <w:t>sản phẩm</w:t>
       </w:r>
@@ -11245,31 +11616,43 @@
         <w:rPr>
           <w:rFonts w:cs="Times New Roman"/>
           <w:szCs w:val="28"/>
-          <w:lang w:val="vi-VN" w:eastAsia="vi-VN"/>
-        </w:rPr>
-        <w:t xml:space="preserve"> lại được chia tiếp theo tiêu chí mức giá,</w:t>
-      </w:r>
-      <w:r>
-        <w:rPr>
-          <w:rFonts w:cs="Times New Roman"/>
-          <w:szCs w:val="28"/>
-          <w:lang w:eastAsia="vi-VN"/>
-        </w:rPr>
-        <w:t xml:space="preserve"> mô tả</w:t>
-      </w:r>
-      <w:r>
-        <w:rPr>
-          <w:rFonts w:cs="Times New Roman"/>
-          <w:szCs w:val="28"/>
-          <w:lang w:eastAsia="vi-VN"/>
-        </w:rPr>
-        <w:t xml:space="preserve"> số sao mỗi </w:t>
-      </w:r>
-      <w:r>
-        <w:rPr>
-          <w:rFonts w:cs="Times New Roman"/>
-          <w:szCs w:val="28"/>
-          <w:lang w:eastAsia="vi-VN"/>
+          <w:lang w:val="vi-VN"/>
+        </w:rPr>
+        <w:t>: khách truy cập trang chủ,</w:t>
+      </w:r>
+      <w:r>
+        <w:rPr>
+          <w:rFonts w:cs="Times New Roman"/>
+          <w:szCs w:val="28"/>
+        </w:rPr>
+        <w:t xml:space="preserve"> chọn danh mục </w:t>
+      </w:r>
+      <w:r>
+        <w:rPr>
+          <w:rFonts w:cs="Times New Roman"/>
+          <w:szCs w:val="28"/>
+        </w:rPr>
+        <w:t>sản phẩm theo loại (điện thoại hoặc phụ kiện)</w:t>
+      </w:r>
+      <w:r>
+        <w:rPr>
+          <w:rFonts w:cs="Times New Roman"/>
+          <w:szCs w:val="28"/>
+        </w:rPr>
+        <w:t>, chọn sản phẩm muốn mua</w:t>
+      </w:r>
+      <w:r>
+        <w:rPr>
+          <w:rFonts w:cs="Times New Roman"/>
+          <w:szCs w:val="28"/>
+          <w:lang w:val="vi-VN"/>
+        </w:rPr>
+        <w:t xml:space="preserve">. Hệ thống hiển thị các </w:t>
+      </w:r>
+      <w:r>
+        <w:rPr>
+          <w:rFonts w:cs="Times New Roman"/>
+          <w:szCs w:val="28"/>
         </w:rPr>
         <w:t>sản phẩm</w:t>
       </w:r>
@@ -11277,33 +11660,23 @@
         <w:rPr>
           <w:rFonts w:cs="Times New Roman"/>
           <w:szCs w:val="28"/>
-          <w:lang w:eastAsia="vi-VN"/>
-        </w:rPr>
-        <w:t xml:space="preserve"> được đánh giá từ khách hàng </w:t>
-      </w:r>
-      <w:r>
-        <w:rPr>
-          <w:rFonts w:cs="Times New Roman"/>
-          <w:szCs w:val="28"/>
-          <w:lang w:val="vi-VN" w:eastAsia="vi-VN"/>
-        </w:rPr>
-        <w:t xml:space="preserve">cho phép người dùng lọc chính xác theo nhu cầu. Trang chi tiết </w:t>
-      </w:r>
-      <w:r>
-        <w:rPr>
-          <w:rFonts w:cs="Times New Roman"/>
-          <w:szCs w:val="28"/>
-          <w:lang w:eastAsia="vi-VN"/>
-        </w:rPr>
-        <w:t>sản phẩm</w:t>
-      </w:r>
-      <w:r>
-        <w:rPr>
-          <w:rFonts w:cs="Times New Roman"/>
-          <w:szCs w:val="28"/>
-          <w:lang w:val="vi-VN" w:eastAsia="vi-VN"/>
-        </w:rPr>
-        <w:t xml:space="preserve"> hiển thị đầy đủ hình ảnh chất lượng cao, lịch trình từng ngày kèm mô tả, giá thành, tạo sự minh bạch và tin cậy.</w:t>
+          <w:lang w:val="vi-VN"/>
+        </w:rPr>
+        <w:t xml:space="preserve"> phù hợp, hỗ trợ lọc theo giá</w:t>
+      </w:r>
+      <w:r>
+        <w:rPr>
+          <w:rFonts w:cs="Times New Roman"/>
+          <w:szCs w:val="28"/>
+        </w:rPr>
+        <w:t>, sở thích</w:t>
+      </w:r>
+      <w:r>
+        <w:rPr>
+          <w:rFonts w:cs="Times New Roman"/>
+          <w:szCs w:val="28"/>
+        </w:rPr>
+        <w:t>.</w:t>
       </w:r>
     </w:p>
     <w:p>
@@ -11312,54 +11685,27 @@
         <w:rPr>
           <w:rFonts w:cs="Times New Roman"/>
           <w:szCs w:val="28"/>
-          <w:lang w:eastAsia="vi-VN"/>
-        </w:rPr>
-      </w:pPr>
-      <w:r>
-        <w:rPr>
-          <w:rFonts w:cs="Times New Roman"/>
-          <w:szCs w:val="28"/>
-          <w:lang w:val="vi-VN" w:eastAsia="vi-VN"/>
-        </w:rPr>
-        <w:t xml:space="preserve">Hệ thống giỏ đặt </w:t>
-      </w:r>
-      <w:r>
-        <w:rPr>
-          <w:rFonts w:cs="Times New Roman"/>
-          <w:szCs w:val="28"/>
-          <w:lang w:eastAsia="vi-VN"/>
-        </w:rPr>
-        <w:t>hàng</w:t>
-      </w:r>
-      <w:r>
-        <w:rPr>
-          <w:rFonts w:cs="Times New Roman"/>
-          <w:szCs w:val="28"/>
-          <w:lang w:val="vi-VN" w:eastAsia="vi-VN"/>
-        </w:rPr>
-        <w:t xml:space="preserve"> hoạt động thông minh</w:t>
-      </w:r>
-      <w:r>
-        <w:rPr>
-          <w:rFonts w:cs="Times New Roman"/>
-          <w:szCs w:val="28"/>
-          <w:lang w:eastAsia="vi-VN"/>
-        </w:rPr>
-        <w:t>,</w:t>
-      </w:r>
-      <w:r>
-        <w:rPr>
-          <w:rFonts w:cs="Times New Roman"/>
-          <w:szCs w:val="28"/>
-          <w:lang w:val="vi-VN" w:eastAsia="vi-VN"/>
-        </w:rPr>
-        <w:t xml:space="preserve"> người dùng có thể thêm nhiều </w:t>
-      </w:r>
-      <w:r>
-        <w:rPr>
-          <w:rFonts w:cs="Times New Roman"/>
-          <w:szCs w:val="28"/>
-          <w:lang w:eastAsia="vi-VN"/>
+        </w:rPr>
+      </w:pPr>
+      <w:r>
+        <w:rPr>
+          <w:rFonts w:cs="Times New Roman"/>
+          <w:szCs w:val="28"/>
+        </w:rPr>
+        <w:t xml:space="preserve">- </w:t>
+      </w:r>
+      <w:r>
+        <w:rPr>
+          <w:rFonts w:cs="Times New Roman"/>
+          <w:szCs w:val="28"/>
+          <w:lang w:val="vi-VN"/>
+        </w:rPr>
+        <w:t xml:space="preserve">Xem chi tiết và lựa chọn </w:t>
+      </w:r>
+      <w:r>
+        <w:rPr>
+          <w:rFonts w:cs="Times New Roman"/>
+          <w:szCs w:val="28"/>
         </w:rPr>
         <w:t>sản phẩm</w:t>
       </w:r>
@@ -11367,31 +11713,14 @@
         <w:rPr>
           <w:rFonts w:cs="Times New Roman"/>
           <w:szCs w:val="28"/>
-          <w:lang w:val="vi-VN" w:eastAsia="vi-VN"/>
-        </w:rPr>
-        <w:t xml:space="preserve"> vào giỏ,</w:t>
-      </w:r>
-      <w:r>
-        <w:rPr>
-          <w:rFonts w:cs="Times New Roman"/>
-          <w:szCs w:val="28"/>
-          <w:lang w:eastAsia="vi-VN"/>
-        </w:rPr>
-        <w:t xml:space="preserve"> thêm vào mục yêu thích,</w:t>
-      </w:r>
-      <w:r>
-        <w:rPr>
-          <w:rFonts w:cs="Times New Roman"/>
-          <w:szCs w:val="28"/>
-          <w:lang w:val="vi-VN" w:eastAsia="vi-VN"/>
-        </w:rPr>
-        <w:t xml:space="preserve"> xem nhanh tóm tắt tên </w:t>
-      </w:r>
-      <w:r>
-        <w:rPr>
-          <w:rFonts w:cs="Times New Roman"/>
-          <w:szCs w:val="28"/>
-          <w:lang w:eastAsia="vi-VN"/>
+          <w:lang w:val="vi-VN"/>
+        </w:rPr>
+        <w:t xml:space="preserve">: khi chọn </w:t>
+      </w:r>
+      <w:r>
+        <w:rPr>
+          <w:rFonts w:cs="Times New Roman"/>
+          <w:szCs w:val="28"/>
         </w:rPr>
         <w:t>sản phẩm</w:t>
       </w:r>
@@ -11399,25 +11728,74 @@
         <w:rPr>
           <w:rFonts w:cs="Times New Roman"/>
           <w:szCs w:val="28"/>
-          <w:lang w:val="vi-VN" w:eastAsia="vi-VN"/>
-        </w:rPr>
-        <w:t>,</w:t>
-      </w:r>
-      <w:r>
-        <w:rPr>
-          <w:rFonts w:cs="Times New Roman"/>
-          <w:szCs w:val="28"/>
-          <w:lang w:eastAsia="vi-VN"/>
-        </w:rPr>
-        <w:t xml:space="preserve"> có thể thêm vào giỏ hàng trong lúc xem, giá cả,</w:t>
-      </w:r>
-      <w:r>
-        <w:rPr>
-          <w:rFonts w:cs="Times New Roman"/>
-          <w:szCs w:val="28"/>
-          <w:lang w:val="vi-VN" w:eastAsia="vi-VN"/>
-        </w:rPr>
-        <w:t xml:space="preserve"> tổng chi phí.</w:t>
+          <w:lang w:val="vi-VN"/>
+        </w:rPr>
+        <w:t>, khách được chuyển đến trang chi t</w:t>
+      </w:r>
+      <w:r>
+        <w:rPr>
+          <w:rFonts w:cs="Times New Roman"/>
+          <w:szCs w:val="28"/>
+        </w:rPr>
+        <w:t>iết sản phẩm</w:t>
+      </w:r>
+      <w:r>
+        <w:rPr>
+          <w:rFonts w:cs="Times New Roman"/>
+          <w:szCs w:val="28"/>
+          <w:lang w:val="vi-VN"/>
+        </w:rPr>
+        <w:t xml:space="preserve">, hình ảnh </w:t>
+      </w:r>
+      <w:r>
+        <w:rPr>
+          <w:rFonts w:cs="Times New Roman"/>
+          <w:szCs w:val="28"/>
+        </w:rPr>
+        <w:t>chính xác</w:t>
+      </w:r>
+      <w:r>
+        <w:rPr>
+          <w:rFonts w:cs="Times New Roman"/>
+          <w:szCs w:val="28"/>
+          <w:lang w:val="vi-VN"/>
+        </w:rPr>
+        <w:t>, giá</w:t>
+      </w:r>
+      <w:r>
+        <w:rPr>
+          <w:rFonts w:cs="Times New Roman"/>
+          <w:szCs w:val="28"/>
+        </w:rPr>
+        <w:t xml:space="preserve"> </w:t>
+      </w:r>
+      <w:r>
+        <w:rPr>
+          <w:rFonts w:cs="Times New Roman"/>
+          <w:szCs w:val="28"/>
+        </w:rPr>
+        <w:t>cả</w:t>
+      </w:r>
+      <w:r>
+        <w:rPr>
+          <w:rFonts w:cs="Times New Roman"/>
+          <w:szCs w:val="28"/>
+        </w:rPr>
+        <w:t xml:space="preserve"> </w:t>
+      </w:r>
+      <w:r>
+        <w:rPr>
+          <w:rFonts w:cs="Times New Roman"/>
+          <w:szCs w:val="28"/>
+        </w:rPr>
+        <w:t>phải chăng</w:t>
+      </w:r>
+      <w:r>
+        <w:rPr>
+          <w:rFonts w:cs="Times New Roman"/>
+          <w:szCs w:val="28"/>
+        </w:rPr>
+        <w:t>.</w:t>
       </w:r>
     </w:p>
     <w:p>
@@ -11426,48 +11804,113 @@
         <w:rPr>
           <w:rFonts w:cs="Times New Roman"/>
           <w:szCs w:val="28"/>
-          <w:lang w:val="vi-VN" w:eastAsia="vi-VN"/>
-        </w:rPr>
-      </w:pPr>
-      <w:r>
-        <w:rPr>
-          <w:rFonts w:cs="Times New Roman"/>
-          <w:szCs w:val="28"/>
-          <w:lang w:val="vi-VN" w:eastAsia="vi-VN"/>
-        </w:rPr>
-        <w:t>Thanh toán được tích hợp chuyển khoản ngân hàng, ví điện tử và</w:t>
-      </w:r>
-      <w:r>
-        <w:rPr>
-          <w:rFonts w:cs="Times New Roman"/>
-          <w:szCs w:val="28"/>
-          <w:lang w:eastAsia="vi-VN"/>
-        </w:rPr>
-        <w:t xml:space="preserve"> thanh toán tại văn phòng</w:t>
-      </w:r>
-      <w:r>
-        <w:rPr>
-          <w:rFonts w:cs="Times New Roman"/>
-          <w:szCs w:val="28"/>
-          <w:lang w:val="vi-VN" w:eastAsia="vi-VN"/>
-        </w:rPr>
-        <w:t xml:space="preserve">, đảm bảo an toàn dữ liệu khách hàng. Sau khi đặt thành công, hệ thống tự động gửi email xác nhận, đồng thời cập nhật trạng thái </w:t>
-      </w:r>
-      <w:r>
-        <w:rPr>
-          <w:rFonts w:cs="Times New Roman"/>
-          <w:szCs w:val="28"/>
-          <w:lang w:eastAsia="vi-VN"/>
-        </w:rPr>
-        <w:t>đặt hàng</w:t>
-      </w:r>
-      <w:r>
-        <w:rPr>
-          <w:rFonts w:cs="Times New Roman"/>
-          <w:szCs w:val="28"/>
-          <w:lang w:val="vi-VN" w:eastAsia="vi-VN"/>
-        </w:rPr>
-        <w:t xml:space="preserve"> tại trang cá nhân của người dùng.</w:t>
+          <w:lang w:val="vi-VN"/>
+        </w:rPr>
+      </w:pPr>
+      <w:r>
+        <w:rPr>
+          <w:rFonts w:cs="Times New Roman"/>
+          <w:szCs w:val="28"/>
+        </w:rPr>
+        <w:t xml:space="preserve">- </w:t>
+      </w:r>
+      <w:r>
+        <w:rPr>
+          <w:rFonts w:cs="Times New Roman"/>
+          <w:szCs w:val="28"/>
+          <w:lang w:val="vi-VN"/>
+        </w:rPr>
+        <w:t xml:space="preserve">Quản lý giỏ đặt </w:t>
+      </w:r>
+      <w:r>
+        <w:rPr>
+          <w:rFonts w:cs="Times New Roman"/>
+          <w:szCs w:val="28"/>
+        </w:rPr>
+        <w:t>hàng</w:t>
+      </w:r>
+      <w:r>
+        <w:rPr>
+          <w:rFonts w:cs="Times New Roman"/>
+          <w:szCs w:val="28"/>
+          <w:lang w:val="vi-VN"/>
+        </w:rPr>
+        <w:t xml:space="preserve">: khách có thể thêm một hoặc nhiều </w:t>
+      </w:r>
+      <w:r>
+        <w:rPr>
+          <w:rFonts w:cs="Times New Roman"/>
+          <w:szCs w:val="28"/>
+        </w:rPr>
+        <w:t>sản phẩm</w:t>
+      </w:r>
+      <w:r>
+        <w:rPr>
+          <w:rFonts w:cs="Times New Roman"/>
+          <w:szCs w:val="28"/>
+          <w:lang w:val="vi-VN"/>
+        </w:rPr>
+        <w:t xml:space="preserve"> vào giỏ, điều chỉnh số lượng</w:t>
+      </w:r>
+      <w:r>
+        <w:rPr>
+          <w:rFonts w:cs="Times New Roman"/>
+          <w:szCs w:val="28"/>
+        </w:rPr>
+        <w:t>,</w:t>
+      </w:r>
+      <w:r>
+        <w:rPr>
+          <w:rFonts w:cs="Times New Roman"/>
+          <w:szCs w:val="28"/>
+          <w:lang w:val="vi-VN"/>
+        </w:rPr>
+        <w:t xml:space="preserve"> xem tóm tắt</w:t>
+      </w:r>
+      <w:r>
+        <w:rPr>
+          <w:rFonts w:cs="Times New Roman"/>
+          <w:szCs w:val="28"/>
+        </w:rPr>
+        <w:t xml:space="preserve"> và</w:t>
+      </w:r>
+      <w:r>
+        <w:rPr>
+          <w:rFonts w:cs="Times New Roman"/>
+          <w:szCs w:val="28"/>
+          <w:lang w:val="vi-VN"/>
+        </w:rPr>
+        <w:t xml:space="preserve"> chi phí</w:t>
+      </w:r>
+      <w:r>
+        <w:rPr>
+          <w:rFonts w:cs="Times New Roman"/>
+          <w:szCs w:val="28"/>
+        </w:rPr>
+        <w:t xml:space="preserve">, </w:t>
+      </w:r>
+      <w:r>
+        <w:rPr>
+          <w:rFonts w:cs="Times New Roman"/>
+          <w:szCs w:val="28"/>
+          <w:lang w:val="vi-VN"/>
+        </w:rPr>
+        <w:t xml:space="preserve">xóa </w:t>
+      </w:r>
+      <w:r>
+        <w:rPr>
+          <w:rFonts w:cs="Times New Roman"/>
+          <w:szCs w:val="28"/>
+        </w:rPr>
+        <w:t>sản phẩm</w:t>
+      </w:r>
+      <w:r>
+        <w:rPr>
+          <w:rFonts w:cs="Times New Roman"/>
+          <w:szCs w:val="28"/>
+          <w:lang w:val="vi-VN"/>
+        </w:rPr>
+        <w:t xml:space="preserve"> không muốn đặt trước khi thanh toán.</w:t>
       </w:r>
     </w:p>
     <w:p>
@@ -11476,617 +11919,638 @@
         <w:rPr>
           <w:rFonts w:cs="Times New Roman"/>
           <w:szCs w:val="28"/>
-          <w:lang w:val="vi-VN" w:eastAsia="vi-VN"/>
-        </w:rPr>
-      </w:pPr>
-      <w:r>
-        <w:rPr>
-          <w:rFonts w:cs="Times New Roman"/>
-          <w:szCs w:val="28"/>
-          <w:lang w:val="vi-VN" w:eastAsia="vi-VN"/>
-        </w:rPr>
-        <w:lastRenderedPageBreak/>
-        <w:t>Thiết kế responsive giúp website hiển thị hoàn hảo trên máy tính, tablet và điện thoại di động. Tốc độ tải trang nhanh, điều hướng mượt mà và thanh công cụ cố định hỗ trợ truy cập nhanh các mục:</w:t>
-      </w:r>
-      <w:r>
-        <w:rPr>
-          <w:rFonts w:cs="Times New Roman"/>
-          <w:szCs w:val="28"/>
-          <w:lang w:eastAsia="vi-VN"/>
-        </w:rPr>
-        <w:t xml:space="preserve"> danh mục, sản phẩm</w:t>
-      </w:r>
-      <w:r>
-        <w:rPr>
-          <w:rFonts w:cs="Times New Roman"/>
-          <w:szCs w:val="28"/>
-          <w:lang w:eastAsia="vi-VN"/>
-        </w:rPr>
-        <w:t xml:space="preserve"> nổi bật cho mỗi người</w:t>
-      </w:r>
-      <w:r>
-        <w:rPr>
-          <w:rFonts w:cs="Times New Roman"/>
-          <w:szCs w:val="28"/>
-          <w:lang w:val="vi-VN" w:eastAsia="vi-VN"/>
-        </w:rPr>
-        <w:t>, Lịch sử đặt</w:t>
-      </w:r>
-      <w:r>
-        <w:rPr>
-          <w:rFonts w:cs="Times New Roman"/>
-          <w:szCs w:val="28"/>
-          <w:lang w:eastAsia="vi-VN"/>
-        </w:rPr>
-        <w:t xml:space="preserve"> hàng</w:t>
-      </w:r>
-      <w:r>
-        <w:rPr>
-          <w:rFonts w:cs="Times New Roman"/>
-          <w:szCs w:val="28"/>
-          <w:lang w:val="vi-VN" w:eastAsia="vi-VN"/>
-        </w:rPr>
-        <w:t xml:space="preserve">, Liên hệ hỗ trợ. </w:t>
+          <w:lang w:val="vi-VN"/>
+        </w:rPr>
+      </w:pPr>
+      <w:r>
+        <w:rPr>
+          <w:rFonts w:cs="Times New Roman"/>
+          <w:szCs w:val="28"/>
+        </w:rPr>
+        <w:t xml:space="preserve">- </w:t>
+      </w:r>
+      <w:r>
+        <w:rPr>
+          <w:rFonts w:cs="Times New Roman"/>
+          <w:szCs w:val="28"/>
+          <w:lang w:val="vi-VN"/>
+        </w:rPr>
+        <w:t xml:space="preserve">Đặt </w:t>
+      </w:r>
+      <w:r>
+        <w:rPr>
+          <w:rFonts w:cs="Times New Roman"/>
+          <w:szCs w:val="28"/>
+        </w:rPr>
+        <w:t>sản phẩm</w:t>
+      </w:r>
+      <w:r>
+        <w:rPr>
+          <w:rFonts w:cs="Times New Roman"/>
+          <w:szCs w:val="28"/>
+          <w:lang w:val="vi-VN"/>
+        </w:rPr>
+        <w:t xml:space="preserve"> và thanh toán: khách chọn phương thức thanh toán (</w:t>
+      </w:r>
+      <w:r>
+        <w:rPr>
+          <w:rFonts w:cs="Times New Roman"/>
+          <w:szCs w:val="28"/>
+        </w:rPr>
+        <w:t xml:space="preserve">thanh toán trực tiếp </w:t>
+      </w:r>
+      <w:r>
+        <w:rPr>
+          <w:rFonts w:cs="Times New Roman"/>
+          <w:szCs w:val="28"/>
+        </w:rPr>
+        <w:t>khi nhận hàng</w:t>
+      </w:r>
+      <w:r>
+        <w:rPr>
+          <w:rFonts w:cs="Times New Roman"/>
+          <w:szCs w:val="28"/>
+        </w:rPr>
+        <w:t xml:space="preserve"> hoặc </w:t>
+      </w:r>
+      <w:r>
+        <w:rPr>
+          <w:rFonts w:cs="Times New Roman"/>
+          <w:szCs w:val="28"/>
+          <w:lang w:val="vi-VN"/>
+        </w:rPr>
+        <w:t>ví điện tử), nhập thông tin cần thiết. Hệ thống tự động tính tổng chi phí, gửi xác nhận qua email ngay khi giao dịch thành công.</w:t>
       </w:r>
     </w:p>
     <w:p>
       <w:pPr>
-        <w:rPr>
-          <w:rFonts w:cs="Times New Roman"/>
-          <w:szCs w:val="28"/>
-          <w:lang w:val="vi-VN" w:eastAsia="vi-VN"/>
-        </w:rPr>
-      </w:pPr>
-      <w:r>
-        <w:rPr>
-          <w:rFonts w:cs="Times New Roman"/>
-          <w:szCs w:val="28"/>
-          <w:lang w:val="vi-VN" w:eastAsia="vi-VN"/>
-        </w:rPr>
-        <w:br w:type="page"/>
+        <w:jc w:val="both"/>
+        <w:rPr>
+          <w:rFonts w:cs="Times New Roman"/>
+          <w:szCs w:val="28"/>
+          <w:lang w:val="vi-VN"/>
+        </w:rPr>
+      </w:pPr>
+      <w:r>
+        <w:rPr>
+          <w:rFonts w:cs="Times New Roman"/>
+          <w:szCs w:val="28"/>
+        </w:rPr>
+        <w:t xml:space="preserve">- </w:t>
+      </w:r>
+      <w:r>
+        <w:rPr>
+          <w:rFonts w:cs="Times New Roman"/>
+          <w:szCs w:val="28"/>
+          <w:lang w:val="vi-VN"/>
+        </w:rPr>
+        <w:t xml:space="preserve">Quản lý đặt </w:t>
+      </w:r>
+      <w:r>
+        <w:rPr>
+          <w:rFonts w:cs="Times New Roman"/>
+          <w:szCs w:val="28"/>
+        </w:rPr>
+        <w:t>hàng</w:t>
+      </w:r>
+      <w:r>
+        <w:rPr>
+          <w:rFonts w:cs="Times New Roman"/>
+          <w:szCs w:val="28"/>
+          <w:lang w:val="vi-VN"/>
+        </w:rPr>
+        <w:t xml:space="preserve">: khách theo dõi trạng thái đặt chỗ trong mục “Đơn hàng của tôi” hoặc qua liên kết trong email xác nhận. Hệ thống cập nhật liên tục – từ “Chờ xác nhận” đến “Đã </w:t>
+      </w:r>
+      <w:r>
+        <w:rPr>
+          <w:rFonts w:cs="Times New Roman"/>
+          <w:szCs w:val="28"/>
+        </w:rPr>
+        <w:t>thanh toán</w:t>
+      </w:r>
+      <w:r>
+        <w:rPr>
+          <w:rFonts w:cs="Times New Roman"/>
+          <w:szCs w:val="28"/>
+          <w:lang w:val="vi-VN"/>
+        </w:rPr>
+        <w:t xml:space="preserve">”, và “Hoàn thành” sau </w:t>
+      </w:r>
+      <w:r>
+        <w:rPr>
+          <w:rFonts w:cs="Times New Roman"/>
+          <w:szCs w:val="28"/>
+        </w:rPr>
+        <w:t>khi khách nhận hàng</w:t>
+      </w:r>
+      <w:r>
+        <w:rPr>
+          <w:rFonts w:cs="Times New Roman"/>
+          <w:szCs w:val="28"/>
+          <w:lang w:val="vi-VN"/>
+        </w:rPr>
+        <w:t>.</w:t>
       </w:r>
     </w:p>
     <w:p>
       <w:pPr>
-        <w:pStyle w:val="Heading3"/>
-      </w:pPr>
-      <w:bookmarkStart w:id="18" w:name="_Toc220135171"/>
-      <w:r>
-        <w:lastRenderedPageBreak/>
-        <w:t xml:space="preserve">1.2.2. </w:t>
-      </w:r>
-      <w:r>
-        <w:t>Quy trình nghiệp vụ</w:t>
+        <w:pStyle w:val="Heading2"/>
+      </w:pPr>
+      <w:bookmarkStart w:id="18" w:name="_Toc220135172"/>
+      <w:r>
+        <w:t xml:space="preserve">1.3. </w:t>
+      </w:r>
+      <w:r>
+        <w:t>Hình thành ý tưởng thiết kế phần mềm</w:t>
       </w:r>
       <w:bookmarkEnd w:id="18"/>
     </w:p>
     <w:p>
       <w:pPr>
-        <w:jc w:val="both"/>
-        <w:rPr>
-          <w:rFonts w:cs="Times New Roman"/>
-          <w:szCs w:val="28"/>
-          <w:lang w:val="vi-VN"/>
-        </w:rPr>
-      </w:pPr>
-      <w:r>
-        <w:rPr>
-          <w:rFonts w:cs="Times New Roman"/>
-          <w:szCs w:val="28"/>
-          <w:lang w:val="vi-VN"/>
-        </w:rPr>
-        <w:t xml:space="preserve">Các nghiệp vụ cơ bản của website </w:t>
-      </w:r>
-      <w:r>
-        <w:rPr>
-          <w:rFonts w:cs="Times New Roman"/>
-          <w:szCs w:val="28"/>
-          <w:lang w:val="vi-VN" w:eastAsia="vi-VN"/>
-        </w:rPr>
-        <w:t>bán điện thoại và phụ kiện</w:t>
-      </w:r>
-      <w:r>
-        <w:rPr>
-          <w:rFonts w:cs="Times New Roman"/>
-          <w:szCs w:val="28"/>
-          <w:lang w:val="vi-VN"/>
-        </w:rPr>
-        <w:t>:</w:t>
-      </w:r>
-    </w:p>
-    <w:p>
-      <w:pPr>
-        <w:jc w:val="both"/>
-        <w:rPr>
-          <w:rFonts w:cs="Times New Roman"/>
-          <w:szCs w:val="28"/>
-        </w:rPr>
-      </w:pPr>
-      <w:r>
-        <w:rPr>
-          <w:rFonts w:cs="Times New Roman"/>
-          <w:szCs w:val="28"/>
-        </w:rPr>
-        <w:t xml:space="preserve">- </w:t>
-      </w:r>
-      <w:r>
-        <w:rPr>
-          <w:rFonts w:cs="Times New Roman"/>
-          <w:szCs w:val="28"/>
-          <w:lang w:val="vi-VN"/>
-        </w:rPr>
-        <w:t xml:space="preserve">Trang chủ và tìm kiếm </w:t>
-      </w:r>
-      <w:r>
-        <w:rPr>
-          <w:rFonts w:cs="Times New Roman"/>
-          <w:szCs w:val="28"/>
-        </w:rPr>
-        <w:t>sản phẩm</w:t>
-      </w:r>
-      <w:r>
-        <w:rPr>
-          <w:rFonts w:cs="Times New Roman"/>
-          <w:szCs w:val="28"/>
-          <w:lang w:val="vi-VN"/>
-        </w:rPr>
-        <w:t>: khách truy cập trang chủ,</w:t>
-      </w:r>
-      <w:r>
-        <w:rPr>
-          <w:rFonts w:cs="Times New Roman"/>
-          <w:szCs w:val="28"/>
-        </w:rPr>
-        <w:t xml:space="preserve"> chọn danh mục </w:t>
-      </w:r>
-      <w:r>
-        <w:rPr>
-          <w:rFonts w:cs="Times New Roman"/>
-          <w:szCs w:val="28"/>
-        </w:rPr>
-        <w:t>sản phẩm theo loại (điện thoại hoặc phụ kiện)</w:t>
-      </w:r>
-      <w:r>
-        <w:rPr>
-          <w:rFonts w:cs="Times New Roman"/>
-          <w:szCs w:val="28"/>
-        </w:rPr>
-        <w:t>, chọn sản phẩm muốn mua</w:t>
-      </w:r>
-      <w:r>
-        <w:rPr>
-          <w:rFonts w:cs="Times New Roman"/>
-          <w:szCs w:val="28"/>
-          <w:lang w:val="vi-VN"/>
-        </w:rPr>
-        <w:t xml:space="preserve">. Hệ thống hiển thị các </w:t>
-      </w:r>
-      <w:r>
-        <w:rPr>
-          <w:rFonts w:cs="Times New Roman"/>
-          <w:szCs w:val="28"/>
-        </w:rPr>
-        <w:t>sản phẩm</w:t>
-      </w:r>
-      <w:r>
-        <w:rPr>
-          <w:rFonts w:cs="Times New Roman"/>
-          <w:szCs w:val="28"/>
-          <w:lang w:val="vi-VN"/>
-        </w:rPr>
-        <w:t xml:space="preserve"> phù hợp, hỗ trợ lọc theo giá</w:t>
-      </w:r>
-      <w:r>
-        <w:rPr>
-          <w:rFonts w:cs="Times New Roman"/>
-          <w:szCs w:val="28"/>
-        </w:rPr>
-        <w:t>, sở thích</w:t>
-      </w:r>
-      <w:r>
-        <w:rPr>
-          <w:rFonts w:cs="Times New Roman"/>
-          <w:szCs w:val="28"/>
-        </w:rPr>
-        <w:t>.</w:t>
-      </w:r>
-    </w:p>
-    <w:p>
-      <w:pPr>
-        <w:jc w:val="both"/>
-        <w:rPr>
-          <w:rFonts w:cs="Times New Roman"/>
-          <w:szCs w:val="28"/>
-        </w:rPr>
-      </w:pPr>
-      <w:r>
-        <w:rPr>
-          <w:rFonts w:cs="Times New Roman"/>
-          <w:szCs w:val="28"/>
-        </w:rPr>
-        <w:t xml:space="preserve">- </w:t>
-      </w:r>
-      <w:r>
-        <w:rPr>
-          <w:rFonts w:cs="Times New Roman"/>
-          <w:szCs w:val="28"/>
-          <w:lang w:val="vi-VN"/>
-        </w:rPr>
-        <w:t xml:space="preserve">Xem chi tiết và lựa chọn </w:t>
-      </w:r>
-      <w:r>
-        <w:rPr>
-          <w:rFonts w:cs="Times New Roman"/>
-          <w:szCs w:val="28"/>
-        </w:rPr>
-        <w:t>sản phẩm</w:t>
-      </w:r>
-      <w:r>
-        <w:rPr>
-          <w:rFonts w:cs="Times New Roman"/>
-          <w:szCs w:val="28"/>
-          <w:lang w:val="vi-VN"/>
-        </w:rPr>
-        <w:t xml:space="preserve">: khi chọn </w:t>
-      </w:r>
-      <w:r>
-        <w:rPr>
-          <w:rFonts w:cs="Times New Roman"/>
-          <w:szCs w:val="28"/>
-        </w:rPr>
-        <w:t>sản phẩm</w:t>
-      </w:r>
-      <w:r>
-        <w:rPr>
-          <w:rFonts w:cs="Times New Roman"/>
-          <w:szCs w:val="28"/>
-          <w:lang w:val="vi-VN"/>
-        </w:rPr>
-        <w:t>, khách được chuyển đến trang chi t</w:t>
-      </w:r>
-      <w:r>
-        <w:rPr>
-          <w:rFonts w:cs="Times New Roman"/>
-          <w:szCs w:val="28"/>
-        </w:rPr>
-        <w:t>iết sản phẩm</w:t>
-      </w:r>
-      <w:r>
-        <w:rPr>
-          <w:rFonts w:cs="Times New Roman"/>
-          <w:szCs w:val="28"/>
-          <w:lang w:val="vi-VN"/>
-        </w:rPr>
-        <w:t xml:space="preserve">, hình ảnh </w:t>
-      </w:r>
-      <w:r>
-        <w:rPr>
-          <w:rFonts w:cs="Times New Roman"/>
-          <w:szCs w:val="28"/>
-        </w:rPr>
-        <w:t>chính xác</w:t>
-      </w:r>
-      <w:r>
-        <w:rPr>
-          <w:rFonts w:cs="Times New Roman"/>
-          <w:szCs w:val="28"/>
-          <w:lang w:val="vi-VN"/>
-        </w:rPr>
-        <w:t>, giá</w:t>
-      </w:r>
-      <w:r>
-        <w:rPr>
-          <w:rFonts w:cs="Times New Roman"/>
-          <w:szCs w:val="28"/>
-        </w:rPr>
-        <w:t xml:space="preserve"> </w:t>
-      </w:r>
-      <w:r>
-        <w:rPr>
-          <w:rFonts w:cs="Times New Roman"/>
-          <w:szCs w:val="28"/>
-        </w:rPr>
-        <w:t>cả</w:t>
-      </w:r>
-      <w:r>
-        <w:rPr>
-          <w:rFonts w:cs="Times New Roman"/>
-          <w:szCs w:val="28"/>
-        </w:rPr>
-        <w:t xml:space="preserve"> </w:t>
-      </w:r>
-      <w:r>
-        <w:rPr>
-          <w:rFonts w:cs="Times New Roman"/>
-          <w:szCs w:val="28"/>
-        </w:rPr>
-        <w:t>phải chăng</w:t>
-      </w:r>
-      <w:r>
-        <w:rPr>
-          <w:rFonts w:cs="Times New Roman"/>
-          <w:szCs w:val="28"/>
-        </w:rPr>
-        <w:t>.</w:t>
-      </w:r>
-    </w:p>
-    <w:p>
-      <w:pPr>
-        <w:jc w:val="both"/>
-        <w:rPr>
-          <w:rFonts w:cs="Times New Roman"/>
-          <w:szCs w:val="28"/>
-          <w:lang w:val="vi-VN"/>
-        </w:rPr>
-      </w:pPr>
-      <w:r>
-        <w:rPr>
-          <w:rFonts w:cs="Times New Roman"/>
-          <w:szCs w:val="28"/>
-        </w:rPr>
-        <w:t xml:space="preserve">- </w:t>
-      </w:r>
-      <w:r>
-        <w:rPr>
-          <w:rFonts w:cs="Times New Roman"/>
-          <w:szCs w:val="28"/>
-          <w:lang w:val="vi-VN"/>
-        </w:rPr>
-        <w:t xml:space="preserve">Quản lý giỏ đặt </w:t>
-      </w:r>
-      <w:r>
-        <w:rPr>
-          <w:rFonts w:cs="Times New Roman"/>
-          <w:szCs w:val="28"/>
-        </w:rPr>
-        <w:t>hàng</w:t>
-      </w:r>
-      <w:r>
-        <w:rPr>
-          <w:rFonts w:cs="Times New Roman"/>
-          <w:szCs w:val="28"/>
-          <w:lang w:val="vi-VN"/>
-        </w:rPr>
-        <w:t xml:space="preserve">: khách có thể thêm một hoặc nhiều </w:t>
-      </w:r>
-      <w:r>
-        <w:rPr>
-          <w:rFonts w:cs="Times New Roman"/>
-          <w:szCs w:val="28"/>
-        </w:rPr>
-        <w:t>sản phẩm</w:t>
-      </w:r>
-      <w:r>
-        <w:rPr>
-          <w:rFonts w:cs="Times New Roman"/>
-          <w:szCs w:val="28"/>
-          <w:lang w:val="vi-VN"/>
-        </w:rPr>
-        <w:t xml:space="preserve"> vào giỏ, điều chỉnh số lượng</w:t>
-      </w:r>
-      <w:r>
-        <w:rPr>
-          <w:rFonts w:cs="Times New Roman"/>
-          <w:szCs w:val="28"/>
-        </w:rPr>
-        <w:t>,</w:t>
-      </w:r>
-      <w:r>
-        <w:rPr>
-          <w:rFonts w:cs="Times New Roman"/>
-          <w:szCs w:val="28"/>
-          <w:lang w:val="vi-VN"/>
-        </w:rPr>
-        <w:t xml:space="preserve"> xem tóm tắt</w:t>
-      </w:r>
-      <w:r>
-        <w:rPr>
-          <w:rFonts w:cs="Times New Roman"/>
-          <w:szCs w:val="28"/>
-        </w:rPr>
-        <w:t xml:space="preserve"> và</w:t>
-      </w:r>
-      <w:r>
-        <w:rPr>
-          <w:rFonts w:cs="Times New Roman"/>
-          <w:szCs w:val="28"/>
-          <w:lang w:val="vi-VN"/>
-        </w:rPr>
-        <w:t xml:space="preserve"> chi phí</w:t>
-      </w:r>
-      <w:r>
-        <w:rPr>
-          <w:rFonts w:cs="Times New Roman"/>
-          <w:szCs w:val="28"/>
-        </w:rPr>
-        <w:t xml:space="preserve">, </w:t>
-      </w:r>
-      <w:r>
-        <w:rPr>
-          <w:rFonts w:cs="Times New Roman"/>
-          <w:szCs w:val="28"/>
-          <w:lang w:val="vi-VN"/>
-        </w:rPr>
-        <w:t xml:space="preserve">xóa </w:t>
-      </w:r>
-      <w:r>
-        <w:rPr>
-          <w:rFonts w:cs="Times New Roman"/>
-          <w:szCs w:val="28"/>
-        </w:rPr>
-        <w:t>sản phẩm</w:t>
-      </w:r>
-      <w:r>
-        <w:rPr>
-          <w:rFonts w:cs="Times New Roman"/>
-          <w:szCs w:val="28"/>
-          <w:lang w:val="vi-VN"/>
-        </w:rPr>
-        <w:t xml:space="preserve"> không muốn đặt trước khi thanh toán.</w:t>
-      </w:r>
-    </w:p>
-    <w:p>
-      <w:pPr>
-        <w:jc w:val="both"/>
-        <w:rPr>
-          <w:rFonts w:cs="Times New Roman"/>
-          <w:szCs w:val="28"/>
-          <w:lang w:val="vi-VN"/>
-        </w:rPr>
-      </w:pPr>
-      <w:r>
-        <w:rPr>
-          <w:rFonts w:cs="Times New Roman"/>
-          <w:szCs w:val="28"/>
-        </w:rPr>
-        <w:t xml:space="preserve">- </w:t>
-      </w:r>
-      <w:r>
-        <w:rPr>
-          <w:rFonts w:cs="Times New Roman"/>
-          <w:szCs w:val="28"/>
-          <w:lang w:val="vi-VN"/>
-        </w:rPr>
-        <w:t xml:space="preserve">Đặt </w:t>
-      </w:r>
-      <w:r>
-        <w:rPr>
-          <w:rFonts w:cs="Times New Roman"/>
-          <w:szCs w:val="28"/>
-        </w:rPr>
-        <w:t>sản phẩm</w:t>
-      </w:r>
-      <w:r>
-        <w:rPr>
-          <w:rFonts w:cs="Times New Roman"/>
-          <w:szCs w:val="28"/>
-          <w:lang w:val="vi-VN"/>
-        </w:rPr>
-        <w:t xml:space="preserve"> và thanh toán: khách chọn phương thức thanh toán (</w:t>
-      </w:r>
-      <w:r>
-        <w:rPr>
-          <w:rFonts w:cs="Times New Roman"/>
-          <w:szCs w:val="28"/>
-        </w:rPr>
-        <w:t xml:space="preserve">thanh toán trực tiếp </w:t>
-      </w:r>
-      <w:r>
-        <w:rPr>
-          <w:rFonts w:cs="Times New Roman"/>
-          <w:szCs w:val="28"/>
-        </w:rPr>
-        <w:t>khi nhận hàng</w:t>
-      </w:r>
-      <w:r>
-        <w:rPr>
-          <w:rFonts w:cs="Times New Roman"/>
-          <w:szCs w:val="28"/>
-        </w:rPr>
-        <w:t xml:space="preserve"> hoặc </w:t>
-      </w:r>
-      <w:r>
-        <w:rPr>
-          <w:rFonts w:cs="Times New Roman"/>
-          <w:szCs w:val="28"/>
-          <w:lang w:val="vi-VN"/>
-        </w:rPr>
-        <w:t>ví điện tử), nhập thông tin cần thiết. Hệ thống tự động tính tổng chi phí, gửi xác nhận qua email ngay khi giao dịch thành công.</w:t>
-      </w:r>
-    </w:p>
-    <w:p>
-      <w:pPr>
-        <w:jc w:val="both"/>
-        <w:rPr>
-          <w:rFonts w:cs="Times New Roman"/>
-          <w:szCs w:val="28"/>
-          <w:lang w:val="vi-VN"/>
-        </w:rPr>
-      </w:pPr>
-      <w:r>
-        <w:rPr>
-          <w:rFonts w:cs="Times New Roman"/>
-          <w:szCs w:val="28"/>
-        </w:rPr>
-        <w:t xml:space="preserve">- </w:t>
-      </w:r>
-      <w:r>
-        <w:rPr>
-          <w:rFonts w:cs="Times New Roman"/>
-          <w:szCs w:val="28"/>
-          <w:lang w:val="vi-VN"/>
-        </w:rPr>
-        <w:t xml:space="preserve">Quản lý đặt </w:t>
-      </w:r>
-      <w:r>
-        <w:rPr>
-          <w:rFonts w:cs="Times New Roman"/>
-          <w:szCs w:val="28"/>
-        </w:rPr>
-        <w:t>hàng</w:t>
-      </w:r>
-      <w:r>
-        <w:rPr>
-          <w:rFonts w:cs="Times New Roman"/>
-          <w:szCs w:val="28"/>
-          <w:lang w:val="vi-VN"/>
-        </w:rPr>
-        <w:t xml:space="preserve">: khách theo dõi trạng thái đặt chỗ trong mục “Đơn hàng của tôi” hoặc qua liên kết trong email xác nhận. Hệ thống cập nhật liên tục – từ “Chờ xác nhận” đến “Đã </w:t>
-      </w:r>
-      <w:r>
-        <w:rPr>
-          <w:rFonts w:cs="Times New Roman"/>
-          <w:szCs w:val="28"/>
-        </w:rPr>
-        <w:t>thanh toán</w:t>
-      </w:r>
-      <w:r>
-        <w:rPr>
-          <w:rFonts w:cs="Times New Roman"/>
-          <w:szCs w:val="28"/>
-          <w:lang w:val="vi-VN"/>
-        </w:rPr>
-        <w:t xml:space="preserve">”, và “Hoàn thành” sau </w:t>
-      </w:r>
-      <w:r>
-        <w:rPr>
-          <w:rFonts w:cs="Times New Roman"/>
-          <w:szCs w:val="28"/>
-        </w:rPr>
-        <w:t>khi khách nhận hàng</w:t>
-      </w:r>
-      <w:r>
-        <w:rPr>
-          <w:rFonts w:cs="Times New Roman"/>
-          <w:szCs w:val="28"/>
-          <w:lang w:val="vi-VN"/>
-        </w:rPr>
-        <w:t>.</w:t>
-      </w:r>
-    </w:p>
-    <w:p>
-      <w:pPr>
-        <w:pStyle w:val="Heading2"/>
-      </w:pPr>
-      <w:bookmarkStart w:id="19" w:name="_Toc220135172"/>
-      <w:r>
-        <w:t xml:space="preserve">1.3. </w:t>
-      </w:r>
-      <w:r>
-        <w:t>Hình thành ý tưởng thiết kế phần mềm</w:t>
+        <w:pStyle w:val="Heading3"/>
+      </w:pPr>
+      <w:bookmarkStart w:id="19" w:name="_Toc220135173"/>
+      <w:r>
+        <w:t xml:space="preserve">1.3.1. </w:t>
+      </w:r>
+      <w:r>
+        <w:t>Ý tưởng thiết kế</w:t>
       </w:r>
       <w:bookmarkEnd w:id="19"/>
     </w:p>
     <w:p>
       <w:pPr>
+        <w:jc w:val="both"/>
+        <w:rPr>
+          <w:rFonts w:cs="Times New Roman"/>
+          <w:szCs w:val="28"/>
+        </w:rPr>
+      </w:pPr>
+      <w:r>
+        <w:rPr>
+          <w:rFonts w:cs="Times New Roman"/>
+          <w:szCs w:val="28"/>
+        </w:rPr>
+        <w:t xml:space="preserve">Trang web sẽ được xây dựng với mục tiêu cung cấp đầy đủ các chức năng cần thiết, đáp ứng tối ưu nhu cầu của cả khách hàng lẫn quản trị viên trong việc sử dụng và quản lý website </w:t>
+      </w:r>
+      <w:r>
+        <w:rPr>
+          <w:rFonts w:cs="Times New Roman"/>
+          <w:szCs w:val="28"/>
+        </w:rPr>
+        <w:t>bán điện thoại và phụ kiện</w:t>
+      </w:r>
+      <w:r>
+        <w:rPr>
+          <w:rFonts w:cs="Times New Roman"/>
+          <w:szCs w:val="28"/>
+        </w:rPr>
+        <w:t xml:space="preserve"> bao gồm:</w:t>
+      </w:r>
+    </w:p>
+    <w:p>
+      <w:pPr>
+        <w:jc w:val="both"/>
+        <w:rPr>
+          <w:rFonts w:cs="Times New Roman"/>
+          <w:szCs w:val="28"/>
+        </w:rPr>
+      </w:pPr>
+      <w:r>
+        <w:rPr>
+          <w:rFonts w:cs="Times New Roman"/>
+          <w:b/>
+          <w:bCs/>
+          <w:szCs w:val="28"/>
+        </w:rPr>
+        <w:t>Quản lý người dùng:</w:t>
+      </w:r>
+      <w:r>
+        <w:rPr>
+          <w:rFonts w:cs="Times New Roman"/>
+          <w:szCs w:val="28"/>
+        </w:rPr>
+        <w:t xml:space="preserve"> Cung cấp chức năng đăng ký, đăng nhập, cập nhật hồ sơ cá nhân, lưu trữ lịch sử đặt </w:t>
+      </w:r>
+      <w:r>
+        <w:rPr>
+          <w:rFonts w:cs="Times New Roman"/>
+          <w:szCs w:val="28"/>
+        </w:rPr>
+        <w:t>hàng</w:t>
+      </w:r>
+      <w:r>
+        <w:rPr>
+          <w:rFonts w:cs="Times New Roman"/>
+          <w:szCs w:val="28"/>
+        </w:rPr>
+        <w:t xml:space="preserve"> và theo dõi trạng thái</w:t>
+      </w:r>
+      <w:r>
+        <w:rPr>
+          <w:rFonts w:cs="Times New Roman"/>
+          <w:szCs w:val="28"/>
+        </w:rPr>
+        <w:t xml:space="preserve"> đơn hàng</w:t>
+      </w:r>
+      <w:r>
+        <w:rPr>
+          <w:rFonts w:cs="Times New Roman"/>
+          <w:szCs w:val="28"/>
+        </w:rPr>
+        <w:t>. Hỗ trợ quản trị viên phân quyền, khoá/mở tài khoản và quản lý thông tin khách hàng một cách thuận tiện.</w:t>
+      </w:r>
+    </w:p>
+    <w:p>
+      <w:pPr>
+        <w:jc w:val="both"/>
+        <w:rPr>
+          <w:rFonts w:cs="Times New Roman"/>
+          <w:szCs w:val="28"/>
+        </w:rPr>
+      </w:pPr>
+      <w:r>
+        <w:rPr>
+          <w:rFonts w:cs="Times New Roman"/>
+          <w:b/>
+          <w:bCs/>
+          <w:szCs w:val="28"/>
+        </w:rPr>
+        <w:t xml:space="preserve">Quản lý danh mục </w:t>
+      </w:r>
+      <w:r>
+        <w:rPr>
+          <w:rFonts w:cs="Times New Roman"/>
+          <w:b/>
+          <w:bCs/>
+          <w:szCs w:val="28"/>
+        </w:rPr>
+        <w:t>sản phẩm</w:t>
+      </w:r>
+      <w:r>
+        <w:rPr>
+          <w:rFonts w:cs="Times New Roman"/>
+          <w:b/>
+          <w:bCs/>
+          <w:szCs w:val="28"/>
+        </w:rPr>
+        <w:t>:</w:t>
+      </w:r>
+      <w:r>
+        <w:rPr>
+          <w:rFonts w:cs="Times New Roman"/>
+          <w:szCs w:val="28"/>
+        </w:rPr>
+        <w:t xml:space="preserve"> Cho phép thêm, sửa, xóa danh mục. Các danh mục này sẽ hiển thị trong bộ lọc và menu, giúp khách nhanh chóng thu hẹp kết quả theo nhu cầu.</w:t>
+      </w:r>
+    </w:p>
+    <w:p>
+      <w:pPr>
+        <w:jc w:val="both"/>
+        <w:rPr>
+          <w:rFonts w:cs="Times New Roman"/>
+          <w:szCs w:val="28"/>
+        </w:rPr>
+      </w:pPr>
+      <w:r>
+        <w:rPr>
+          <w:rFonts w:cs="Times New Roman"/>
+          <w:b/>
+          <w:bCs/>
+          <w:szCs w:val="28"/>
+        </w:rPr>
+        <w:lastRenderedPageBreak/>
+        <w:t xml:space="preserve">Quản lý </w:t>
+      </w:r>
+      <w:r>
+        <w:rPr>
+          <w:rFonts w:cs="Times New Roman"/>
+          <w:b/>
+          <w:bCs/>
+          <w:szCs w:val="28"/>
+        </w:rPr>
+        <w:t>sản phẩm</w:t>
+      </w:r>
+      <w:r>
+        <w:rPr>
+          <w:rFonts w:cs="Times New Roman"/>
+          <w:b/>
+          <w:bCs/>
+          <w:szCs w:val="28"/>
+        </w:rPr>
+        <w:t>:</w:t>
+      </w:r>
+      <w:r>
+        <w:rPr>
+          <w:rFonts w:cs="Times New Roman"/>
+          <w:szCs w:val="28"/>
+        </w:rPr>
+        <w:t xml:space="preserve"> Giao diện cho phép thêm, sửa, xóa </w:t>
+      </w:r>
+      <w:r>
+        <w:rPr>
+          <w:rFonts w:cs="Times New Roman"/>
+          <w:szCs w:val="28"/>
+        </w:rPr>
+        <w:t>sản phẩm</w:t>
+      </w:r>
+      <w:r>
+        <w:rPr>
+          <w:rFonts w:cs="Times New Roman"/>
+          <w:szCs w:val="28"/>
+        </w:rPr>
+        <w:t xml:space="preserve"> với đầy đủ thông tin: tên </w:t>
+      </w:r>
+      <w:r>
+        <w:rPr>
+          <w:rFonts w:cs="Times New Roman"/>
+          <w:szCs w:val="28"/>
+        </w:rPr>
+        <w:t>sản phẩm</w:t>
+      </w:r>
+      <w:r>
+        <w:rPr>
+          <w:rFonts w:cs="Times New Roman"/>
+          <w:szCs w:val="28"/>
+        </w:rPr>
+        <w:t xml:space="preserve">, hình ảnh chất lượng cao, </w:t>
+      </w:r>
+      <w:r>
+        <w:rPr>
+          <w:rFonts w:cs="Times New Roman"/>
+          <w:szCs w:val="28"/>
+        </w:rPr>
+        <w:t>thông tin</w:t>
+      </w:r>
+      <w:r>
+        <w:rPr>
+          <w:rFonts w:cs="Times New Roman"/>
+          <w:szCs w:val="28"/>
+        </w:rPr>
+        <w:t xml:space="preserve"> chi tiết, giá</w:t>
+      </w:r>
+      <w:r>
+        <w:rPr>
+          <w:rFonts w:cs="Times New Roman"/>
+          <w:szCs w:val="28"/>
+        </w:rPr>
+        <w:t xml:space="preserve"> chi tiết</w:t>
+      </w:r>
+      <w:r>
+        <w:rPr>
+          <w:rFonts w:cs="Times New Roman"/>
+          <w:szCs w:val="28"/>
+        </w:rPr>
+        <w:t xml:space="preserve">, số </w:t>
+      </w:r>
+      <w:r>
+        <w:rPr>
+          <w:rFonts w:cs="Times New Roman"/>
+          <w:szCs w:val="28"/>
+        </w:rPr>
+        <w:t>lượng hàng còn</w:t>
+      </w:r>
+      <w:r>
+        <w:rPr>
+          <w:rFonts w:cs="Times New Roman"/>
+          <w:szCs w:val="28"/>
+        </w:rPr>
+        <w:t xml:space="preserve">. </w:t>
+      </w:r>
+      <w:r>
+        <w:rPr>
+          <w:rFonts w:cs="Times New Roman"/>
+          <w:szCs w:val="28"/>
+        </w:rPr>
+        <w:t xml:space="preserve">Hiển thị danh sách </w:t>
+      </w:r>
+      <w:r>
+        <w:rPr>
+          <w:rFonts w:cs="Times New Roman"/>
+          <w:szCs w:val="28"/>
+        </w:rPr>
+        <w:t>sản phẩm</w:t>
+      </w:r>
+      <w:r>
+        <w:rPr>
+          <w:rFonts w:cs="Times New Roman"/>
+          <w:szCs w:val="28"/>
+        </w:rPr>
+        <w:t xml:space="preserve"> và trang chi tiết giúp khách nắm bắt thông tin rõ ràng trước khi đặt</w:t>
+      </w:r>
+      <w:r>
+        <w:rPr>
+          <w:rFonts w:cs="Times New Roman"/>
+          <w:szCs w:val="28"/>
+        </w:rPr>
+        <w:t xml:space="preserve"> hàng</w:t>
+      </w:r>
+      <w:r>
+        <w:rPr>
+          <w:rFonts w:cs="Times New Roman"/>
+          <w:szCs w:val="28"/>
+        </w:rPr>
+        <w:t>.</w:t>
+      </w:r>
+    </w:p>
+    <w:p>
+      <w:pPr>
+        <w:jc w:val="both"/>
+        <w:rPr>
+          <w:rFonts w:cs="Times New Roman"/>
+          <w:szCs w:val="28"/>
+        </w:rPr>
+      </w:pPr>
+      <w:r>
+        <w:rPr>
+          <w:rFonts w:cs="Times New Roman"/>
+          <w:b/>
+          <w:bCs/>
+          <w:szCs w:val="28"/>
+        </w:rPr>
+        <w:t>Quản lý bài viết</w:t>
+      </w:r>
+      <w:r>
+        <w:rPr>
+          <w:rFonts w:cs="Times New Roman"/>
+          <w:szCs w:val="28"/>
+        </w:rPr>
+        <w:t xml:space="preserve">: Cho phép tạo mới, chỉnh sửa hoặc xóa các bài viết, khuyến mãi. Hỗ trợ upload hình ảnh, định dạng văn bản và gắn thẻ SEO, giúp khách cập nhật </w:t>
+      </w:r>
+      <w:r>
+        <w:rPr>
+          <w:rFonts w:cs="Times New Roman"/>
+          <w:szCs w:val="28"/>
+        </w:rPr>
+        <w:t>thông tin sản phẩm</w:t>
+      </w:r>
+      <w:r>
+        <w:rPr>
+          <w:rFonts w:cs="Times New Roman"/>
+          <w:szCs w:val="28"/>
+        </w:rPr>
+        <w:t xml:space="preserve"> nhanh chóng.</w:t>
+      </w:r>
+    </w:p>
+    <w:p>
+      <w:pPr>
+        <w:jc w:val="both"/>
+        <w:rPr>
+          <w:rFonts w:cs="Times New Roman"/>
+          <w:szCs w:val="28"/>
+        </w:rPr>
+      </w:pPr>
+      <w:r>
+        <w:rPr>
+          <w:rFonts w:cs="Times New Roman"/>
+          <w:b/>
+          <w:bCs/>
+          <w:szCs w:val="28"/>
+        </w:rPr>
+        <w:t xml:space="preserve">Quản lý đặt </w:t>
+      </w:r>
+      <w:r>
+        <w:rPr>
+          <w:rFonts w:cs="Times New Roman"/>
+          <w:b/>
+          <w:bCs/>
+          <w:szCs w:val="28"/>
+        </w:rPr>
+        <w:t>hàng</w:t>
+      </w:r>
+      <w:r>
+        <w:rPr>
+          <w:rFonts w:cs="Times New Roman"/>
+          <w:b/>
+          <w:bCs/>
+          <w:szCs w:val="28"/>
+        </w:rPr>
+        <w:t>:</w:t>
+      </w:r>
+      <w:r>
+        <w:rPr>
+          <w:rFonts w:cs="Times New Roman"/>
+          <w:szCs w:val="28"/>
+        </w:rPr>
+        <w:t xml:space="preserve"> Hiển thị danh sách </w:t>
+      </w:r>
+      <w:r>
+        <w:rPr>
+          <w:rFonts w:cs="Times New Roman"/>
+          <w:szCs w:val="28"/>
+        </w:rPr>
+        <w:t>đặt hàng</w:t>
+      </w:r>
+      <w:r>
+        <w:rPr>
+          <w:rFonts w:cs="Times New Roman"/>
+          <w:szCs w:val="28"/>
+        </w:rPr>
+        <w:t xml:space="preserve"> theo các trạng thái (Chờ xác nhận, Đã xác nhận, Đã hủy). Xem chi tiết đặt </w:t>
+      </w:r>
+      <w:r>
+        <w:rPr>
+          <w:rFonts w:cs="Times New Roman"/>
+          <w:szCs w:val="28"/>
+        </w:rPr>
+        <w:t>sản phẩm</w:t>
+      </w:r>
+      <w:r>
+        <w:rPr>
+          <w:rFonts w:cs="Times New Roman"/>
+          <w:szCs w:val="28"/>
+        </w:rPr>
+        <w:t xml:space="preserve"> bao gồm </w:t>
+      </w:r>
+      <w:r>
+        <w:rPr>
+          <w:rFonts w:cs="Times New Roman"/>
+          <w:szCs w:val="28"/>
+        </w:rPr>
+        <w:t>địa chỉ nơi nhận, tên khách hàng</w:t>
+      </w:r>
+      <w:r>
+        <w:rPr>
+          <w:rFonts w:cs="Times New Roman"/>
+          <w:szCs w:val="28"/>
+        </w:rPr>
+        <w:t xml:space="preserve">, số </w:t>
+      </w:r>
+      <w:r>
+        <w:rPr>
+          <w:rFonts w:cs="Times New Roman"/>
+          <w:szCs w:val="28"/>
+        </w:rPr>
+        <w:t>lượng</w:t>
+      </w:r>
+      <w:r>
+        <w:rPr>
+          <w:rFonts w:cs="Times New Roman"/>
+          <w:szCs w:val="28"/>
+        </w:rPr>
+        <w:t xml:space="preserve">, phương thức thanh toán và ghi chú. Cho phép khách thêm </w:t>
+      </w:r>
+      <w:r>
+        <w:rPr>
+          <w:rFonts w:cs="Times New Roman"/>
+          <w:szCs w:val="28"/>
+        </w:rPr>
+        <w:t>sản phẩm</w:t>
+      </w:r>
+      <w:r>
+        <w:rPr>
+          <w:rFonts w:cs="Times New Roman"/>
+          <w:szCs w:val="28"/>
+        </w:rPr>
+        <w:t xml:space="preserve"> vào giỏ, điều chỉnh số lượng và thanh toán ngay trong hệ thống.</w:t>
+      </w:r>
+    </w:p>
+    <w:p>
+      <w:pPr>
+        <w:jc w:val="both"/>
+        <w:rPr>
+          <w:rFonts w:cs="Times New Roman"/>
+          <w:szCs w:val="28"/>
+        </w:rPr>
+      </w:pPr>
+      <w:r>
+        <w:rPr>
+          <w:rFonts w:cs="Times New Roman"/>
+          <w:b/>
+          <w:bCs/>
+          <w:szCs w:val="28"/>
+        </w:rPr>
+        <w:t>Quản lý liên hệ:</w:t>
+      </w:r>
+      <w:r>
+        <w:rPr>
+          <w:rFonts w:cs="Times New Roman"/>
+          <w:szCs w:val="28"/>
+        </w:rPr>
+        <w:t xml:space="preserve"> Cho phép quản trị viên tạo form liên hệ gồm các trường tên, email, chủ đề và nội dung. Tất cả yêu cầu từ khách sẽ </w:t>
+      </w:r>
+      <w:r>
+        <w:rPr>
+          <w:rFonts w:cs="Times New Roman"/>
+          <w:szCs w:val="28"/>
+        </w:rPr>
+        <w:t xml:space="preserve">được giải đáp và trả lời kịp thời qua tin nhắn </w:t>
+      </w:r>
+      <w:r>
+        <w:rPr>
+          <w:rFonts w:cs="Times New Roman"/>
+          <w:szCs w:val="28"/>
+        </w:rPr>
+        <w:t>điện tử email.</w:t>
+      </w:r>
+    </w:p>
+    <w:p>
+      <w:pPr>
         <w:pStyle w:val="Heading3"/>
       </w:pPr>
-      <w:bookmarkStart w:id="20" w:name="_Toc220135173"/>
-      <w:r>
-        <w:t xml:space="preserve">1.3.1. </w:t>
-      </w:r>
-      <w:r>
-        <w:t>Ý tưởng thiết kế</w:t>
+      <w:bookmarkStart w:id="20" w:name="_Toc220135174"/>
+      <w:r>
+        <w:t>1.3.2. Các yêu cầu phi chức năng</w:t>
       </w:r>
       <w:bookmarkEnd w:id="20"/>
     </w:p>
@@ -12096,14 +12560,16 @@
         <w:rPr>
           <w:rFonts w:cs="Times New Roman"/>
           <w:szCs w:val="28"/>
-        </w:rPr>
-      </w:pPr>
-      <w:r>
-        <w:rPr>
-          <w:rFonts w:cs="Times New Roman"/>
-          <w:szCs w:val="28"/>
-        </w:rPr>
-        <w:t xml:space="preserve">Trang web sẽ được xây dựng với mục tiêu cung cấp đầy đủ các chức năng cần thiết, đáp ứng tối ưu nhu cầu của cả khách hàng lẫn quản trị viên trong việc sử dụng và quản lý website </w:t>
+          <w:lang w:val="vi-VN"/>
+        </w:rPr>
+      </w:pPr>
+      <w:r>
+        <w:rPr>
+          <w:rFonts w:cs="Times New Roman"/>
+          <w:szCs w:val="28"/>
+          <w:lang w:val="vi-VN"/>
+        </w:rPr>
+        <w:t xml:space="preserve">Website </w:t>
       </w:r>
       <w:r>
         <w:rPr>
@@ -12116,8 +12582,54 @@
         <w:rPr>
           <w:rFonts w:cs="Times New Roman"/>
           <w:szCs w:val="28"/>
-        </w:rPr>
-        <w:t xml:space="preserve"> bao gồm:</w:t>
+          <w:lang w:val="vi-VN"/>
+        </w:rPr>
+        <w:t xml:space="preserve"> sẽ được thiết kế với giao diện hiện đại, sáng tạo và thân thiện, giúp khách dễ dàng duyệt các </w:t>
+      </w:r>
+      <w:r>
+        <w:rPr>
+          <w:rFonts w:cs="Times New Roman"/>
+          <w:szCs w:val="28"/>
+        </w:rPr>
+        <w:t>sản phẩm</w:t>
+      </w:r>
+      <w:r>
+        <w:rPr>
+          <w:rFonts w:cs="Times New Roman"/>
+          <w:szCs w:val="28"/>
+          <w:lang w:val="vi-VN"/>
+        </w:rPr>
+        <w:t xml:space="preserve">, xem thông tin điểm đến và đặt </w:t>
+      </w:r>
+      <w:r>
+        <w:rPr>
+          <w:rFonts w:cs="Times New Roman"/>
+          <w:szCs w:val="28"/>
+        </w:rPr>
+        <w:t>hàng</w:t>
+      </w:r>
+      <w:r>
+        <w:rPr>
+          <w:rFonts w:cs="Times New Roman"/>
+          <w:szCs w:val="28"/>
+          <w:lang w:val="vi-VN"/>
+        </w:rPr>
+        <w:t xml:space="preserve"> chỉ trong vài thao tác. Từng thành phần trên trang—từ thanh menu đến các ô lọc </w:t>
+      </w:r>
+      <w:r>
+        <w:rPr>
+          <w:rFonts w:cs="Times New Roman"/>
+          <w:szCs w:val="28"/>
+        </w:rPr>
+        <w:t>sản phẩm</w:t>
+      </w:r>
+      <w:r>
+        <w:rPr>
+          <w:rFonts w:cs="Times New Roman"/>
+          <w:szCs w:val="28"/>
+          <w:lang w:val="vi-VN"/>
+        </w:rPr>
+        <w:t>—đều được sắp xếp rõ ràng, đảm bảo trải nghiệm liền mạch và thoải mái cho người dùng.</w:t>
       </w:r>
     </w:p>
     <w:p>
@@ -12126,23 +12638,16 @@
         <w:rPr>
           <w:rFonts w:cs="Times New Roman"/>
           <w:szCs w:val="28"/>
-        </w:rPr>
-      </w:pPr>
-      <w:r>
-        <w:rPr>
-          <w:rFonts w:cs="Times New Roman"/>
-          <w:b/>
-          <w:bCs/>
-          <w:szCs w:val="28"/>
-        </w:rPr>
-        <w:t>Quản lý người dùng:</w:t>
-      </w:r>
-      <w:r>
-        <w:rPr>
-          <w:rFonts w:cs="Times New Roman"/>
-          <w:szCs w:val="28"/>
-        </w:rPr>
-        <w:t xml:space="preserve"> Cung cấp chức năng đăng ký, đăng nhập, cập nhật hồ sơ cá nhân, lưu trữ lịch sử đặt </w:t>
+          <w:lang w:val="vi-VN"/>
+        </w:rPr>
+      </w:pPr>
+      <w:r>
+        <w:rPr>
+          <w:rFonts w:cs="Times New Roman"/>
+          <w:szCs w:val="28"/>
+          <w:lang w:val="vi-VN"/>
+        </w:rPr>
+        <w:t xml:space="preserve">Toàn bộ quy trình tìm kiếm và đặt </w:t>
       </w:r>
       <w:r>
         <w:rPr>
@@ -12155,22 +12660,39 @@
         <w:rPr>
           <w:rFonts w:cs="Times New Roman"/>
           <w:szCs w:val="28"/>
-        </w:rPr>
-        <w:t xml:space="preserve"> và theo dõi trạng thái</w:t>
-      </w:r>
-      <w:r>
-        <w:rPr>
-          <w:rFonts w:cs="Times New Roman"/>
-          <w:szCs w:val="28"/>
-        </w:rPr>
-        <w:t xml:space="preserve"> đơn hàng</w:t>
-      </w:r>
-      <w:r>
-        <w:rPr>
-          <w:rFonts w:cs="Times New Roman"/>
-          <w:szCs w:val="28"/>
-        </w:rPr>
-        <w:t>. Hỗ trợ quản trị viên phân quyền, khoá/mở tài khoản và quản lý thông tin khách hàng một cách thuận tiện.</w:t>
+          <w:lang w:val="vi-VN"/>
+        </w:rPr>
+        <w:t xml:space="preserve"> được tối ưu hóa để giảm thiểu thời gian chờ, từ việc tải danh sách </w:t>
+      </w:r>
+      <w:r>
+        <w:rPr>
+          <w:rFonts w:cs="Times New Roman"/>
+          <w:szCs w:val="28"/>
+        </w:rPr>
+        <w:t>sản phẩm</w:t>
+      </w:r>
+      <w:r>
+        <w:rPr>
+          <w:rFonts w:cs="Times New Roman"/>
+          <w:szCs w:val="28"/>
+          <w:lang w:val="vi-VN"/>
+        </w:rPr>
+        <w:t xml:space="preserve">, xem chi tiết </w:t>
+      </w:r>
+      <w:r>
+        <w:rPr>
+          <w:rFonts w:cs="Times New Roman"/>
+          <w:szCs w:val="28"/>
+        </w:rPr>
+        <w:t>sản phẩm</w:t>
+      </w:r>
+      <w:r>
+        <w:rPr>
+          <w:rFonts w:cs="Times New Roman"/>
+          <w:szCs w:val="28"/>
+          <w:lang w:val="vi-VN"/>
+        </w:rPr>
+        <w:t>, đến bước xác nhận thông tin và thanh toán. Mỗi tương tác trên trang đều được thiết kế mượt mà, phản hồi nhanh, giúp khách hàng cảm thấy tin tưởng và hài lòng ngay từ lần truy cập đầu tiên.</w:t>
       </w:r>
     </w:p>
     <w:p>
@@ -12179,41 +12701,16 @@
         <w:rPr>
           <w:rFonts w:cs="Times New Roman"/>
           <w:szCs w:val="28"/>
-        </w:rPr>
-      </w:pPr>
-      <w:r>
-        <w:rPr>
-          <w:rFonts w:cs="Times New Roman"/>
-          <w:b/>
-          <w:bCs/>
-          <w:szCs w:val="28"/>
-        </w:rPr>
-        <w:t xml:space="preserve">Quản lý danh mục </w:t>
-      </w:r>
-      <w:r>
-        <w:rPr>
-          <w:rFonts w:cs="Times New Roman"/>
-          <w:b/>
-          <w:bCs/>
-          <w:szCs w:val="28"/>
-        </w:rPr>
-        <w:t>sản phẩm</w:t>
-      </w:r>
-      <w:r>
-        <w:rPr>
-          <w:rFonts w:cs="Times New Roman"/>
-          <w:b/>
-          <w:bCs/>
-          <w:szCs w:val="28"/>
-        </w:rPr>
-        <w:t>:</w:t>
-      </w:r>
-      <w:r>
-        <w:rPr>
-          <w:rFonts w:cs="Times New Roman"/>
-          <w:szCs w:val="28"/>
-        </w:rPr>
-        <w:t xml:space="preserve"> Cho phép thêm, sửa, xóa danh mục. Các danh mục này sẽ hiển thị trong bộ lọc và menu, giúp khách nhanh chóng thu hẹp kết quả theo nhu cầu.</w:t>
+          <w:lang w:val="vi-VN"/>
+        </w:rPr>
+      </w:pPr>
+      <w:r>
+        <w:rPr>
+          <w:rFonts w:cs="Times New Roman"/>
+          <w:szCs w:val="28"/>
+          <w:lang w:val="vi-VN"/>
+        </w:rPr>
+        <w:t>Đặt sự an toàn thông tin cá nhân của người dùng lên hàng đầu, trang web cam kết bảo vệ tuyệt đối thông tin tài khoản và thanh toán. Chính sách bảo mật sẽ minh bạch, cung cấp thông tin rõ ràng về cách dữ liệu được thu thập, sử dụng và bảo vệ, tạo sự yên tâm tuyệt đối cho khách hàng.</w:t>
       </w:r>
     </w:p>
     <w:p>
@@ -12227,342 +12724,20 @@
       <w:r>
         <w:rPr>
           <w:rFonts w:cs="Times New Roman"/>
-          <w:b/>
-          <w:bCs/>
-          <w:szCs w:val="28"/>
+          <w:szCs w:val="28"/>
+          <w:lang w:val="vi-VN"/>
         </w:rPr>
         <w:lastRenderedPageBreak/>
-        <w:t xml:space="preserve">Quản lý </w:t>
-      </w:r>
-      <w:r>
-        <w:rPr>
-          <w:rFonts w:cs="Times New Roman"/>
-          <w:b/>
-          <w:bCs/>
-          <w:szCs w:val="28"/>
-        </w:rPr>
-        <w:t>sản phẩm</w:t>
-      </w:r>
-      <w:r>
-        <w:rPr>
-          <w:rFonts w:cs="Times New Roman"/>
-          <w:b/>
-          <w:bCs/>
-          <w:szCs w:val="28"/>
-        </w:rPr>
-        <w:t>:</w:t>
-      </w:r>
-      <w:r>
-        <w:rPr>
-          <w:rFonts w:cs="Times New Roman"/>
-          <w:szCs w:val="28"/>
-        </w:rPr>
-        <w:t xml:space="preserve"> Giao diện cho phép thêm, sửa, xóa </w:t>
-      </w:r>
-      <w:r>
-        <w:rPr>
-          <w:rFonts w:cs="Times New Roman"/>
-          <w:szCs w:val="28"/>
-        </w:rPr>
-        <w:t>sản phẩm</w:t>
-      </w:r>
-      <w:r>
-        <w:rPr>
-          <w:rFonts w:cs="Times New Roman"/>
-          <w:szCs w:val="28"/>
-        </w:rPr>
-        <w:t xml:space="preserve"> với đầy đủ thông tin: tên </w:t>
-      </w:r>
-      <w:r>
-        <w:rPr>
-          <w:rFonts w:cs="Times New Roman"/>
-          <w:szCs w:val="28"/>
-        </w:rPr>
-        <w:t>sản phẩm</w:t>
-      </w:r>
-      <w:r>
-        <w:rPr>
-          <w:rFonts w:cs="Times New Roman"/>
-          <w:szCs w:val="28"/>
-        </w:rPr>
-        <w:t xml:space="preserve">, hình ảnh chất lượng cao, </w:t>
-      </w:r>
-      <w:r>
-        <w:rPr>
-          <w:rFonts w:cs="Times New Roman"/>
-          <w:szCs w:val="28"/>
-        </w:rPr>
-        <w:t>thông tin</w:t>
-      </w:r>
-      <w:r>
-        <w:rPr>
-          <w:rFonts w:cs="Times New Roman"/>
-          <w:szCs w:val="28"/>
-        </w:rPr>
-        <w:t xml:space="preserve"> chi tiết, giá</w:t>
-      </w:r>
-      <w:r>
-        <w:rPr>
-          <w:rFonts w:cs="Times New Roman"/>
-          <w:szCs w:val="28"/>
-        </w:rPr>
-        <w:t xml:space="preserve"> chi tiết</w:t>
-      </w:r>
-      <w:r>
-        <w:rPr>
-          <w:rFonts w:cs="Times New Roman"/>
-          <w:szCs w:val="28"/>
-        </w:rPr>
-        <w:t xml:space="preserve">, số </w:t>
-      </w:r>
-      <w:r>
-        <w:rPr>
-          <w:rFonts w:cs="Times New Roman"/>
-          <w:szCs w:val="28"/>
-        </w:rPr>
-        <w:t>lượng hàng còn</w:t>
-      </w:r>
-      <w:r>
-        <w:rPr>
-          <w:rFonts w:cs="Times New Roman"/>
-          <w:szCs w:val="28"/>
-        </w:rPr>
-        <w:t xml:space="preserve">. </w:t>
-      </w:r>
-      <w:r>
-        <w:rPr>
-          <w:rFonts w:cs="Times New Roman"/>
-          <w:szCs w:val="28"/>
-        </w:rPr>
-        <w:t xml:space="preserve">Hiển thị danh sách </w:t>
-      </w:r>
-      <w:r>
-        <w:rPr>
-          <w:rFonts w:cs="Times New Roman"/>
-          <w:szCs w:val="28"/>
-        </w:rPr>
-        <w:t>sản phẩm</w:t>
-      </w:r>
-      <w:r>
-        <w:rPr>
-          <w:rFonts w:cs="Times New Roman"/>
-          <w:szCs w:val="28"/>
-        </w:rPr>
-        <w:t xml:space="preserve"> và trang chi tiết giúp khách nắm bắt thông tin rõ ràng trước khi đặt</w:t>
-      </w:r>
-      <w:r>
-        <w:rPr>
-          <w:rFonts w:cs="Times New Roman"/>
-          <w:szCs w:val="28"/>
-        </w:rPr>
-        <w:t xml:space="preserve"> hàng</w:t>
-      </w:r>
-      <w:r>
-        <w:rPr>
-          <w:rFonts w:cs="Times New Roman"/>
-          <w:szCs w:val="28"/>
-        </w:rPr>
-        <w:t>.</w:t>
+        <w:t>Trang web sẽ được xây dựng để hoạt động mượt mà trên mọi trình duyệt và thiết bị, đặc biệt là trên các nền tảng di động. Tối ưu hóa thời gian tải trang nhằm giảm thiểu sự chờ đợi, mang lại trải nghiệm sử dụng nhanh chóng, trơn tru. Hiệu suất ứng dụng sẽ được cải thiện tối đa để đảm bảo tính linh hoạt và sự hài lòng của người dùng trong suốt quá trình sử dụng.</w:t>
       </w:r>
     </w:p>
     <w:p>
       <w:pPr>
-        <w:jc w:val="both"/>
-        <w:rPr>
-          <w:rFonts w:cs="Times New Roman"/>
-          <w:szCs w:val="28"/>
-        </w:rPr>
-      </w:pPr>
-      <w:r>
-        <w:rPr>
-          <w:rFonts w:cs="Times New Roman"/>
-          <w:b/>
-          <w:bCs/>
-          <w:szCs w:val="28"/>
-        </w:rPr>
-        <w:t>Quản lý bài viết</w:t>
-      </w:r>
-      <w:r>
-        <w:rPr>
-          <w:rFonts w:cs="Times New Roman"/>
-          <w:szCs w:val="28"/>
-        </w:rPr>
-        <w:t xml:space="preserve">: Cho phép tạo mới, chỉnh sửa hoặc xóa các bài viết, khuyến mãi. Hỗ trợ upload hình ảnh, định dạng văn bản và gắn thẻ SEO, giúp khách cập nhật </w:t>
-      </w:r>
-      <w:r>
-        <w:rPr>
-          <w:rFonts w:cs="Times New Roman"/>
-          <w:szCs w:val="28"/>
-        </w:rPr>
-        <w:t>thông tin sản phẩm</w:t>
-      </w:r>
-      <w:r>
-        <w:rPr>
-          <w:rFonts w:cs="Times New Roman"/>
-          <w:szCs w:val="28"/>
-        </w:rPr>
-        <w:t xml:space="preserve"> nhanh chóng.</w:t>
-      </w:r>
-    </w:p>
-    <w:p>
-      <w:pPr>
-        <w:jc w:val="both"/>
-        <w:rPr>
-          <w:rFonts w:cs="Times New Roman"/>
-          <w:szCs w:val="28"/>
-        </w:rPr>
-      </w:pPr>
-      <w:r>
-        <w:rPr>
-          <w:rFonts w:cs="Times New Roman"/>
-          <w:b/>
-          <w:bCs/>
-          <w:szCs w:val="28"/>
-        </w:rPr>
-        <w:t xml:space="preserve">Quản lý đặt </w:t>
-      </w:r>
-      <w:r>
-        <w:rPr>
-          <w:rFonts w:cs="Times New Roman"/>
-          <w:b/>
-          <w:bCs/>
-          <w:szCs w:val="28"/>
-        </w:rPr>
-        <w:t>hàng</w:t>
-      </w:r>
-      <w:r>
-        <w:rPr>
-          <w:rFonts w:cs="Times New Roman"/>
-          <w:b/>
-          <w:bCs/>
-          <w:szCs w:val="28"/>
-        </w:rPr>
-        <w:t>:</w:t>
-      </w:r>
-      <w:r>
-        <w:rPr>
-          <w:rFonts w:cs="Times New Roman"/>
-          <w:szCs w:val="28"/>
-        </w:rPr>
-        <w:t xml:space="preserve"> Hiển thị danh sách </w:t>
-      </w:r>
-      <w:r>
-        <w:rPr>
-          <w:rFonts w:cs="Times New Roman"/>
-          <w:szCs w:val="28"/>
-        </w:rPr>
-        <w:t>đặt hàng</w:t>
-      </w:r>
-      <w:r>
-        <w:rPr>
-          <w:rFonts w:cs="Times New Roman"/>
-          <w:szCs w:val="28"/>
-        </w:rPr>
-        <w:t xml:space="preserve"> theo các trạng thái (Chờ xác nhận, Đã xác nhận, Đã hủy). Xem chi tiết đặt </w:t>
-      </w:r>
-      <w:r>
-        <w:rPr>
-          <w:rFonts w:cs="Times New Roman"/>
-          <w:szCs w:val="28"/>
-        </w:rPr>
-        <w:t>sản phẩm</w:t>
-      </w:r>
-      <w:r>
-        <w:rPr>
-          <w:rFonts w:cs="Times New Roman"/>
-          <w:szCs w:val="28"/>
-        </w:rPr>
-        <w:t xml:space="preserve"> bao gồm </w:t>
-      </w:r>
-      <w:r>
-        <w:rPr>
-          <w:rFonts w:cs="Times New Roman"/>
-          <w:szCs w:val="28"/>
-        </w:rPr>
-        <w:t>địa chỉ nơi nhận, tên khách hàng</w:t>
-      </w:r>
-      <w:r>
-        <w:rPr>
-          <w:rFonts w:cs="Times New Roman"/>
-          <w:szCs w:val="28"/>
-        </w:rPr>
-        <w:t xml:space="preserve">, số </w:t>
-      </w:r>
-      <w:r>
-        <w:rPr>
-          <w:rFonts w:cs="Times New Roman"/>
-          <w:szCs w:val="28"/>
-        </w:rPr>
-        <w:t>lượng</w:t>
-      </w:r>
-      <w:r>
-        <w:rPr>
-          <w:rFonts w:cs="Times New Roman"/>
-          <w:szCs w:val="28"/>
-        </w:rPr>
-        <w:t xml:space="preserve">, phương thức thanh toán và ghi chú. Cho phép khách thêm </w:t>
-      </w:r>
-      <w:r>
-        <w:rPr>
-          <w:rFonts w:cs="Times New Roman"/>
-          <w:szCs w:val="28"/>
-        </w:rPr>
-        <w:t>sản phẩm</w:t>
-      </w:r>
-      <w:r>
-        <w:rPr>
-          <w:rFonts w:cs="Times New Roman"/>
-          <w:szCs w:val="28"/>
-        </w:rPr>
-        <w:t xml:space="preserve"> vào giỏ, điều chỉnh số lượng và thanh toán ngay trong hệ thống.</w:t>
-      </w:r>
-    </w:p>
-    <w:p>
-      <w:pPr>
-        <w:jc w:val="both"/>
-        <w:rPr>
-          <w:rFonts w:cs="Times New Roman"/>
-          <w:szCs w:val="28"/>
-        </w:rPr>
-      </w:pPr>
-      <w:r>
-        <w:rPr>
-          <w:rFonts w:cs="Times New Roman"/>
-          <w:b/>
-          <w:bCs/>
-          <w:szCs w:val="28"/>
-        </w:rPr>
-        <w:t>Quản lý liên hệ:</w:t>
-      </w:r>
-      <w:r>
-        <w:rPr>
-          <w:rFonts w:cs="Times New Roman"/>
-          <w:szCs w:val="28"/>
-        </w:rPr>
-        <w:t xml:space="preserve"> Cho phép quản trị viên tạo form liên hệ gồm các trường tên, email, chủ đề và nội dung. Tất cả yêu cầu từ khách sẽ </w:t>
-      </w:r>
-      <w:r>
-        <w:rPr>
-          <w:rFonts w:cs="Times New Roman"/>
-          <w:szCs w:val="28"/>
-        </w:rPr>
-        <w:t xml:space="preserve">được giải đáp và trả lời kịp thời qua tin nhắn </w:t>
-      </w:r>
-      <w:r>
-        <w:rPr>
-          <w:rFonts w:cs="Times New Roman"/>
-          <w:szCs w:val="28"/>
-        </w:rPr>
-        <w:t>điện tử email.</w:t>
-      </w:r>
-    </w:p>
-    <w:p>
-      <w:pPr>
         <w:pStyle w:val="Heading3"/>
       </w:pPr>
-      <w:bookmarkStart w:id="21" w:name="_Toc220135174"/>
-      <w:r>
-        <w:t>1.3.2. Các yêu cầu phi chức năng</w:t>
+      <w:bookmarkStart w:id="21" w:name="_Toc220135175"/>
+      <w:r>
+        <w:t>1.3.3. Phương pháp tài liệu nghiên cứu</w:t>
       </w:r>
       <w:bookmarkEnd w:id="21"/>
     </w:p>
@@ -12581,67 +12756,7 @@
           <w:szCs w:val="28"/>
           <w:lang w:val="vi-VN"/>
         </w:rPr>
-        <w:t xml:space="preserve">Website </w:t>
-      </w:r>
-      <w:r>
-        <w:rPr>
-          <w:rFonts w:cs="Times New Roman"/>
-          <w:szCs w:val="28"/>
-        </w:rPr>
-        <w:t>bán điện thoại và phụ kiện</w:t>
-      </w:r>
-      <w:r>
-        <w:rPr>
-          <w:rFonts w:cs="Times New Roman"/>
-          <w:szCs w:val="28"/>
-          <w:lang w:val="vi-VN"/>
-        </w:rPr>
-        <w:t xml:space="preserve"> sẽ được thiết kế với giao diện hiện đại, sáng tạo và thân thiện, giúp khách dễ dàng duyệt các </w:t>
-      </w:r>
-      <w:r>
-        <w:rPr>
-          <w:rFonts w:cs="Times New Roman"/>
-          <w:szCs w:val="28"/>
-        </w:rPr>
-        <w:t>sản phẩm</w:t>
-      </w:r>
-      <w:r>
-        <w:rPr>
-          <w:rFonts w:cs="Times New Roman"/>
-          <w:szCs w:val="28"/>
-          <w:lang w:val="vi-VN"/>
-        </w:rPr>
-        <w:t xml:space="preserve">, xem thông tin điểm đến và đặt </w:t>
-      </w:r>
-      <w:r>
-        <w:rPr>
-          <w:rFonts w:cs="Times New Roman"/>
-          <w:szCs w:val="28"/>
-        </w:rPr>
-        <w:t>hàng</w:t>
-      </w:r>
-      <w:r>
-        <w:rPr>
-          <w:rFonts w:cs="Times New Roman"/>
-          <w:szCs w:val="28"/>
-          <w:lang w:val="vi-VN"/>
-        </w:rPr>
-        <w:t xml:space="preserve"> chỉ trong vài thao tác. Từng thành phần trên trang—từ thanh menu đến các ô lọc </w:t>
-      </w:r>
-      <w:r>
-        <w:rPr>
-          <w:rFonts w:cs="Times New Roman"/>
-          <w:szCs w:val="28"/>
-        </w:rPr>
-        <w:t>sản phẩm</w:t>
-      </w:r>
-      <w:r>
-        <w:rPr>
-          <w:rFonts w:cs="Times New Roman"/>
-          <w:szCs w:val="28"/>
-          <w:lang w:val="vi-VN"/>
-        </w:rPr>
-        <w:t>—đều được sắp xếp rõ ràng, đảm bảo trải nghiệm liền mạch và thoải mái cho người dùng.</w:t>
+        <w:t>Để thực hiện đồ án một cách bài bản và hiệu quả, tôi đã áp dụng nhiều phương pháp nghiên cứu đa dạng và tận dụng nguồn tài liệu phong phú. Các bước tiếp cận được triển khai cụ thể như sau:</w:t>
       </w:r>
     </w:p>
     <w:p>
@@ -12659,52 +12774,7 @@
           <w:szCs w:val="28"/>
           <w:lang w:val="vi-VN"/>
         </w:rPr>
-        <w:t xml:space="preserve">Toàn bộ quy trình tìm kiếm và đặt </w:t>
-      </w:r>
-      <w:r>
-        <w:rPr>
-          <w:rFonts w:cs="Times New Roman"/>
-          <w:szCs w:val="28"/>
-        </w:rPr>
-        <w:t>hàng</w:t>
-      </w:r>
-      <w:r>
-        <w:rPr>
-          <w:rFonts w:cs="Times New Roman"/>
-          <w:szCs w:val="28"/>
-          <w:lang w:val="vi-VN"/>
-        </w:rPr>
-        <w:t xml:space="preserve"> được tối ưu hóa để giảm thiểu thời gian chờ, từ việc tải danh sách </w:t>
-      </w:r>
-      <w:r>
-        <w:rPr>
-          <w:rFonts w:cs="Times New Roman"/>
-          <w:szCs w:val="28"/>
-        </w:rPr>
-        <w:t>sản phẩm</w:t>
-      </w:r>
-      <w:r>
-        <w:rPr>
-          <w:rFonts w:cs="Times New Roman"/>
-          <w:szCs w:val="28"/>
-          <w:lang w:val="vi-VN"/>
-        </w:rPr>
-        <w:t xml:space="preserve">, xem chi tiết </w:t>
-      </w:r>
-      <w:r>
-        <w:rPr>
-          <w:rFonts w:cs="Times New Roman"/>
-          <w:szCs w:val="28"/>
-        </w:rPr>
-        <w:t>sản phẩm</w:t>
-      </w:r>
-      <w:r>
-        <w:rPr>
-          <w:rFonts w:cs="Times New Roman"/>
-          <w:szCs w:val="28"/>
-          <w:lang w:val="vi-VN"/>
-        </w:rPr>
-        <w:t>, đến bước xác nhận thông tin và thanh toán. Mỗi tương tác trên trang đều được thiết kế mượt mà, phản hồi nhanh, giúp khách hàng cảm thấy tin tưởng và hài lòng ngay từ lần truy cập đầu tiên.</w:t>
+        <w:t>- Tìm hiểu tài liệu nước ngoài: Khai thác các cơ sở dữ liệu nghiên cứu quốc tế để tìm kiếm các nghiên cứu và công trình liên quan đến đề tài.</w:t>
       </w:r>
     </w:p>
     <w:p>
@@ -12722,7 +12792,22 @@
           <w:szCs w:val="28"/>
           <w:lang w:val="vi-VN"/>
         </w:rPr>
-        <w:t>Đặt sự an toàn thông tin cá nhân của người dùng lên hàng đầu, trang web cam kết bảo vệ tuyệt đối thông tin tài khoản và thanh toán. Chính sách bảo mật sẽ minh bạch, cung cấp thông tin rõ ràng về cách dữ liệu được thu thập, sử dụng và bảo vệ, tạo sự yên tâm tuyệt đối cho khách hàng.</w:t>
+        <w:t>- Tham khảo tài liệu trên website và trang báo: Đọc và phân tích các bài viết trên</w:t>
+      </w:r>
+      <w:r>
+        <w:rPr>
+          <w:rFonts w:cs="Times New Roman"/>
+          <w:szCs w:val="28"/>
+        </w:rPr>
+        <w:t xml:space="preserve"> </w:t>
+      </w:r>
+      <w:r>
+        <w:rPr>
+          <w:rFonts w:cs="Times New Roman"/>
+          <w:szCs w:val="28"/>
+          <w:lang w:val="vi-VN"/>
+        </w:rPr>
+        <w:t>các trang web và tạp chí chuyên ngành để cập nhật những thông tin thực tế, xu hướng thị trường và nhận định chuyên sâu về các vấn đề trong lĩnh vực.</w:t>
       </w:r>
     </w:p>
     <w:p>
@@ -12731,207 +12816,110 @@
         <w:rPr>
           <w:rFonts w:cs="Times New Roman"/>
           <w:szCs w:val="28"/>
-        </w:rPr>
-      </w:pPr>
-      <w:r>
-        <w:rPr>
-          <w:rFonts w:cs="Times New Roman"/>
-          <w:szCs w:val="28"/>
           <w:lang w:val="vi-VN"/>
         </w:rPr>
-        <w:lastRenderedPageBreak/>
-        <w:t>Trang web sẽ được xây dựng để hoạt động mượt mà trên mọi trình duyệt và thiết bị, đặc biệt là trên các nền tảng di động. Tối ưu hóa thời gian tải trang nhằm giảm thiểu sự chờ đợi, mang lại trải nghiệm sử dụng nhanh chóng, trơn tru. Hiệu suất ứng dụng sẽ được cải thiện tối đa để đảm bảo tính linh hoạt và sự hài lòng của người dùng trong suốt quá trình sử dụng.</w:t>
+      </w:pPr>
+      <w:r>
+        <w:rPr>
+          <w:rFonts w:cs="Times New Roman"/>
+          <w:szCs w:val="28"/>
+          <w:lang w:val="vi-VN"/>
+        </w:rPr>
+        <w:t>- Tìm hiểu đồ án của anh chị khóa trước: Xem xét và nghiên cứu các đồ án của</w:t>
       </w:r>
     </w:p>
     <w:p>
       <w:pPr>
-        <w:pStyle w:val="Heading3"/>
-      </w:pPr>
-      <w:bookmarkStart w:id="22" w:name="_Toc220135175"/>
-      <w:r>
-        <w:t>1.3.3. Phương pháp tài liệu nghiên cứu</w:t>
+        <w:jc w:val="both"/>
+        <w:rPr>
+          <w:rFonts w:cs="Times New Roman"/>
+          <w:szCs w:val="28"/>
+          <w:lang w:val="vi-VN"/>
+        </w:rPr>
+      </w:pPr>
+      <w:r>
+        <w:rPr>
+          <w:rFonts w:cs="Times New Roman"/>
+          <w:szCs w:val="28"/>
+          <w:lang w:val="vi-VN"/>
+        </w:rPr>
+        <w:t>anh chị khóa trước, rút kinh nghiệm từ các phương pháp, cách trình bày và cách giải quyết vấn đề mà họ đã áp dụng.</w:t>
+      </w:r>
+    </w:p>
+    <w:p>
+      <w:pPr>
+        <w:jc w:val="both"/>
+        <w:rPr>
+          <w:rFonts w:cs="Times New Roman"/>
+          <w:szCs w:val="28"/>
+          <w:lang w:val="vi-VN"/>
+        </w:rPr>
+      </w:pPr>
+      <w:r>
+        <w:rPr>
+          <w:rFonts w:cs="Times New Roman"/>
+          <w:szCs w:val="28"/>
+          <w:lang w:val="vi-VN"/>
+        </w:rPr>
+        <w:t>- Đọc sách và nguồn tài liệu chuyên sâu: Tìm hiểu qua sách chuyên ngành, bài giảng, và báo cáo từ các chuyên gia trong lĩnh vực để có cái nhìn sâu rộng và cập nhật kiến thức.</w:t>
+      </w:r>
+    </w:p>
+    <w:p>
+      <w:pPr>
+        <w:jc w:val="both"/>
+        <w:rPr>
+          <w:rFonts w:cs="Times New Roman"/>
+          <w:szCs w:val="28"/>
+          <w:lang w:val="vi-VN"/>
+        </w:rPr>
+      </w:pPr>
+      <w:r>
+        <w:rPr>
+          <w:rFonts w:cs="Times New Roman"/>
+          <w:szCs w:val="28"/>
+          <w:lang w:val="vi-VN"/>
+        </w:rPr>
+        <w:t>- Khảo sát người dùng: Tôi đã thiết kế khảo sát trực tuyến thông qua các công cụ như Google Forms và Survey Monkey để thu thập ý kiến từ người dùng tiềm năng. Ngoài ra, tôi cũng tổ chức các buổi phỏng vấn trực tiếp hoặc qua điện thoại để hiểu rõ hơn về thói quen mua sắm, mong muốn và những khó khăn của khách hàng.</w:t>
+      </w:r>
+      <w:r>
+        <w:rPr>
+          <w:rFonts w:cs="Times New Roman"/>
+          <w:b/>
+          <w:bCs/>
+          <w:szCs w:val="28"/>
+        </w:rPr>
+        <w:br w:type="page"/>
+      </w:r>
+    </w:p>
+    <w:p>
+      <w:pPr>
+        <w:pStyle w:val="Heading1"/>
+      </w:pPr>
+      <w:bookmarkStart w:id="22" w:name="_Toc220135176"/>
+      <w:r>
+        <w:lastRenderedPageBreak/>
+        <w:t>CHƯƠNG 2.</w:t>
+      </w:r>
+      <w:r>
+        <w:t xml:space="preserve"> </w:t>
+      </w:r>
+      <w:r>
+        <w:t>PHÂN TÍCH VÀ THIẾT KẾ HỆ THỐNG</w:t>
       </w:r>
       <w:bookmarkEnd w:id="22"/>
     </w:p>
     <w:p>
       <w:pPr>
-        <w:jc w:val="both"/>
-        <w:rPr>
-          <w:rFonts w:cs="Times New Roman"/>
-          <w:szCs w:val="28"/>
-          <w:lang w:val="vi-VN"/>
-        </w:rPr>
-      </w:pPr>
-      <w:r>
-        <w:rPr>
-          <w:rFonts w:cs="Times New Roman"/>
-          <w:szCs w:val="28"/>
-          <w:lang w:val="vi-VN"/>
-        </w:rPr>
-        <w:t>Để thực hiện đồ án một cách bài bản và hiệu quả, tôi đã áp dụng nhiều phương pháp nghiên cứu đa dạng và tận dụng nguồn tài liệu phong phú. Các bước tiếp cận được triển khai cụ thể như sau:</w:t>
-      </w:r>
-    </w:p>
-    <w:p>
-      <w:pPr>
-        <w:jc w:val="both"/>
-        <w:rPr>
-          <w:rFonts w:cs="Times New Roman"/>
-          <w:szCs w:val="28"/>
-          <w:lang w:val="vi-VN"/>
-        </w:rPr>
-      </w:pPr>
-      <w:r>
-        <w:rPr>
-          <w:rFonts w:cs="Times New Roman"/>
-          <w:szCs w:val="28"/>
-          <w:lang w:val="vi-VN"/>
-        </w:rPr>
-        <w:t>- Tìm hiểu tài liệu nước ngoài: Khai thác các cơ sở dữ liệu nghiên cứu quốc tế để tìm kiếm các nghiên cứu và công trình liên quan đến đề tài.</w:t>
-      </w:r>
-    </w:p>
-    <w:p>
-      <w:pPr>
-        <w:jc w:val="both"/>
-        <w:rPr>
-          <w:rFonts w:cs="Times New Roman"/>
-          <w:szCs w:val="28"/>
-          <w:lang w:val="vi-VN"/>
-        </w:rPr>
-      </w:pPr>
-      <w:r>
-        <w:rPr>
-          <w:rFonts w:cs="Times New Roman"/>
-          <w:szCs w:val="28"/>
-          <w:lang w:val="vi-VN"/>
-        </w:rPr>
-        <w:t>- Tham khảo tài liệu trên website và trang báo: Đọc và phân tích các bài viết trên</w:t>
-      </w:r>
-      <w:r>
-        <w:rPr>
-          <w:rFonts w:cs="Times New Roman"/>
-          <w:szCs w:val="28"/>
-        </w:rPr>
-        <w:t xml:space="preserve"> </w:t>
-      </w:r>
-      <w:r>
-        <w:rPr>
-          <w:rFonts w:cs="Times New Roman"/>
-          <w:szCs w:val="28"/>
-          <w:lang w:val="vi-VN"/>
-        </w:rPr>
-        <w:t>các trang web và tạp chí chuyên ngành để cập nhật những thông tin thực tế, xu hướng thị trường và nhận định chuyên sâu về các vấn đề trong lĩnh vực.</w:t>
-      </w:r>
-    </w:p>
-    <w:p>
-      <w:pPr>
-        <w:jc w:val="both"/>
-        <w:rPr>
-          <w:rFonts w:cs="Times New Roman"/>
-          <w:szCs w:val="28"/>
-          <w:lang w:val="vi-VN"/>
-        </w:rPr>
-      </w:pPr>
-      <w:r>
-        <w:rPr>
-          <w:rFonts w:cs="Times New Roman"/>
-          <w:szCs w:val="28"/>
-          <w:lang w:val="vi-VN"/>
-        </w:rPr>
-        <w:t>- Tìm hiểu đồ án của anh chị khóa trước: Xem xét và nghiên cứu các đồ án của</w:t>
-      </w:r>
-    </w:p>
-    <w:p>
-      <w:pPr>
-        <w:jc w:val="both"/>
-        <w:rPr>
-          <w:rFonts w:cs="Times New Roman"/>
-          <w:szCs w:val="28"/>
-          <w:lang w:val="vi-VN"/>
-        </w:rPr>
-      </w:pPr>
-      <w:r>
-        <w:rPr>
-          <w:rFonts w:cs="Times New Roman"/>
-          <w:szCs w:val="28"/>
-          <w:lang w:val="vi-VN"/>
-        </w:rPr>
-        <w:t>anh chị khóa trước, rút kinh nghiệm từ các phương pháp, cách trình bày và cách giải quyết vấn đề mà họ đã áp dụng.</w:t>
-      </w:r>
-    </w:p>
-    <w:p>
-      <w:pPr>
-        <w:jc w:val="both"/>
-        <w:rPr>
-          <w:rFonts w:cs="Times New Roman"/>
-          <w:szCs w:val="28"/>
-          <w:lang w:val="vi-VN"/>
-        </w:rPr>
-      </w:pPr>
-      <w:r>
-        <w:rPr>
-          <w:rFonts w:cs="Times New Roman"/>
-          <w:szCs w:val="28"/>
-          <w:lang w:val="vi-VN"/>
-        </w:rPr>
-        <w:t>- Đọc sách và nguồn tài liệu chuyên sâu: Tìm hiểu qua sách chuyên ngành, bài giảng, và báo cáo từ các chuyên gia trong lĩnh vực để có cái nhìn sâu rộng và cập nhật kiến thức.</w:t>
-      </w:r>
-    </w:p>
-    <w:p>
-      <w:pPr>
-        <w:jc w:val="both"/>
-        <w:rPr>
-          <w:rFonts w:cs="Times New Roman"/>
-          <w:szCs w:val="28"/>
-          <w:lang w:val="vi-VN"/>
-        </w:rPr>
-      </w:pPr>
-      <w:r>
-        <w:rPr>
-          <w:rFonts w:cs="Times New Roman"/>
-          <w:szCs w:val="28"/>
-          <w:lang w:val="vi-VN"/>
-        </w:rPr>
-        <w:t>- Khảo sát người dùng: Tôi đã thiết kế khảo sát trực tuyến thông qua các công cụ như Google Forms và Survey Monkey để thu thập ý kiến từ người dùng tiềm năng. Ngoài ra, tôi cũng tổ chức các buổi phỏng vấn trực tiếp hoặc qua điện thoại để hiểu rõ hơn về thói quen mua sắm, mong muốn và những khó khăn của khách hàng.</w:t>
-      </w:r>
-      <w:r>
-        <w:rPr>
-          <w:rFonts w:cs="Times New Roman"/>
-          <w:b/>
+        <w:pStyle w:val="Heading2"/>
+        <w:rPr>
           <w:bCs/>
-          <w:szCs w:val="28"/>
-        </w:rPr>
-        <w:br w:type="page"/>
-      </w:r>
-    </w:p>
-    <w:p>
-      <w:pPr>
-        <w:pStyle w:val="Heading1"/>
-      </w:pPr>
-      <w:bookmarkStart w:id="23" w:name="_Toc220135176"/>
-      <w:r>
-        <w:lastRenderedPageBreak/>
-        <w:t>CHƯƠNG 2.</w:t>
-      </w:r>
-      <w:r>
-        <w:t xml:space="preserve"> </w:t>
-      </w:r>
-      <w:r>
-        <w:t>PHÂN TÍCH VÀ THIẾT KẾ HỆ THỐNG</w:t>
+        </w:rPr>
+      </w:pPr>
+      <w:bookmarkStart w:id="23" w:name="_Toc220135177"/>
+      <w:r>
+        <w:t>2.1. Phân tích yêu cầu.</w:t>
       </w:r>
       <w:bookmarkEnd w:id="23"/>
-    </w:p>
-    <w:p>
-      <w:pPr>
-        <w:pStyle w:val="Heading2"/>
-        <w:rPr>
-          <w:bCs/>
-        </w:rPr>
-      </w:pPr>
-      <w:bookmarkStart w:id="24" w:name="_Toc220135177"/>
-      <w:r>
-        <w:t>2.1. Phân tích yêu cầu.</w:t>
-      </w:r>
-      <w:bookmarkEnd w:id="24"/>
     </w:p>
     <w:p>
       <w:pPr>
@@ -13440,8 +13428,8 @@
           <w:lang w:val="en-US"/>
         </w:rPr>
       </w:pPr>
-      <w:bookmarkStart w:id="25" w:name="_Toc199262750"/>
-      <w:bookmarkStart w:id="26" w:name="_Toc219410240"/>
+      <w:bookmarkStart w:id="24" w:name="_Toc199262750"/>
+      <w:bookmarkStart w:id="25" w:name="_Toc219410240"/>
       <w:r>
         <w:rPr>
           <w:b/>
@@ -13469,14 +13457,14 @@
       <w:r>
         <w:t>Sơ đồ phân cấp chức năng</w:t>
       </w:r>
+      <w:bookmarkEnd w:id="24"/>
+      <w:r>
+        <w:rPr>
+          <w:lang w:val="en-US"/>
+        </w:rPr>
+        <w:t xml:space="preserve"> khách hàng (thành viên)</w:t>
+      </w:r>
       <w:bookmarkEnd w:id="25"/>
-      <w:r>
-        <w:rPr>
-          <w:lang w:val="en-US"/>
-        </w:rPr>
-        <w:t xml:space="preserve"> khách hàng (thành viên)</w:t>
-      </w:r>
-      <w:bookmarkEnd w:id="26"/>
     </w:p>
     <w:p>
       <w:pPr>
@@ -13485,7 +13473,7 @@
           <w:b/>
         </w:rPr>
       </w:pPr>
-      <w:bookmarkStart w:id="27" w:name="_Toc219410241"/>
+      <w:bookmarkStart w:id="26" w:name="_Toc219410241"/>
       <w:r>
         <w:rPr>
           <w:noProof/>
@@ -13527,7 +13515,7 @@
           </wp:inline>
         </w:drawing>
       </w:r>
-      <w:bookmarkEnd w:id="27"/>
+      <w:bookmarkEnd w:id="26"/>
     </w:p>
     <w:p>
       <w:pPr>
@@ -13537,7 +13525,7 @@
           <w:lang w:val="en-US"/>
         </w:rPr>
       </w:pPr>
-      <w:bookmarkStart w:id="28" w:name="_Toc219410242"/>
+      <w:bookmarkStart w:id="27" w:name="_Toc219410242"/>
       <w:r>
         <w:rPr>
           <w:b/>
@@ -13572,7 +13560,7 @@
         </w:rPr>
         <w:t xml:space="preserve"> Người quản lý (Admin)</w:t>
       </w:r>
-      <w:bookmarkEnd w:id="28"/>
+      <w:bookmarkEnd w:id="27"/>
       <w:r>
         <w:rPr>
           <w:lang w:val="en-US"/>
@@ -13713,8 +13701,8 @@
           <w:b/>
         </w:rPr>
       </w:pPr>
-      <w:bookmarkStart w:id="29" w:name="_Toc199262751"/>
-      <w:bookmarkStart w:id="30" w:name="_Toc219410243"/>
+      <w:bookmarkStart w:id="28" w:name="_Toc199262751"/>
+      <w:bookmarkStart w:id="29" w:name="_Toc219410243"/>
       <w:r>
         <w:rPr>
           <w:b/>
@@ -13746,18 +13734,18 @@
       <w:r>
         <w:t>ca sử dụng của hệ thống</w:t>
       </w:r>
+      <w:bookmarkEnd w:id="28"/>
       <w:bookmarkEnd w:id="29"/>
-      <w:bookmarkEnd w:id="30"/>
     </w:p>
     <w:p>
       <w:pPr>
         <w:pStyle w:val="Heading2"/>
       </w:pPr>
-      <w:bookmarkStart w:id="31" w:name="_Toc220135178"/>
+      <w:bookmarkStart w:id="30" w:name="_Toc220135178"/>
       <w:r>
         <w:t>2.2. Thiết kế kiến trúc</w:t>
       </w:r>
-      <w:bookmarkEnd w:id="31"/>
+      <w:bookmarkEnd w:id="30"/>
     </w:p>
     <w:p>
       <w:pPr>
@@ -13827,8 +13815,8 @@
           <w:b/>
         </w:rPr>
       </w:pPr>
-      <w:bookmarkStart w:id="32" w:name="_Toc199262752"/>
-      <w:bookmarkStart w:id="33" w:name="_Toc219410244"/>
+      <w:bookmarkStart w:id="31" w:name="_Toc199262752"/>
+      <w:bookmarkStart w:id="32" w:name="_Toc219410244"/>
       <w:r>
         <w:rPr>
           <w:b/>
@@ -13851,74 +13839,70 @@
       <w:r>
         <w:t>Mô hình MVC (Model-View-Controller)</w:t>
       </w:r>
+      <w:bookmarkEnd w:id="31"/>
       <w:bookmarkEnd w:id="32"/>
+    </w:p>
+    <w:p>
+      <w:pPr>
+        <w:jc w:val="both"/>
+      </w:pPr>
+      <w:r>
+        <w:t xml:space="preserve">Hệ thống </w:t>
+      </w:r>
+      <w:r>
+        <w:t>bán điện thoại và phụ kiện</w:t>
+      </w:r>
+      <w:r>
+        <w:t xml:space="preserve"> được thiết kế theo kiến trúc client-server, tận dụng trọn vẹn mô hình MVC của Laravel để đảm bảo tính phân tách rõ ràng giữa giao diện, xử lý nghiệp vụ và truy xuất dữ liệu. Phía client là các trang web Blade chạy trên trình duyệt, kết hợp HTML/CSS và JavaScript (jQuery/AJAX) để tạo trải nghiệm tương tác động và gửi yêu cầu HTTP qua các route hoặc API. Ở phía server, các Controller chịu trách nhiệm tiếp nhận và xác thực request, sau đó phối hợp với Model (Eloquent ORM) để thao tác trên cơ sở dữ liệu MySQL và chuyển kết quả về </w:t>
+      </w:r>
+      <w:r>
+        <w:lastRenderedPageBreak/>
+        <w:t>View dưới dạng HTML hoặc JSON. Toàn bộ dữ liệu nhạy cảm được bảo vệ qua HTTPS/SSL, trong khi cache Redis lưu trữ tạm các kết quả tìm kiếm phổ biến, và hàng đợi Laravel Queue xử lý bất đồng bộ các tác vụ nặng như gửi email/SMS xác nhận hay tính toán gợi ý cá nhân hóa. Ngoài ra, hệ thống tích hợp các dịch vụ bên ngoài (cổng thanh toán, CDN, SMS/Email Gateway) để đảm bảo hiệu suất, bảo mật và khả năng mở rộng linh hoạt khi lưu lượng tăng cao.</w:t>
+      </w:r>
+    </w:p>
+    <w:p/>
+    <w:p>
+      <w:pPr>
+        <w:pStyle w:val="Heading2"/>
+      </w:pPr>
+      <w:bookmarkStart w:id="33" w:name="_Toc220135179"/>
+      <w:r>
+        <w:t>2</w:t>
+      </w:r>
+      <w:r>
+        <w:t>.</w:t>
+      </w:r>
+      <w:r>
+        <w:t>3</w:t>
+      </w:r>
+      <w:r>
+        <w:t>.</w:t>
+      </w:r>
+      <w:r>
+        <w:t xml:space="preserve"> Tổng quan các chức năng của hệ thống</w:t>
+      </w:r>
+      <w:r>
+        <w:t>.</w:t>
+      </w:r>
       <w:bookmarkEnd w:id="33"/>
     </w:p>
     <w:p>
       <w:pPr>
-        <w:jc w:val="both"/>
-      </w:pPr>
-      <w:r>
-        <w:t xml:space="preserve">Hệ thống </w:t>
-      </w:r>
-      <w:r>
-        <w:t>bán điện thoại và phụ kiện</w:t>
-      </w:r>
-      <w:r>
-        <w:t xml:space="preserve"> được thiết kế theo kiến trúc client-server, tận dụng trọn vẹn mô hình MVC của Laravel để đảm bảo tính phân tách rõ ràng giữa giao diện, xử lý nghiệp vụ và truy xuất dữ liệu. Phía client là các trang web Blade chạy trên trình duyệt, kết hợp HTML/CSS và JavaScript (jQuery/AJAX) để tạo trải nghiệm tương tác động và gửi yêu cầu HTTP qua các route hoặc API. Ở phía server, các Controller chịu trách nhiệm tiếp nhận và xác thực request, sau đó phối hợp với Model (Eloquent ORM) để thao tác trên cơ sở dữ liệu MySQL và chuyển kết quả về </w:t>
-      </w:r>
-      <w:r>
-        <w:lastRenderedPageBreak/>
-        <w:t>View dưới dạng HTML hoặc JSON. Toàn bộ dữ liệu nhạy cảm được bảo vệ qua HTTPS/SSL, trong khi cache Redis lưu trữ tạm các kết quả tìm kiếm phổ biến, và hàng đợi Laravel Queue xử lý bất đồng bộ các tác vụ nặng như gửi email/SMS xác nhận hay tính toán gợi ý cá nhân hóa. Ngoài ra, hệ thống tích hợp các dịch vụ bên ngoài (cổng thanh toán, CDN, SMS/Email Gateway) để đảm bảo hiệu suất, bảo mật và khả năng mở rộng linh hoạt khi lưu lượng tăng cao.</w:t>
-      </w:r>
-    </w:p>
-    <w:p>
-      <w:pPr>
-        <w:pStyle w:val="Heading2"/>
-      </w:pPr>
-    </w:p>
-    <w:p>
-      <w:pPr>
-        <w:pStyle w:val="Heading2"/>
-      </w:pPr>
-      <w:bookmarkStart w:id="34" w:name="_Toc220135179"/>
-      <w:r>
-        <w:t>2</w:t>
-      </w:r>
-      <w:r>
-        <w:t>.</w:t>
+        <w:pStyle w:val="Heading3"/>
+      </w:pPr>
+      <w:bookmarkStart w:id="34" w:name="_Toc185488216"/>
+      <w:bookmarkStart w:id="35" w:name="_Toc220135180"/>
+      <w:r>
+        <w:t>2.</w:t>
       </w:r>
       <w:r>
         <w:t>3</w:t>
       </w:r>
       <w:r>
-        <w:t>.</w:t>
-      </w:r>
-      <w:r>
-        <w:t xml:space="preserve"> Tổng quan các chức năng của hệ thống</w:t>
-      </w:r>
-      <w:r>
-        <w:t>.</w:t>
+        <w:t>.1. Chức năng đăng ký, đăng nhập</w:t>
       </w:r>
       <w:bookmarkEnd w:id="34"/>
-    </w:p>
-    <w:p>
-      <w:pPr>
-        <w:pStyle w:val="Heading3"/>
-      </w:pPr>
-      <w:bookmarkStart w:id="35" w:name="_Toc185488216"/>
-      <w:bookmarkStart w:id="36" w:name="_Toc220135180"/>
-      <w:r>
-        <w:t>2.</w:t>
-      </w:r>
-      <w:r>
-        <w:t>3</w:t>
-      </w:r>
-      <w:r>
-        <w:t>.1. Chức năng đăng ký, đăng nhập</w:t>
-      </w:r>
       <w:bookmarkEnd w:id="35"/>
-      <w:bookmarkEnd w:id="36"/>
     </w:p>
     <w:p>
       <w:pPr>
@@ -14340,9 +14324,9 @@
       <w:pPr>
         <w:pStyle w:val="DanhMcBng"/>
       </w:pPr>
-      <w:bookmarkStart w:id="37" w:name="_Toc184478299"/>
-      <w:bookmarkStart w:id="38" w:name="_Toc199263273"/>
-      <w:bookmarkStart w:id="39" w:name="_Toc219410274"/>
+      <w:bookmarkStart w:id="36" w:name="_Toc184478299"/>
+      <w:bookmarkStart w:id="37" w:name="_Toc199263273"/>
+      <w:bookmarkStart w:id="38" w:name="_Toc219410274"/>
       <w:r>
         <w:rPr>
           <w:b/>
@@ -14397,9 +14381,9 @@
       <w:r>
         <w:t xml:space="preserve"> Mô tả chi tiết chức năng đăng ký</w:t>
       </w:r>
+      <w:bookmarkEnd w:id="36"/>
       <w:bookmarkEnd w:id="37"/>
       <w:bookmarkEnd w:id="38"/>
-      <w:bookmarkEnd w:id="39"/>
     </w:p>
     <w:p>
       <w:pPr>
@@ -14459,9 +14443,9 @@
       <w:pPr>
         <w:pStyle w:val="Hinhnh"/>
       </w:pPr>
-      <w:bookmarkStart w:id="40" w:name="_Toc185487973"/>
-      <w:bookmarkStart w:id="41" w:name="_Toc199262753"/>
-      <w:bookmarkStart w:id="42" w:name="_Toc219410245"/>
+      <w:bookmarkStart w:id="39" w:name="_Toc185487973"/>
+      <w:bookmarkStart w:id="40" w:name="_Toc199262753"/>
+      <w:bookmarkStart w:id="41" w:name="_Toc219410245"/>
       <w:r>
         <w:rPr>
           <w:b/>
@@ -14492,9 +14476,9 @@
       <w:r>
         <w:t xml:space="preserve"> chức năng đăng ký</w:t>
       </w:r>
+      <w:bookmarkEnd w:id="39"/>
       <w:bookmarkEnd w:id="40"/>
       <w:bookmarkEnd w:id="41"/>
-      <w:bookmarkEnd w:id="42"/>
     </w:p>
     <w:p>
       <w:pPr>
@@ -14914,9 +14898,9 @@
       <w:pPr>
         <w:pStyle w:val="DanhMcBng"/>
       </w:pPr>
-      <w:bookmarkStart w:id="43" w:name="_Toc184478300"/>
-      <w:bookmarkStart w:id="44" w:name="_Toc199263274"/>
-      <w:bookmarkStart w:id="45" w:name="_Toc219410275"/>
+      <w:bookmarkStart w:id="42" w:name="_Toc184478300"/>
+      <w:bookmarkStart w:id="43" w:name="_Toc199263274"/>
+      <w:bookmarkStart w:id="44" w:name="_Toc219410275"/>
       <w:r>
         <w:rPr>
           <w:b/>
@@ -14964,9 +14948,9 @@
       <w:r>
         <w:t xml:space="preserve"> Mô tả chi tiết chức năng đăng nhập</w:t>
       </w:r>
+      <w:bookmarkEnd w:id="42"/>
       <w:bookmarkEnd w:id="43"/>
       <w:bookmarkEnd w:id="44"/>
-      <w:bookmarkEnd w:id="45"/>
     </w:p>
     <w:p>
       <w:pPr>
@@ -15019,9 +15003,9 @@
       <w:pPr>
         <w:pStyle w:val="Hinhnh"/>
       </w:pPr>
-      <w:bookmarkStart w:id="46" w:name="_Toc185487974"/>
-      <w:bookmarkStart w:id="47" w:name="_Toc199262754"/>
-      <w:bookmarkStart w:id="48" w:name="_Toc219410246"/>
+      <w:bookmarkStart w:id="45" w:name="_Toc185487974"/>
+      <w:bookmarkStart w:id="46" w:name="_Toc199262754"/>
+      <w:bookmarkStart w:id="47" w:name="_Toc219410246"/>
       <w:r>
         <w:rPr>
           <w:b/>
@@ -15049,16 +15033,16 @@
       <w:r>
         <w:t xml:space="preserve"> chức năng đăng nhập</w:t>
       </w:r>
+      <w:bookmarkEnd w:id="45"/>
       <w:bookmarkEnd w:id="46"/>
       <w:bookmarkEnd w:id="47"/>
-      <w:bookmarkEnd w:id="48"/>
     </w:p>
     <w:p>
       <w:pPr>
         <w:pStyle w:val="Heading3"/>
       </w:pPr>
-      <w:bookmarkStart w:id="49" w:name="_Toc185488217"/>
-      <w:bookmarkStart w:id="50" w:name="_Toc220135181"/>
+      <w:bookmarkStart w:id="48" w:name="_Toc185488217"/>
+      <w:bookmarkStart w:id="49" w:name="_Toc220135181"/>
       <w:r>
         <w:t>2.</w:t>
       </w:r>
@@ -15068,8 +15052,8 @@
       <w:r>
         <w:t>.2. Chức năng dành cho khách hàng</w:t>
       </w:r>
+      <w:bookmarkEnd w:id="48"/>
       <w:bookmarkEnd w:id="49"/>
-      <w:bookmarkEnd w:id="50"/>
     </w:p>
     <w:p>
       <w:pPr>
@@ -15478,9 +15462,9 @@
       <w:pPr>
         <w:pStyle w:val="DanhMcBng"/>
       </w:pPr>
-      <w:bookmarkStart w:id="51" w:name="_Toc184478302"/>
-      <w:bookmarkStart w:id="52" w:name="_Toc199263276"/>
-      <w:bookmarkStart w:id="53" w:name="_Toc219410276"/>
+      <w:bookmarkStart w:id="50" w:name="_Toc184478302"/>
+      <w:bookmarkStart w:id="51" w:name="_Toc199263276"/>
+      <w:bookmarkStart w:id="52" w:name="_Toc219410276"/>
       <w:r>
         <w:rPr>
           <w:b/>
@@ -15527,9 +15511,9 @@
       <w:r>
         <w:t xml:space="preserve"> Mô tả chi tiết chức năng tìm kiếm sản phẩm</w:t>
       </w:r>
+      <w:bookmarkEnd w:id="50"/>
       <w:bookmarkEnd w:id="51"/>
       <w:bookmarkEnd w:id="52"/>
-      <w:bookmarkEnd w:id="53"/>
     </w:p>
     <w:p>
       <w:pPr>
@@ -15582,9 +15566,9 @@
       <w:pPr>
         <w:pStyle w:val="Hinhnh"/>
       </w:pPr>
-      <w:bookmarkStart w:id="54" w:name="_Toc185487976"/>
-      <w:bookmarkStart w:id="55" w:name="_Toc199262756"/>
-      <w:bookmarkStart w:id="56" w:name="_Toc219410247"/>
+      <w:bookmarkStart w:id="53" w:name="_Toc185487976"/>
+      <w:bookmarkStart w:id="54" w:name="_Toc199262756"/>
+      <w:bookmarkStart w:id="55" w:name="_Toc219410247"/>
       <w:r>
         <w:rPr>
           <w:b/>
@@ -15612,9 +15596,9 @@
       <w:r>
         <w:t xml:space="preserve"> chức năng tìm kiếm sản phẩm</w:t>
       </w:r>
+      <w:bookmarkEnd w:id="53"/>
       <w:bookmarkEnd w:id="54"/>
       <w:bookmarkEnd w:id="55"/>
-      <w:bookmarkEnd w:id="56"/>
     </w:p>
     <w:p>
       <w:pPr>
@@ -16009,9 +15993,9 @@
       <w:pPr>
         <w:pStyle w:val="DanhMcBng"/>
       </w:pPr>
-      <w:bookmarkStart w:id="57" w:name="_Toc184478303"/>
-      <w:bookmarkStart w:id="58" w:name="_Toc199263277"/>
-      <w:bookmarkStart w:id="59" w:name="_Toc219410277"/>
+      <w:bookmarkStart w:id="56" w:name="_Toc184478303"/>
+      <w:bookmarkStart w:id="57" w:name="_Toc199263277"/>
+      <w:bookmarkStart w:id="58" w:name="_Toc219410277"/>
       <w:r>
         <w:rPr>
           <w:b/>
@@ -16058,12 +16042,12 @@
       <w:r>
         <w:t xml:space="preserve"> Mô tả chi tiết </w:t>
       </w:r>
+      <w:bookmarkEnd w:id="56"/>
       <w:bookmarkEnd w:id="57"/>
+      <w:r>
+        <w:t>xem chi tiết sản phẩm</w:t>
+      </w:r>
       <w:bookmarkEnd w:id="58"/>
-      <w:r>
-        <w:t>xem chi tiết sản phẩm</w:t>
-      </w:r>
-      <w:bookmarkEnd w:id="59"/>
     </w:p>
     <w:p>
       <w:pPr>
@@ -16119,9 +16103,9 @@
           <w:lang w:val="en-US"/>
         </w:rPr>
       </w:pPr>
-      <w:bookmarkStart w:id="60" w:name="_Toc185487977"/>
-      <w:bookmarkStart w:id="61" w:name="_Toc199262757"/>
-      <w:bookmarkStart w:id="62" w:name="_Toc219410248"/>
+      <w:bookmarkStart w:id="59" w:name="_Toc185487977"/>
+      <w:bookmarkStart w:id="60" w:name="_Toc199262757"/>
+      <w:bookmarkStart w:id="61" w:name="_Toc219410248"/>
       <w:r>
         <w:rPr>
           <w:b/>
@@ -16149,15 +16133,15 @@
       <w:r>
         <w:t xml:space="preserve"> </w:t>
       </w:r>
+      <w:bookmarkEnd w:id="59"/>
       <w:bookmarkEnd w:id="60"/>
+      <w:r>
+        <w:rPr>
+          <w:lang w:val="en-US"/>
+        </w:rPr>
+        <w:t>xem chi tiết sản phẩm</w:t>
+      </w:r>
       <w:bookmarkEnd w:id="61"/>
-      <w:r>
-        <w:rPr>
-          <w:lang w:val="en-US"/>
-        </w:rPr>
-        <w:t>xem chi tiết sản phẩm</w:t>
-      </w:r>
-      <w:bookmarkEnd w:id="62"/>
     </w:p>
     <w:p>
       <w:pPr>
@@ -16579,9 +16563,9 @@
       <w:pPr>
         <w:pStyle w:val="DanhMcBng"/>
       </w:pPr>
-      <w:bookmarkStart w:id="63" w:name="_Toc184478304"/>
-      <w:bookmarkStart w:id="64" w:name="_Toc199263278"/>
-      <w:bookmarkStart w:id="65" w:name="_Toc219410278"/>
+      <w:bookmarkStart w:id="62" w:name="_Toc184478304"/>
+      <w:bookmarkStart w:id="63" w:name="_Toc199263278"/>
+      <w:bookmarkStart w:id="64" w:name="_Toc219410278"/>
       <w:r>
         <w:rPr>
           <w:b/>
@@ -16628,12 +16612,12 @@
       <w:r>
         <w:t xml:space="preserve"> Mô tả chi tiết </w:t>
       </w:r>
+      <w:bookmarkEnd w:id="62"/>
       <w:bookmarkEnd w:id="63"/>
+      <w:r>
+        <w:t>thêm sản phẩm vào giỏ hàng</w:t>
+      </w:r>
       <w:bookmarkEnd w:id="64"/>
-      <w:r>
-        <w:t>thêm sản phẩm vào giỏ hàng</w:t>
-      </w:r>
-      <w:bookmarkEnd w:id="65"/>
     </w:p>
     <w:p>
       <w:pPr>
@@ -16690,9 +16674,9 @@
           <w:lang w:val="en-US"/>
         </w:rPr>
       </w:pPr>
-      <w:bookmarkStart w:id="66" w:name="_Toc185487978"/>
-      <w:bookmarkStart w:id="67" w:name="_Toc199262758"/>
-      <w:bookmarkStart w:id="68" w:name="_Toc219410249"/>
+      <w:bookmarkStart w:id="65" w:name="_Toc185487978"/>
+      <w:bookmarkStart w:id="66" w:name="_Toc199262758"/>
+      <w:bookmarkStart w:id="67" w:name="_Toc219410249"/>
       <w:r>
         <w:rPr>
           <w:b/>
@@ -16720,21 +16704,21 @@
       <w:r>
         <w:t xml:space="preserve"> </w:t>
       </w:r>
+      <w:bookmarkEnd w:id="65"/>
       <w:bookmarkEnd w:id="66"/>
+      <w:r>
+        <w:rPr>
+          <w:lang w:val="en-US"/>
+        </w:rPr>
+        <w:t>tạo giỏ hàng</w:t>
+      </w:r>
       <w:bookmarkEnd w:id="67"/>
-      <w:r>
-        <w:rPr>
-          <w:lang w:val="en-US"/>
-        </w:rPr>
-        <w:t>tạo giỏ hàng</w:t>
-      </w:r>
-      <w:bookmarkEnd w:id="68"/>
     </w:p>
     <w:p>
       <w:pPr>
         <w:pStyle w:val="Heading4"/>
       </w:pPr>
-      <w:bookmarkStart w:id="69" w:name="_Toc185488218"/>
+      <w:bookmarkStart w:id="68" w:name="_Toc185488218"/>
       <w:r>
         <w:t>2.</w:t>
       </w:r>
@@ -17103,7 +17087,7 @@
       <w:pPr>
         <w:pStyle w:val="DanhMcBng"/>
       </w:pPr>
-      <w:bookmarkStart w:id="70" w:name="_Toc219410279"/>
+      <w:bookmarkStart w:id="69" w:name="_Toc219410279"/>
       <w:r>
         <w:rPr>
           <w:b/>
@@ -17128,7 +17112,7 @@
       <w:r>
         <w:t>xem giỏ hàng</w:t>
       </w:r>
-      <w:bookmarkEnd w:id="70"/>
+      <w:bookmarkEnd w:id="69"/>
     </w:p>
     <w:p>
       <w:pPr>
@@ -17184,7 +17168,7 @@
           <w:lang w:val="en-US"/>
         </w:rPr>
       </w:pPr>
-      <w:bookmarkStart w:id="71" w:name="_Toc219410250"/>
+      <w:bookmarkStart w:id="70" w:name="_Toc219410250"/>
       <w:r>
         <w:rPr>
           <w:b/>
@@ -17218,7 +17202,7 @@
         </w:rPr>
         <w:t>xem giỏ hàng</w:t>
       </w:r>
-      <w:bookmarkEnd w:id="71"/>
+      <w:bookmarkEnd w:id="70"/>
     </w:p>
     <w:p>
       <w:pPr>
@@ -17767,7 +17751,7 @@
           <w:lang w:val="en-US"/>
         </w:rPr>
       </w:pPr>
-      <w:bookmarkStart w:id="72" w:name="_Toc219410251"/>
+      <w:bookmarkStart w:id="71" w:name="_Toc219410251"/>
       <w:r>
         <w:rPr>
           <w:b/>
@@ -17801,7 +17785,7 @@
         </w:rPr>
         <w:t>đặt hàng</w:t>
       </w:r>
-      <w:bookmarkEnd w:id="72"/>
+      <w:bookmarkEnd w:id="71"/>
     </w:p>
     <w:p>
       <w:pPr>
@@ -18314,7 +18298,7 @@
           <w:lang w:val="en-US"/>
         </w:rPr>
       </w:pPr>
-      <w:bookmarkStart w:id="73" w:name="_Toc219410252"/>
+      <w:bookmarkStart w:id="72" w:name="_Toc219410252"/>
       <w:r>
         <w:rPr>
           <w:b/>
@@ -18348,13 +18332,13 @@
         </w:rPr>
         <w:t>cập nhật thông tin cá nhân</w:t>
       </w:r>
-      <w:bookmarkEnd w:id="73"/>
+      <w:bookmarkEnd w:id="72"/>
     </w:p>
     <w:p>
       <w:pPr>
         <w:pStyle w:val="Heading3"/>
       </w:pPr>
-      <w:bookmarkStart w:id="74" w:name="_Toc220135182"/>
+      <w:bookmarkStart w:id="73" w:name="_Toc220135182"/>
       <w:r>
         <w:t>2.</w:t>
       </w:r>
@@ -18364,8 +18348,8 @@
       <w:r>
         <w:t>.3. Chức năng dành cho quản trị viên</w:t>
       </w:r>
-      <w:bookmarkEnd w:id="69"/>
-      <w:bookmarkEnd w:id="74"/>
+      <w:bookmarkEnd w:id="68"/>
+      <w:bookmarkEnd w:id="73"/>
     </w:p>
     <w:p>
       <w:pPr>
@@ -19270,9 +19254,9 @@
       <w:pPr>
         <w:pStyle w:val="DanhMcBng"/>
       </w:pPr>
-      <w:bookmarkStart w:id="75" w:name="_Toc184478305"/>
-      <w:bookmarkStart w:id="76" w:name="_Toc199263279"/>
-      <w:bookmarkStart w:id="77" w:name="_Toc219410280"/>
+      <w:bookmarkStart w:id="74" w:name="_Toc184478305"/>
+      <w:bookmarkStart w:id="75" w:name="_Toc199263279"/>
+      <w:bookmarkStart w:id="76" w:name="_Toc219410280"/>
       <w:r>
         <w:rPr>
           <w:b/>
@@ -19294,12 +19278,12 @@
       <w:r>
         <w:t xml:space="preserve"> Mô tả chi tiết chức năng quản lý </w:t>
       </w:r>
+      <w:bookmarkEnd w:id="74"/>
       <w:bookmarkEnd w:id="75"/>
+      <w:r>
+        <w:t>sản phẩm</w:t>
+      </w:r>
       <w:bookmarkEnd w:id="76"/>
-      <w:r>
-        <w:t>sản phẩm</w:t>
-      </w:r>
-      <w:bookmarkEnd w:id="77"/>
     </w:p>
     <w:p>
       <w:pPr>
@@ -19450,9 +19434,9 @@
           <w:lang w:val="en-US"/>
         </w:rPr>
       </w:pPr>
-      <w:bookmarkStart w:id="78" w:name="_Toc185487979"/>
-      <w:bookmarkStart w:id="79" w:name="_Toc199262759"/>
-      <w:bookmarkStart w:id="80" w:name="_Toc219410253"/>
+      <w:bookmarkStart w:id="77" w:name="_Toc185487979"/>
+      <w:bookmarkStart w:id="78" w:name="_Toc199262759"/>
+      <w:bookmarkStart w:id="79" w:name="_Toc219410253"/>
       <w:r>
         <w:rPr>
           <w:b/>
@@ -19474,15 +19458,15 @@
       <w:r>
         <w:t xml:space="preserve"> </w:t>
       </w:r>
+      <w:bookmarkEnd w:id="77"/>
       <w:bookmarkEnd w:id="78"/>
+      <w:r>
+        <w:rPr>
+          <w:lang w:val="en-US"/>
+        </w:rPr>
+        <w:t>quản lý sản phẩm</w:t>
+      </w:r>
       <w:bookmarkEnd w:id="79"/>
-      <w:r>
-        <w:rPr>
-          <w:lang w:val="en-US"/>
-        </w:rPr>
-        <w:t>quản lý sản phẩm</w:t>
-      </w:r>
-      <w:bookmarkEnd w:id="80"/>
     </w:p>
     <w:p>
       <w:pPr>
@@ -19540,8 +19524,8 @@
                 <w:b/>
               </w:rPr>
             </w:pPr>
-            <w:bookmarkStart w:id="81" w:name="_Toc184478306"/>
-            <w:bookmarkStart w:id="82" w:name="_Toc199263280"/>
+            <w:bookmarkStart w:id="80" w:name="_Toc184478306"/>
+            <w:bookmarkStart w:id="81" w:name="_Toc199263280"/>
             <w:r>
               <w:rPr>
                 <w:b/>
@@ -20391,7 +20375,7 @@
       <w:pPr>
         <w:pStyle w:val="DanhMcBng"/>
       </w:pPr>
-      <w:bookmarkStart w:id="83" w:name="_Toc219410281"/>
+      <w:bookmarkStart w:id="82" w:name="_Toc219410281"/>
       <w:r>
         <w:rPr>
           <w:b/>
@@ -20438,12 +20422,12 @@
       <w:r>
         <w:t xml:space="preserve"> Mô tả chi tiết chức năng quản lý </w:t>
       </w:r>
+      <w:bookmarkEnd w:id="80"/>
       <w:bookmarkEnd w:id="81"/>
+      <w:r>
+        <w:t>thành viên</w:t>
+      </w:r>
       <w:bookmarkEnd w:id="82"/>
-      <w:r>
-        <w:t>thành viên</w:t>
-      </w:r>
-      <w:bookmarkEnd w:id="83"/>
     </w:p>
     <w:p>
       <w:pPr>
@@ -20595,9 +20579,9 @@
           <w:lang w:val="en-US"/>
         </w:rPr>
       </w:pPr>
-      <w:bookmarkStart w:id="84" w:name="_Toc185487980"/>
-      <w:bookmarkStart w:id="85" w:name="_Toc199262760"/>
-      <w:bookmarkStart w:id="86" w:name="_Toc219410254"/>
+      <w:bookmarkStart w:id="83" w:name="_Toc185487980"/>
+      <w:bookmarkStart w:id="84" w:name="_Toc199262760"/>
+      <w:bookmarkStart w:id="85" w:name="_Toc219410254"/>
       <w:r>
         <w:rPr>
           <w:b/>
@@ -20631,15 +20615,15 @@
       <w:r>
         <w:t xml:space="preserve"> chức năng quản lý </w:t>
       </w:r>
+      <w:bookmarkEnd w:id="83"/>
       <w:bookmarkEnd w:id="84"/>
+      <w:r>
+        <w:rPr>
+          <w:lang w:val="en-US"/>
+        </w:rPr>
+        <w:t>thành viên</w:t>
+      </w:r>
       <w:bookmarkEnd w:id="85"/>
-      <w:r>
-        <w:rPr>
-          <w:lang w:val="en-US"/>
-        </w:rPr>
-        <w:t>thành viên</w:t>
-      </w:r>
-      <w:bookmarkEnd w:id="86"/>
     </w:p>
     <w:p>
       <w:pPr>
@@ -21434,9 +21418,9 @@
       <w:pPr>
         <w:pStyle w:val="DanhMcBng"/>
       </w:pPr>
-      <w:bookmarkStart w:id="87" w:name="_Toc184478307"/>
-      <w:bookmarkStart w:id="88" w:name="_Toc199263281"/>
-      <w:bookmarkStart w:id="89" w:name="_Toc219410282"/>
+      <w:bookmarkStart w:id="86" w:name="_Toc184478307"/>
+      <w:bookmarkStart w:id="87" w:name="_Toc199263281"/>
+      <w:bookmarkStart w:id="88" w:name="_Toc219410282"/>
       <w:r>
         <w:rPr>
           <w:b/>
@@ -21483,12 +21467,12 @@
       <w:r>
         <w:t xml:space="preserve"> Mô tả chi tiết chức năng quản lý </w:t>
       </w:r>
+      <w:bookmarkEnd w:id="86"/>
       <w:bookmarkEnd w:id="87"/>
+      <w:r>
+        <w:t>đơn hàng</w:t>
+      </w:r>
       <w:bookmarkEnd w:id="88"/>
-      <w:r>
-        <w:t>đơn hàng</w:t>
-      </w:r>
-      <w:bookmarkEnd w:id="89"/>
     </w:p>
     <w:p>
       <w:pPr>
@@ -21592,9 +21576,9 @@
           <w:lang w:val="en-US"/>
         </w:rPr>
       </w:pPr>
-      <w:bookmarkStart w:id="90" w:name="_Toc185487981"/>
-      <w:bookmarkStart w:id="91" w:name="_Toc199262761"/>
-      <w:bookmarkStart w:id="92" w:name="_Toc219410255"/>
+      <w:bookmarkStart w:id="89" w:name="_Toc185487981"/>
+      <w:bookmarkStart w:id="90" w:name="_Toc199262761"/>
+      <w:bookmarkStart w:id="91" w:name="_Toc219410255"/>
       <w:r>
         <w:rPr>
           <w:b/>
@@ -21628,48 +21612,48 @@
       <w:r>
         <w:t xml:space="preserve"> chức năng quản lý </w:t>
       </w:r>
+      <w:bookmarkEnd w:id="89"/>
       <w:bookmarkEnd w:id="90"/>
+      <w:r>
+        <w:rPr>
+          <w:lang w:val="en-US"/>
+        </w:rPr>
+        <w:t>đơn hàng</w:t>
+      </w:r>
       <w:bookmarkEnd w:id="91"/>
-      <w:r>
-        <w:rPr>
-          <w:lang w:val="en-US"/>
-        </w:rPr>
-        <w:t>đơn hàng</w:t>
+    </w:p>
+    <w:p>
+      <w:pPr>
+        <w:pStyle w:val="Heading2"/>
+      </w:pPr>
+      <w:bookmarkStart w:id="92" w:name="_Toc220135183"/>
+      <w:r>
+        <w:lastRenderedPageBreak/>
+        <w:t>2.</w:t>
+      </w:r>
+      <w:r>
+        <w:t>4</w:t>
+      </w:r>
+      <w:r>
+        <w:t xml:space="preserve">. </w:t>
+      </w:r>
+      <w:r>
+        <w:t>Thiết kế cơ sở dữ liệu</w:t>
+      </w:r>
+      <w:r>
+        <w:t>.</w:t>
       </w:r>
       <w:bookmarkEnd w:id="92"/>
     </w:p>
     <w:p>
       <w:pPr>
-        <w:pStyle w:val="Heading2"/>
-      </w:pPr>
-      <w:bookmarkStart w:id="93" w:name="_Toc220135183"/>
-      <w:r>
-        <w:lastRenderedPageBreak/>
-        <w:t>2.</w:t>
-      </w:r>
-      <w:r>
-        <w:t>4</w:t>
-      </w:r>
-      <w:r>
-        <w:t xml:space="preserve">. </w:t>
-      </w:r>
-      <w:r>
-        <w:t>Thiết kế cơ sở dữ liệu</w:t>
-      </w:r>
-      <w:r>
-        <w:t>.</w:t>
+        <w:pStyle w:val="Heading3"/>
+      </w:pPr>
+      <w:bookmarkStart w:id="93" w:name="_Toc220135184"/>
+      <w:r>
+        <w:t>2.4.1. Biểu đồ lớp của bài toán</w:t>
       </w:r>
       <w:bookmarkEnd w:id="93"/>
-    </w:p>
-    <w:p>
-      <w:pPr>
-        <w:pStyle w:val="Heading3"/>
-      </w:pPr>
-      <w:bookmarkStart w:id="94" w:name="_Toc220135184"/>
-      <w:r>
-        <w:t>2.4.1. Biểu đồ lớp của bài toán</w:t>
-      </w:r>
-      <w:bookmarkEnd w:id="94"/>
     </w:p>
     <w:p>
       <w:pPr>
@@ -21722,8 +21706,8 @@
       <w:pPr>
         <w:pStyle w:val="Hinhnh"/>
       </w:pPr>
-      <w:bookmarkStart w:id="95" w:name="_Toc199262763"/>
-      <w:bookmarkStart w:id="96" w:name="_Toc219410256"/>
+      <w:bookmarkStart w:id="94" w:name="_Toc199262763"/>
+      <w:bookmarkStart w:id="95" w:name="_Toc219410256"/>
       <w:r>
         <w:rPr>
           <w:b/>
@@ -21748,18 +21732,18 @@
       <w:r>
         <w:t>phân lớp</w:t>
       </w:r>
+      <w:bookmarkEnd w:id="94"/>
       <w:bookmarkEnd w:id="95"/>
-      <w:bookmarkEnd w:id="96"/>
     </w:p>
     <w:p>
       <w:pPr>
         <w:pStyle w:val="Heading3"/>
       </w:pPr>
-      <w:bookmarkStart w:id="97" w:name="_Toc220135185"/>
+      <w:bookmarkStart w:id="96" w:name="_Toc220135185"/>
       <w:r>
         <w:t>2.4.2. Cơ sở dữ liệu</w:t>
       </w:r>
-      <w:bookmarkEnd w:id="97"/>
+      <w:bookmarkEnd w:id="96"/>
     </w:p>
     <w:p>
       <w:pPr>
@@ -23489,7 +23473,7 @@
       <w:pPr>
         <w:pStyle w:val="DanhMcBng"/>
       </w:pPr>
-      <w:bookmarkStart w:id="98" w:name="_Toc219410283"/>
+      <w:bookmarkStart w:id="97" w:name="_Toc219410283"/>
       <w:r>
         <w:rPr>
           <w:b/>
@@ -23520,7 +23504,7 @@
       <w:r>
         <w:t>_dung</w:t>
       </w:r>
-      <w:bookmarkEnd w:id="98"/>
+      <w:bookmarkEnd w:id="97"/>
     </w:p>
     <w:p>
       <w:pPr>
@@ -25915,7 +25899,7 @@
       <w:pPr>
         <w:pStyle w:val="DanhMcBng"/>
       </w:pPr>
-      <w:bookmarkStart w:id="99" w:name="_Toc219410284"/>
+      <w:bookmarkStart w:id="98" w:name="_Toc219410284"/>
       <w:r>
         <w:rPr>
           <w:b/>
@@ -25940,7 +25924,7 @@
       <w:r>
         <w:t xml:space="preserve">bảng </w:t>
       </w:r>
-      <w:bookmarkEnd w:id="99"/>
+      <w:bookmarkEnd w:id="98"/>
       <w:r>
         <w:t>don_hang</w:t>
       </w:r>
@@ -27669,7 +27653,7 @@
       <w:pPr>
         <w:pStyle w:val="DanhMcBng"/>
       </w:pPr>
-      <w:bookmarkStart w:id="100" w:name="_Toc219410285"/>
+      <w:bookmarkStart w:id="99" w:name="_Toc219410285"/>
       <w:r>
         <w:rPr>
           <w:b/>
@@ -27694,7 +27678,7 @@
       <w:r>
         <w:t>bảng tbl_chat</w:t>
       </w:r>
-      <w:bookmarkEnd w:id="100"/>
+      <w:bookmarkEnd w:id="99"/>
     </w:p>
     <w:p>
       <w:pPr>
@@ -29429,7 +29413,7 @@
       <w:pPr>
         <w:pStyle w:val="DanhMcBng"/>
       </w:pPr>
-      <w:bookmarkStart w:id="101" w:name="_Toc219410286"/>
+      <w:bookmarkStart w:id="100" w:name="_Toc219410286"/>
       <w:r>
         <w:rPr>
           <w:b/>
@@ -29454,7 +29438,7 @@
       <w:r>
         <w:t xml:space="preserve">bảng </w:t>
       </w:r>
-      <w:bookmarkEnd w:id="101"/>
+      <w:bookmarkEnd w:id="100"/>
       <w:r>
         <w:t>dat_hang</w:t>
       </w:r>
@@ -30967,7 +30951,7 @@
       <w:pPr>
         <w:pStyle w:val="DanhMcBng"/>
       </w:pPr>
-      <w:bookmarkStart w:id="102" w:name="_Toc219410287"/>
+      <w:bookmarkStart w:id="101" w:name="_Toc219410287"/>
       <w:r>
         <w:rPr>
           <w:b/>
@@ -30992,7 +30976,7 @@
       <w:r>
         <w:t xml:space="preserve">bảng </w:t>
       </w:r>
-      <w:bookmarkEnd w:id="102"/>
+      <w:bookmarkEnd w:id="101"/>
       <w:r>
         <w:t>lien_he</w:t>
       </w:r>
@@ -32361,7 +32345,7 @@
       <w:pPr>
         <w:pStyle w:val="DanhMcBng"/>
       </w:pPr>
-      <w:bookmarkStart w:id="103" w:name="_Toc219410288"/>
+      <w:bookmarkStart w:id="102" w:name="_Toc219410288"/>
       <w:r>
         <w:rPr>
           <w:b/>
@@ -32386,7 +32370,7 @@
       <w:r>
         <w:t xml:space="preserve">bảng </w:t>
       </w:r>
-      <w:bookmarkEnd w:id="103"/>
+      <w:bookmarkEnd w:id="102"/>
       <w:r>
         <w:t>lich_su</w:t>
       </w:r>
@@ -33737,7 +33721,7 @@
       <w:pPr>
         <w:pStyle w:val="DanhMcBng"/>
       </w:pPr>
-      <w:bookmarkStart w:id="104" w:name="_Toc219410289"/>
+      <w:bookmarkStart w:id="103" w:name="_Toc219410289"/>
       <w:r>
         <w:rPr>
           <w:b/>
@@ -33765,7 +33749,7 @@
       <w:r>
         <w:t>images</w:t>
       </w:r>
-      <w:bookmarkEnd w:id="104"/>
+      <w:bookmarkEnd w:id="103"/>
     </w:p>
     <w:p>
       <w:pPr>
@@ -35086,7 +35070,7 @@
       <w:pPr>
         <w:pStyle w:val="DanhMcBng"/>
       </w:pPr>
-      <w:bookmarkStart w:id="105" w:name="_Toc219410290"/>
+      <w:bookmarkStart w:id="104" w:name="_Toc219410290"/>
       <w:r>
         <w:rPr>
           <w:b/>
@@ -35111,7 +35095,7 @@
       <w:r>
         <w:t xml:space="preserve">bảng </w:t>
       </w:r>
-      <w:bookmarkEnd w:id="105"/>
+      <w:bookmarkEnd w:id="104"/>
       <w:r>
         <w:t>hoa_don</w:t>
       </w:r>
@@ -36203,7 +36187,7 @@
       <w:pPr>
         <w:pStyle w:val="DanhMcBng"/>
       </w:pPr>
-      <w:bookmarkStart w:id="106" w:name="_Toc219410291"/>
+      <w:bookmarkStart w:id="105" w:name="_Toc219410291"/>
       <w:r>
         <w:rPr>
           <w:b/>
@@ -36228,7 +36212,7 @@
       <w:r>
         <w:t>bảng tbl_promotion</w:t>
       </w:r>
-      <w:bookmarkEnd w:id="106"/>
+      <w:bookmarkEnd w:id="105"/>
     </w:p>
     <w:p>
       <w:pPr>
@@ -37779,7 +37763,7 @@
       <w:pPr>
         <w:pStyle w:val="DanhMcBng"/>
       </w:pPr>
-      <w:bookmarkStart w:id="107" w:name="_Toc219410292"/>
+      <w:bookmarkStart w:id="106" w:name="_Toc219410292"/>
       <w:r>
         <w:rPr>
           <w:b/>
@@ -37804,7 +37788,7 @@
       <w:r>
         <w:t xml:space="preserve">bảng </w:t>
       </w:r>
-      <w:bookmarkEnd w:id="107"/>
+      <w:bookmarkEnd w:id="106"/>
       <w:r>
         <w:t>danh_gia</w:t>
       </w:r>
@@ -38737,7 +38721,7 @@
       <w:pPr>
         <w:pStyle w:val="DanhMcBng"/>
       </w:pPr>
-      <w:bookmarkStart w:id="108" w:name="_Toc219410293"/>
+      <w:bookmarkStart w:id="107" w:name="_Toc219410293"/>
       <w:r>
         <w:rPr>
           <w:b/>
@@ -38762,7 +38746,7 @@
       <w:r>
         <w:t xml:space="preserve">bảng </w:t>
       </w:r>
-      <w:bookmarkEnd w:id="108"/>
+      <w:bookmarkEnd w:id="107"/>
       <w:r>
         <w:t>hinh_tam</w:t>
       </w:r>
@@ -39918,7 +39902,7 @@
       <w:pPr>
         <w:pStyle w:val="DanhMcBng"/>
       </w:pPr>
-      <w:bookmarkStart w:id="109" w:name="_Toc219410294"/>
+      <w:bookmarkStart w:id="108" w:name="_Toc219410294"/>
       <w:r>
         <w:rPr>
           <w:b/>
@@ -39943,7 +39927,7 @@
       <w:r>
         <w:t xml:space="preserve">bảng </w:t>
       </w:r>
-      <w:bookmarkEnd w:id="109"/>
+      <w:bookmarkEnd w:id="108"/>
       <w:r>
         <w:t>lich_su</w:t>
       </w:r>
@@ -41289,7 +41273,7 @@
       <w:pPr>
         <w:pStyle w:val="DanhMcBng"/>
       </w:pPr>
-      <w:bookmarkStart w:id="110" w:name="_Toc219410295"/>
+      <w:bookmarkStart w:id="109" w:name="_Toc219410295"/>
       <w:r>
         <w:rPr>
           <w:b/>
@@ -41314,7 +41298,7 @@
       <w:r>
         <w:t xml:space="preserve">bảng </w:t>
       </w:r>
-      <w:bookmarkEnd w:id="110"/>
+      <w:bookmarkEnd w:id="109"/>
       <w:r>
         <w:t>san_pham</w:t>
       </w:r>
@@ -44681,7 +44665,7 @@
       <w:pPr>
         <w:pStyle w:val="DanhMcBng"/>
       </w:pPr>
-      <w:bookmarkStart w:id="111" w:name="_Toc219410296"/>
+      <w:bookmarkStart w:id="110" w:name="_Toc219410296"/>
       <w:r>
         <w:rPr>
           <w:b/>
@@ -44706,7 +44690,7 @@
       <w:r>
         <w:t xml:space="preserve">bảng </w:t>
       </w:r>
-      <w:bookmarkEnd w:id="111"/>
+      <w:bookmarkEnd w:id="110"/>
       <w:r>
         <w:t>nguoi_dung</w:t>
       </w:r>
@@ -44715,14 +44699,14 @@
       <w:pPr>
         <w:pStyle w:val="Heading3"/>
       </w:pPr>
-      <w:bookmarkStart w:id="112" w:name="_Toc220135186"/>
+      <w:bookmarkStart w:id="111" w:name="_Toc220135186"/>
       <w:r>
         <w:t xml:space="preserve">2.2.3. </w:t>
       </w:r>
       <w:r>
         <w:t>Thiết kế giao diện người dùng</w:t>
       </w:r>
-      <w:bookmarkEnd w:id="112"/>
+      <w:bookmarkEnd w:id="111"/>
     </w:p>
     <w:p>
       <w:pPr>
@@ -44872,7 +44856,7 @@
           <w:lang w:val="en-US"/>
         </w:rPr>
       </w:pPr>
-      <w:bookmarkStart w:id="113" w:name="_Toc219410257"/>
+      <w:bookmarkStart w:id="112" w:name="_Toc219410257"/>
       <w:r>
         <w:rPr>
           <w:b/>
@@ -44904,7 +44888,7 @@
         </w:rPr>
         <w:t>Giao diện thiết kế trang chủ</w:t>
       </w:r>
-      <w:bookmarkEnd w:id="113"/>
+      <w:bookmarkEnd w:id="112"/>
     </w:p>
     <w:p>
       <w:pPr>
@@ -45067,7 +45051,7 @@
           <w:lang w:val="en-US"/>
         </w:rPr>
       </w:pPr>
-      <w:bookmarkStart w:id="114" w:name="_Toc219410258"/>
+      <w:bookmarkStart w:id="113" w:name="_Toc219410258"/>
       <w:r>
         <w:rPr>
           <w:b/>
@@ -45105,7 +45089,7 @@
         </w:rPr>
         <w:t>sản phẩm</w:t>
       </w:r>
-      <w:bookmarkEnd w:id="114"/>
+      <w:bookmarkEnd w:id="113"/>
     </w:p>
     <w:p>
       <w:pPr>
@@ -45220,7 +45204,7 @@
           <w:lang w:val="en-US"/>
         </w:rPr>
       </w:pPr>
-      <w:bookmarkStart w:id="115" w:name="_Toc219410259"/>
+      <w:bookmarkStart w:id="114" w:name="_Toc219410259"/>
       <w:r>
         <w:rPr>
           <w:b/>
@@ -45258,7 +45242,7 @@
         </w:rPr>
         <w:t>sản phẩm</w:t>
       </w:r>
-      <w:bookmarkEnd w:id="115"/>
+      <w:bookmarkEnd w:id="114"/>
     </w:p>
     <w:p>
       <w:pPr>
@@ -45443,7 +45427,7 @@
       <w:pPr>
         <w:pStyle w:val="Hinhnh"/>
       </w:pPr>
-      <w:bookmarkStart w:id="116" w:name="_Toc219410260"/>
+      <w:bookmarkStart w:id="115" w:name="_Toc219410260"/>
       <w:r>
         <w:rPr>
           <w:b/>
@@ -45478,7 +45462,7 @@
         </w:rPr>
         <w:t>sản phẩm</w:t>
       </w:r>
-      <w:bookmarkEnd w:id="116"/>
+      <w:bookmarkEnd w:id="115"/>
     </w:p>
     <w:p>
       <w:pPr>
@@ -45568,7 +45552,7 @@
           <w:lang w:val="en-US"/>
         </w:rPr>
       </w:pPr>
-      <w:bookmarkStart w:id="117" w:name="_Toc219410261"/>
+      <w:bookmarkStart w:id="116" w:name="_Toc219410261"/>
       <w:r>
         <w:rPr>
           <w:b/>
@@ -45596,7 +45580,7 @@
         </w:rPr>
         <w:t>thông tin tài khoản</w:t>
       </w:r>
-      <w:bookmarkEnd w:id="117"/>
+      <w:bookmarkEnd w:id="116"/>
     </w:p>
     <w:p>
       <w:pPr>
@@ -45701,7 +45685,7 @@
           <w:lang w:val="en-US"/>
         </w:rPr>
       </w:pPr>
-      <w:bookmarkStart w:id="118" w:name="_Toc219410262"/>
+      <w:bookmarkStart w:id="117" w:name="_Toc219410262"/>
       <w:r>
         <w:rPr>
           <w:b/>
@@ -45728,74 +45712,95 @@
           <w:lang w:val="en-US"/>
         </w:rPr>
         <w:t>trang quản trị</w:t>
+      </w:r>
+      <w:bookmarkEnd w:id="117"/>
+    </w:p>
+    <w:p>
+      <w:pPr>
+        <w:jc w:val="both"/>
+        <w:rPr>
+          <w:lang w:val="vi-VN"/>
+        </w:rPr>
+      </w:pPr>
+    </w:p>
+    <w:p>
+      <w:pPr>
+        <w:pStyle w:val="Heading1"/>
+        <w:rPr>
+          <w:rFonts w:cs="Times New Roman"/>
+          <w:szCs w:val="26"/>
+        </w:rPr>
+      </w:pPr>
+      <w:bookmarkStart w:id="118" w:name="_Toc220135187"/>
+      <w:r>
+        <w:rPr>
+          <w:rFonts w:cs="Times New Roman"/>
+          <w:szCs w:val="26"/>
+        </w:rPr>
+        <w:lastRenderedPageBreak/>
+        <w:t>CHƯƠNG 3.</w:t>
+      </w:r>
+      <w:r>
+        <w:rPr>
+          <w:rFonts w:cs="Times New Roman"/>
+          <w:szCs w:val="26"/>
+        </w:rPr>
+        <w:t xml:space="preserve"> </w:t>
+      </w:r>
+      <w:r>
+        <w:rPr>
+          <w:rFonts w:cs="Times New Roman"/>
+          <w:szCs w:val="26"/>
+        </w:rPr>
+        <w:t>XÂY DỰNG VÀ THỬ NGHIỆM HỆ THỐN</w:t>
+      </w:r>
+      <w:r>
+        <w:rPr>
+          <w:rFonts w:cs="Times New Roman"/>
+          <w:szCs w:val="26"/>
+        </w:rPr>
+        <w:t>G</w:t>
       </w:r>
       <w:bookmarkEnd w:id="118"/>
     </w:p>
     <w:p>
       <w:pPr>
-        <w:jc w:val="both"/>
-        <w:rPr>
-          <w:lang w:val="vi-VN"/>
-        </w:rPr>
-      </w:pPr>
-    </w:p>
-    <w:p>
-      <w:pPr>
-        <w:pStyle w:val="Heading1"/>
-        <w:rPr>
-          <w:rFonts w:cs="Times New Roman"/>
-          <w:szCs w:val="26"/>
-        </w:rPr>
-      </w:pPr>
-      <w:bookmarkStart w:id="119" w:name="_Toc220135187"/>
-      <w:r>
-        <w:rPr>
-          <w:rFonts w:cs="Times New Roman"/>
-          <w:szCs w:val="26"/>
-        </w:rPr>
-        <w:lastRenderedPageBreak/>
-        <w:t>CHƯƠNG 3.</w:t>
-      </w:r>
-      <w:r>
-        <w:rPr>
-          <w:rFonts w:cs="Times New Roman"/>
-          <w:szCs w:val="26"/>
-        </w:rPr>
-        <w:t xml:space="preserve"> </w:t>
-      </w:r>
-      <w:r>
-        <w:rPr>
-          <w:rFonts w:cs="Times New Roman"/>
-          <w:szCs w:val="26"/>
-        </w:rPr>
-        <w:t>XÂY DỰNG VÀ THỬ NGHIỆM HỆ THỐN</w:t>
-      </w:r>
-      <w:r>
-        <w:rPr>
-          <w:rFonts w:cs="Times New Roman"/>
-          <w:szCs w:val="26"/>
-        </w:rPr>
-        <w:t>G</w:t>
+        <w:pStyle w:val="Heading2"/>
+      </w:pPr>
+      <w:bookmarkStart w:id="119" w:name="_Toc220135188"/>
+      <w:r>
+        <w:t>3.1. Môi trường phát triển.</w:t>
       </w:r>
       <w:bookmarkEnd w:id="119"/>
     </w:p>
     <w:p>
       <w:pPr>
-        <w:pStyle w:val="Heading2"/>
-      </w:pPr>
-      <w:bookmarkStart w:id="120" w:name="_Toc220135188"/>
-      <w:r>
-        <w:t>3.1. Môi trường phát triển.</w:t>
+        <w:pStyle w:val="Heading3"/>
+      </w:pPr>
+      <w:bookmarkStart w:id="120" w:name="_Toc220135189"/>
+      <w:r>
+        <w:t>3.1.1. Visual Studio Code</w:t>
       </w:r>
       <w:bookmarkEnd w:id="120"/>
     </w:p>
     <w:p>
       <w:pPr>
+        <w:jc w:val="both"/>
+      </w:pPr>
+      <w:r>
+        <w:t xml:space="preserve">Visual Studio Code, một sản phẩm nổi bật của Microsoft, là trình soạn thảo mã nguồn mạnh mẽ và linh hoạt, tương thích trên nhiều nền tảng như Windows, Linux và macOS. Với khả năng gỡ lỗi vượt trội, tích hợp Git liền mạch, và chức năng làm nổi bật cú pháp thông minh, công cụ này giúp các nhà phát triển nhanh chóng phát hiện và khắc phục lỗi trong mã nguồn. Visual Studio Code còn nổi bật với tính năng tự động hoàn thành mã thông minh, giúp tăng hiệu suất và cải thiện quy trình phát triển phần mềm. </w:t>
+      </w:r>
+    </w:p>
+    <w:p>
+      <w:pPr>
         <w:pStyle w:val="Heading3"/>
       </w:pPr>
-      <w:bookmarkStart w:id="121" w:name="_Toc220135189"/>
-      <w:r>
-        <w:t>3.1.1. Visual Studio Code</w:t>
+      <w:bookmarkStart w:id="121" w:name="_Toc220135190"/>
+      <w:r>
+        <w:t xml:space="preserve">3.1.2. </w:t>
+      </w:r>
+      <w:r>
+        <w:t>Xampp</w:t>
       </w:r>
       <w:bookmarkEnd w:id="121"/>
     </w:p>
@@ -45804,19 +45809,19 @@
         <w:jc w:val="both"/>
       </w:pPr>
       <w:r>
-        <w:t xml:space="preserve">Visual Studio Code, một sản phẩm nổi bật của Microsoft, là trình soạn thảo mã nguồn mạnh mẽ và linh hoạt, tương thích trên nhiều nền tảng như Windows, Linux và macOS. Với khả năng gỡ lỗi vượt trội, tích hợp Git liền mạch, và chức năng làm nổi bật cú pháp thông minh, công cụ này giúp các nhà phát triển nhanh chóng phát hiện và khắc phục lỗi trong mã nguồn. Visual Studio Code còn nổi bật với tính năng tự động hoàn thành mã thông minh, giúp tăng hiệu suất và cải thiện quy trình phát triển phần mềm. </w:t>
+        <w:t>XAMPP (Cross-platform, Apache, MariaDB, PHP, Perl) là một bản phân phối mã nguồn mở do Apache Friends phát triển, hỗ trợ trên nhiều hệ điều hành như Windows, Linux và macOS. Công cụ này cung cấp gói cài đặt tích hợp gồm máy chủ Apache, hệ quản trị cơ sở dữ liệu MariaDB (trước là MySQL), PHP và Perl, cùng giao diện điều khiển đơn giản cho phép khởi động, tạm dừng và cấu hình nhanh các thành phần. Nhờ vậy, XAMPP giúp lập trình viên thiết lập môi trường phát triển web cục bộ chỉ với vài thao tác, tối ưu hóa quy trình làm việc và đẩy nhanh tốc độ thử nghiệm ứng dụng.</w:t>
+      </w:r>
+      <w:r>
+        <w:t xml:space="preserve">. </w:t>
       </w:r>
     </w:p>
     <w:p>
       <w:pPr>
         <w:pStyle w:val="Heading3"/>
       </w:pPr>
-      <w:bookmarkStart w:id="122" w:name="_Toc220135190"/>
-      <w:r>
-        <w:t xml:space="preserve">3.1.2. </w:t>
-      </w:r>
-      <w:r>
-        <w:t>Xampp</w:t>
+      <w:bookmarkStart w:id="122" w:name="_Toc220135191"/>
+      <w:r>
+        <w:t>3.1.3. GitHub</w:t>
       </w:r>
       <w:bookmarkEnd w:id="122"/>
     </w:p>
@@ -45825,74 +45830,53 @@
         <w:jc w:val="both"/>
       </w:pPr>
       <w:r>
-        <w:t>XAMPP (Cross-platform, Apache, MariaDB, PHP, Perl) là một bản phân phối mã nguồn mở do Apache Friends phát triển, hỗ trợ trên nhiều hệ điều hành như Windows, Linux và macOS. Công cụ này cung cấp gói cài đặt tích hợp gồm máy chủ Apache, hệ quản trị cơ sở dữ liệu MariaDB (trước là MySQL), PHP và Perl, cùng giao diện điều khiển đơn giản cho phép khởi động, tạm dừng và cấu hình nhanh các thành phần. Nhờ vậy, XAMPP giúp lập trình viên thiết lập môi trường phát triển web cục bộ chỉ với vài thao tác, tối ưu hóa quy trình làm việc và đẩy nhanh tốc độ thử nghiệm ứng dụng.</w:t>
-      </w:r>
-      <w:r>
-        <w:t xml:space="preserve">. </w:t>
+        <w:t>GitHub là nền tảng lưu trữ mã nguồn và quản lý phiên bản hàng đầu, được xây dựng trên hệ thống kiểm soát phiên bản Git, và đã trở thành công cụ không thể thiếu trong cộng đồng mã nguồn mở cũng như ngành công nghiệp phần mềm.</w:t>
       </w:r>
     </w:p>
     <w:p>
       <w:pPr>
         <w:pStyle w:val="Heading3"/>
       </w:pPr>
-      <w:bookmarkStart w:id="123" w:name="_Toc220135191"/>
-      <w:r>
-        <w:t>3.1.3. GitHub</w:t>
+      <w:bookmarkStart w:id="123" w:name="_Toc220135192"/>
+      <w:r>
+        <w:t>3.1.4. PHP Laravel</w:t>
       </w:r>
       <w:bookmarkEnd w:id="123"/>
     </w:p>
     <w:p>
       <w:pPr>
         <w:jc w:val="both"/>
-      </w:pPr>
-      <w:r>
-        <w:t>GitHub là nền tảng lưu trữ mã nguồn và quản lý phiên bản hàng đầu, được xây dựng trên hệ thống kiểm soát phiên bản Git, và đã trở thành công cụ không thể thiếu trong cộng đồng mã nguồn mở cũng như ngành công nghiệp phần mềm.</w:t>
+        <w:rPr>
+          <w:b/>
+        </w:rPr>
+      </w:pPr>
+      <w:r>
+        <w:t xml:space="preserve">Laravel là một bộ khung PHP mạnh mẽ và linh hoạt, được thiết kế để giúp các nhà phát triển xây dựng ứng dụng web hiện đại một cách nhanh chóng, hiệu quả và dễ dàng. Được phát triển bởi Taylor Otwell, Laravel mang đến sự đơn giản trong </w:t>
+      </w:r>
+      <w:r>
+        <w:lastRenderedPageBreak/>
+        <w:t>việc triển khai các tính năng phức tạp, đồng thời cung cấp một cơ sở hạ tầng vững chắc giúp xử lý các tác vụ phổ biến như xác thực người dùng, quản lý cơ sở dữ liệu, và tương tác với giao diện người dùng. Laravel hướng đến việc giảm thiểu khối lượng công việc lặp đi lặp lại cho lập trình viên.</w:t>
       </w:r>
     </w:p>
     <w:p>
       <w:pPr>
-        <w:pStyle w:val="Heading3"/>
-      </w:pPr>
-      <w:bookmarkStart w:id="124" w:name="_Toc220135192"/>
-      <w:r>
-        <w:t>3.1.4. PHP Laravel</w:t>
+        <w:pStyle w:val="Heading2"/>
+      </w:pPr>
+      <w:bookmarkStart w:id="124" w:name="_Toc220135193"/>
+      <w:r>
+        <w:t>3.2. Xây dựng phần mềm</w:t>
       </w:r>
       <w:bookmarkEnd w:id="124"/>
     </w:p>
     <w:p>
       <w:pPr>
-        <w:jc w:val="both"/>
-        <w:rPr>
-          <w:b/>
-        </w:rPr>
-      </w:pPr>
-      <w:r>
-        <w:t xml:space="preserve">Laravel là một bộ khung PHP mạnh mẽ và linh hoạt, được thiết kế để giúp các nhà phát triển xây dựng ứng dụng web hiện đại một cách nhanh chóng, hiệu quả và dễ dàng. Được phát triển bởi Taylor Otwell, Laravel mang đến sự đơn giản trong </w:t>
-      </w:r>
-      <w:r>
-        <w:lastRenderedPageBreak/>
-        <w:t>việc triển khai các tính năng phức tạp, đồng thời cung cấp một cơ sở hạ tầng vững chắc giúp xử lý các tác vụ phổ biến như xác thực người dùng, quản lý cơ sở dữ liệu, và tương tác với giao diện người dùng. Laravel hướng đến việc giảm thiểu khối lượng công việc lặp đi lặp lại cho lập trình viên.</w:t>
-      </w:r>
-    </w:p>
-    <w:p>
-      <w:pPr>
-        <w:pStyle w:val="Heading2"/>
-      </w:pPr>
-      <w:bookmarkStart w:id="125" w:name="_Toc220135193"/>
-      <w:r>
-        <w:t>3.2. Xây dựng phần mềm</w:t>
+        <w:pStyle w:val="Heading3"/>
+      </w:pPr>
+      <w:bookmarkStart w:id="125" w:name="_Toc220135194"/>
+      <w:r>
+        <w:t>3.2.1. Giao diện đăng ký tài khoản</w:t>
       </w:r>
       <w:bookmarkEnd w:id="125"/>
-    </w:p>
-    <w:p>
-      <w:pPr>
-        <w:pStyle w:val="Heading3"/>
-      </w:pPr>
-      <w:bookmarkStart w:id="126" w:name="_Toc220135194"/>
-      <w:r>
-        <w:t>3.2.1. Giao diện đăng ký tài khoản</w:t>
-      </w:r>
-      <w:bookmarkEnd w:id="126"/>
     </w:p>
     <w:p>
       <w:pPr>
@@ -45949,8 +45933,8 @@
       <w:pPr>
         <w:pStyle w:val="Hinhnh"/>
       </w:pPr>
-      <w:bookmarkStart w:id="127" w:name="_Toc199262764"/>
-      <w:bookmarkStart w:id="128" w:name="_Toc219410263"/>
+      <w:bookmarkStart w:id="126" w:name="_Toc199262764"/>
+      <w:bookmarkStart w:id="127" w:name="_Toc219410263"/>
       <w:r>
         <w:rPr>
           <w:b/>
@@ -45960,8 +45944,8 @@
       <w:r>
         <w:t xml:space="preserve"> Giao diện trang đăng ký</w:t>
       </w:r>
+      <w:bookmarkEnd w:id="126"/>
       <w:bookmarkEnd w:id="127"/>
-      <w:bookmarkEnd w:id="128"/>
     </w:p>
     <w:p>
       <w:pPr>
@@ -45997,7 +45981,7 @@
       <w:pPr>
         <w:pStyle w:val="Heading3"/>
       </w:pPr>
-      <w:bookmarkStart w:id="129" w:name="_Toc220135195"/>
+      <w:bookmarkStart w:id="128" w:name="_Toc220135195"/>
       <w:r>
         <w:t>3.2.</w:t>
       </w:r>
@@ -46013,7 +45997,7 @@
       <w:r>
         <w:t xml:space="preserve"> tài khoản</w:t>
       </w:r>
-      <w:bookmarkEnd w:id="129"/>
+      <w:bookmarkEnd w:id="128"/>
     </w:p>
     <w:p>
       <w:pPr>
@@ -46069,8 +46053,8 @@
       <w:pPr>
         <w:pStyle w:val="Hinhnh"/>
       </w:pPr>
-      <w:bookmarkStart w:id="130" w:name="_Toc199262765"/>
-      <w:bookmarkStart w:id="131" w:name="_Toc219410264"/>
+      <w:bookmarkStart w:id="129" w:name="_Toc199262765"/>
+      <w:bookmarkStart w:id="130" w:name="_Toc219410264"/>
       <w:r>
         <w:rPr>
           <w:b/>
@@ -46092,8 +46076,8 @@
       <w:r>
         <w:t xml:space="preserve"> Giao diện trang đăng nhập</w:t>
       </w:r>
+      <w:bookmarkEnd w:id="129"/>
       <w:bookmarkEnd w:id="130"/>
-      <w:bookmarkEnd w:id="131"/>
     </w:p>
     <w:p>
       <w:pPr>
@@ -46116,7 +46100,7 @@
       <w:pPr>
         <w:pStyle w:val="Heading3"/>
       </w:pPr>
-      <w:bookmarkStart w:id="132" w:name="_Toc220135196"/>
+      <w:bookmarkStart w:id="131" w:name="_Toc220135196"/>
       <w:r>
         <w:lastRenderedPageBreak/>
         <w:t>3.2.</w:t>
@@ -46130,7 +46114,7 @@
       <w:r>
         <w:t>trang chủ</w:t>
       </w:r>
-      <w:bookmarkEnd w:id="132"/>
+      <w:bookmarkEnd w:id="131"/>
     </w:p>
     <w:p>
       <w:pPr>
@@ -46193,8 +46177,8 @@
       <w:pPr>
         <w:pStyle w:val="Hinhnh"/>
       </w:pPr>
-      <w:bookmarkStart w:id="133" w:name="_Toc199262766"/>
-      <w:bookmarkStart w:id="134" w:name="_Toc219410265"/>
+      <w:bookmarkStart w:id="132" w:name="_Toc199262766"/>
+      <w:bookmarkStart w:id="133" w:name="_Toc219410265"/>
       <w:r>
         <w:rPr>
           <w:b/>
@@ -46219,8 +46203,8 @@
       <w:r>
         <w:t>chủ</w:t>
       </w:r>
+      <w:bookmarkEnd w:id="132"/>
       <w:bookmarkEnd w:id="133"/>
-      <w:bookmarkEnd w:id="134"/>
     </w:p>
     <w:p>
       <w:pPr>
@@ -46363,7 +46347,7 @@
       <w:pPr>
         <w:pStyle w:val="Heading3"/>
       </w:pPr>
-      <w:bookmarkStart w:id="135" w:name="_Toc220135197"/>
+      <w:bookmarkStart w:id="134" w:name="_Toc220135197"/>
       <w:r>
         <w:t>3.2.</w:t>
       </w:r>
@@ -46379,7 +46363,7 @@
       <w:r>
         <w:t>chính sách bảo hành</w:t>
       </w:r>
-      <w:bookmarkEnd w:id="135"/>
+      <w:bookmarkEnd w:id="134"/>
     </w:p>
     <w:p>
       <w:pPr>
@@ -46440,8 +46424,8 @@
           <w:lang w:val="en-US"/>
         </w:rPr>
       </w:pPr>
-      <w:bookmarkStart w:id="136" w:name="_Toc199262767"/>
-      <w:bookmarkStart w:id="137" w:name="_Toc219410266"/>
+      <w:bookmarkStart w:id="135" w:name="_Toc199262767"/>
+      <w:bookmarkStart w:id="136" w:name="_Toc219410266"/>
       <w:r>
         <w:rPr>
           <w:b/>
@@ -46463,14 +46447,14 @@
       <w:r>
         <w:t xml:space="preserve"> Giao diện trang </w:t>
       </w:r>
+      <w:bookmarkEnd w:id="135"/>
+      <w:r>
+        <w:rPr>
+          <w:lang w:val="en-US"/>
+        </w:rPr>
+        <w:t>chi tiết bảo hành</w:t>
+      </w:r>
       <w:bookmarkEnd w:id="136"/>
-      <w:r>
-        <w:rPr>
-          <w:lang w:val="en-US"/>
-        </w:rPr>
-        <w:t>chi tiết bảo hành</w:t>
-      </w:r>
-      <w:bookmarkEnd w:id="137"/>
     </w:p>
     <w:p>
       <w:pPr>
@@ -46528,7 +46512,7 @@
           <w:rFonts w:cs="Times New Roman"/>
         </w:rPr>
       </w:pPr>
-      <w:bookmarkStart w:id="138" w:name="_Toc220135198"/>
+      <w:bookmarkStart w:id="137" w:name="_Toc220135198"/>
       <w:r>
         <w:rPr>
           <w:rStyle w:val="Heading3Char"/>
@@ -46541,7 +46525,7 @@
         </w:rPr>
         <w:t>sản phẩm</w:t>
       </w:r>
-      <w:bookmarkEnd w:id="138"/>
+      <w:bookmarkEnd w:id="137"/>
       <w:r>
         <w:rPr>
           <w:rFonts w:cs="Times New Roman"/>
@@ -46554,6 +46538,8 @@
       <w:r>
         <w:rPr>
           <w:rFonts w:cs="Times New Roman"/>
+          <w:noProof/>
+          <w:lang w:val="en-GB" w:eastAsia="en-GB"/>
         </w:rPr>
         <w:drawing>
           <wp:inline distT="0" distB="0" distL="0" distR="0" wp14:anchorId="6117AB60" wp14:editId="7B940590">
@@ -46599,8 +46585,8 @@
           <w:lang w:val="en-US"/>
         </w:rPr>
       </w:pPr>
-      <w:bookmarkStart w:id="139" w:name="_Toc199262768"/>
-      <w:bookmarkStart w:id="140" w:name="_Toc219410267"/>
+      <w:bookmarkStart w:id="138" w:name="_Toc199262768"/>
+      <w:bookmarkStart w:id="139" w:name="_Toc219410267"/>
       <w:r>
         <w:rPr>
           <w:b/>
@@ -46622,14 +46608,14 @@
       <w:r>
         <w:t xml:space="preserve"> Giao diện trang </w:t>
       </w:r>
+      <w:bookmarkEnd w:id="138"/>
+      <w:r>
+        <w:rPr>
+          <w:lang w:val="en-US"/>
+        </w:rPr>
+        <w:t>sản phẩm</w:t>
+      </w:r>
       <w:bookmarkEnd w:id="139"/>
-      <w:r>
-        <w:rPr>
-          <w:lang w:val="en-US"/>
-        </w:rPr>
-        <w:t>sản phẩm</w:t>
-      </w:r>
-      <w:bookmarkEnd w:id="140"/>
     </w:p>
     <w:p>
       <w:pPr>
@@ -46741,7 +46727,7 @@
       <w:pPr>
         <w:pStyle w:val="Heading3"/>
       </w:pPr>
-      <w:bookmarkStart w:id="141" w:name="_Toc220135199"/>
+      <w:bookmarkStart w:id="140" w:name="_Toc220135199"/>
       <w:r>
         <w:t>3.2.</w:t>
       </w:r>
@@ -46757,7 +46743,7 @@
       <w:r>
         <w:t xml:space="preserve"> chi tiết</w:t>
       </w:r>
-      <w:bookmarkEnd w:id="141"/>
+      <w:bookmarkEnd w:id="140"/>
     </w:p>
     <w:p>
       <w:pPr>
@@ -46813,8 +46799,8 @@
       <w:pPr>
         <w:pStyle w:val="Hinhnh"/>
       </w:pPr>
-      <w:bookmarkStart w:id="142" w:name="_Toc199262769"/>
-      <w:bookmarkStart w:id="143" w:name="_Toc219410268"/>
+      <w:bookmarkStart w:id="141" w:name="_Toc199262769"/>
+      <w:bookmarkStart w:id="142" w:name="_Toc219410268"/>
       <w:r>
         <w:rPr>
           <w:b/>
@@ -46845,8 +46831,8 @@
       <w:r>
         <w:t xml:space="preserve"> chi tiết</w:t>
       </w:r>
+      <w:bookmarkEnd w:id="141"/>
       <w:bookmarkEnd w:id="142"/>
-      <w:bookmarkEnd w:id="143"/>
     </w:p>
     <w:p>
       <w:pPr>
@@ -46878,7 +46864,7 @@
       <w:pPr>
         <w:pStyle w:val="Heading3"/>
       </w:pPr>
-      <w:bookmarkStart w:id="144" w:name="_Toc220135200"/>
+      <w:bookmarkStart w:id="143" w:name="_Toc220135200"/>
       <w:r>
         <w:lastRenderedPageBreak/>
         <w:t>3.2.</w:t>
@@ -46895,7 +46881,7 @@
       <w:r>
         <w:t>sản phẩm</w:t>
       </w:r>
-      <w:bookmarkEnd w:id="144"/>
+      <w:bookmarkEnd w:id="143"/>
     </w:p>
     <w:p>
       <w:pPr>
@@ -46954,8 +46940,8 @@
           <w:lang w:val="en-US"/>
         </w:rPr>
       </w:pPr>
-      <w:bookmarkStart w:id="145" w:name="_Toc199262770"/>
-      <w:bookmarkStart w:id="146" w:name="_Toc219410269"/>
+      <w:bookmarkStart w:id="144" w:name="_Toc199262770"/>
+      <w:bookmarkStart w:id="145" w:name="_Toc219410269"/>
       <w:r>
         <w:rPr>
           <w:b/>
@@ -46980,14 +46966,14 @@
       <w:r>
         <w:t xml:space="preserve">đặt </w:t>
       </w:r>
+      <w:bookmarkEnd w:id="144"/>
+      <w:r>
+        <w:rPr>
+          <w:lang w:val="en-US"/>
+        </w:rPr>
+        <w:t>sản phẩm</w:t>
+      </w:r>
       <w:bookmarkEnd w:id="145"/>
-      <w:r>
-        <w:rPr>
-          <w:lang w:val="en-US"/>
-        </w:rPr>
-        <w:t>sản phẩm</w:t>
-      </w:r>
-      <w:bookmarkEnd w:id="146"/>
     </w:p>
     <w:p>
       <w:pPr>
@@ -47049,7 +47035,7 @@
       <w:pPr>
         <w:pStyle w:val="Heading3"/>
       </w:pPr>
-      <w:bookmarkStart w:id="147" w:name="_Toc220135201"/>
+      <w:bookmarkStart w:id="146" w:name="_Toc220135201"/>
       <w:r>
         <w:lastRenderedPageBreak/>
         <w:t>3.2.</w:t>
@@ -47063,7 +47049,7 @@
       <w:r>
         <w:t>quản trị</w:t>
       </w:r>
-      <w:bookmarkEnd w:id="147"/>
+      <w:bookmarkEnd w:id="146"/>
     </w:p>
     <w:p>
       <w:pPr>
@@ -47125,8 +47111,8 @@
       <w:pPr>
         <w:pStyle w:val="Hinhnh"/>
       </w:pPr>
-      <w:bookmarkStart w:id="148" w:name="_Toc199262772"/>
-      <w:bookmarkStart w:id="149" w:name="_Toc219410270"/>
+      <w:bookmarkStart w:id="147" w:name="_Toc199262772"/>
+      <w:bookmarkStart w:id="148" w:name="_Toc219410270"/>
       <w:r>
         <w:rPr>
           <w:b/>
@@ -47157,8 +47143,8 @@
       <w:r>
         <w:t xml:space="preserve"> chi tiết</w:t>
       </w:r>
+      <w:bookmarkEnd w:id="147"/>
       <w:bookmarkEnd w:id="148"/>
-      <w:bookmarkEnd w:id="149"/>
     </w:p>
     <w:p>
       <w:pPr>
@@ -47224,7 +47210,7 @@
       <w:pPr>
         <w:pStyle w:val="Heading3"/>
       </w:pPr>
-      <w:bookmarkStart w:id="150" w:name="_Toc220135202"/>
+      <w:bookmarkStart w:id="149" w:name="_Toc220135202"/>
       <w:r>
         <w:t>3.2.</w:t>
       </w:r>
@@ -47243,7 +47229,7 @@
       <w:r>
         <w:t>sản phẩm</w:t>
       </w:r>
-      <w:bookmarkEnd w:id="150"/>
+      <w:bookmarkEnd w:id="149"/>
     </w:p>
     <w:p>
       <w:pPr>
@@ -47299,8 +47285,8 @@
       <w:pPr>
         <w:pStyle w:val="Hinhnh"/>
       </w:pPr>
-      <w:bookmarkStart w:id="151" w:name="_Toc199262773"/>
-      <w:bookmarkStart w:id="152" w:name="_Toc219410271"/>
+      <w:bookmarkStart w:id="150" w:name="_Toc199262773"/>
+      <w:bookmarkStart w:id="151" w:name="_Toc219410271"/>
       <w:r>
         <w:rPr>
           <w:b/>
@@ -47331,8 +47317,8 @@
       <w:r>
         <w:t xml:space="preserve"> chi tiết</w:t>
       </w:r>
+      <w:bookmarkEnd w:id="150"/>
       <w:bookmarkEnd w:id="151"/>
-      <w:bookmarkEnd w:id="152"/>
     </w:p>
     <w:p>
       <w:pPr>
@@ -47366,24 +47352,24 @@
       <w:pPr>
         <w:pStyle w:val="Heading1"/>
       </w:pPr>
-      <w:bookmarkStart w:id="153" w:name="_Toc45398261"/>
-      <w:bookmarkStart w:id="154" w:name="_Toc220135203"/>
+      <w:bookmarkStart w:id="152" w:name="_Toc45398261"/>
+      <w:bookmarkStart w:id="153" w:name="_Toc220135203"/>
       <w:r>
         <w:lastRenderedPageBreak/>
         <w:t>KẾT LUẬN VÀ HƯỚNG PHÁT TRIỂN</w:t>
       </w:r>
+      <w:bookmarkEnd w:id="152"/>
       <w:bookmarkEnd w:id="153"/>
-      <w:bookmarkEnd w:id="154"/>
     </w:p>
     <w:p>
       <w:pPr>
         <w:pStyle w:val="Heading2"/>
       </w:pPr>
-      <w:bookmarkStart w:id="155" w:name="_Toc220135204"/>
+      <w:bookmarkStart w:id="154" w:name="_Toc220135204"/>
       <w:r>
         <w:t>1. Kết luận</w:t>
       </w:r>
-      <w:bookmarkEnd w:id="155"/>
+      <w:bookmarkEnd w:id="154"/>
     </w:p>
     <w:p>
       <w:pPr>
@@ -47633,11 +47619,11 @@
       <w:pPr>
         <w:pStyle w:val="Heading2"/>
       </w:pPr>
-      <w:bookmarkStart w:id="156" w:name="_Toc220135205"/>
+      <w:bookmarkStart w:id="155" w:name="_Toc220135205"/>
       <w:r>
         <w:t>2. Hạn chế của đề tài.</w:t>
       </w:r>
-      <w:bookmarkEnd w:id="156"/>
+      <w:bookmarkEnd w:id="155"/>
     </w:p>
     <w:p>
       <w:pPr>
@@ -47706,15 +47692,15 @@
       <w:pPr>
         <w:pStyle w:val="Heading2"/>
       </w:pPr>
-      <w:bookmarkStart w:id="157" w:name="_Toc220135206"/>
+      <w:bookmarkStart w:id="156" w:name="_Toc220135206"/>
       <w:r>
         <w:t>3</w:t>
       </w:r>
       <w:r>
         <w:t>. Hướng phát triển</w:t>
       </w:r>
-      <w:bookmarkStart w:id="158" w:name="_Toc45398262"/>
-      <w:bookmarkEnd w:id="157"/>
+      <w:bookmarkStart w:id="157" w:name="_Toc45398262"/>
+      <w:bookmarkEnd w:id="156"/>
     </w:p>
     <w:p>
       <w:pPr>
@@ -47885,13 +47871,13 @@
       <w:pPr>
         <w:pStyle w:val="Heading1"/>
       </w:pPr>
-      <w:bookmarkStart w:id="159" w:name="_Toc220135207"/>
+      <w:bookmarkStart w:id="158" w:name="_Toc220135207"/>
       <w:r>
         <w:lastRenderedPageBreak/>
         <w:t>TÀI LIỆU THAM KHẢO</w:t>
       </w:r>
+      <w:bookmarkEnd w:id="157"/>
       <w:bookmarkEnd w:id="158"/>
-      <w:bookmarkEnd w:id="159"/>
     </w:p>
     <w:p>
       <w:pPr>
@@ -48024,6 +48010,66 @@
         <w:br/>
         <w:t>[8] Techzone – Kênh YouTube, “Đánh giá điện thoại và phụ kiện công nghệ mới nhất”, https://www.youtube.com/@Techzone, truy cập ngày 27/09/2025.</w:t>
       </w:r>
+    </w:p>
+    <w:p>
+      <w:pPr>
+        <w:ind w:firstLine="0"/>
+        <w:jc w:val="both"/>
+        <w:rPr>
+          <w:rFonts w:cs="Times New Roman"/>
+        </w:rPr>
+      </w:pPr>
+    </w:p>
+    <w:p>
+      <w:pPr>
+        <w:ind w:firstLine="0"/>
+        <w:jc w:val="both"/>
+        <w:rPr>
+          <w:rFonts w:cs="Times New Roman"/>
+        </w:rPr>
+      </w:pPr>
+    </w:p>
+    <w:p>
+      <w:pPr>
+        <w:ind w:firstLine="0"/>
+        <w:jc w:val="both"/>
+        <w:rPr>
+          <w:rFonts w:cs="Times New Roman"/>
+        </w:rPr>
+      </w:pPr>
+    </w:p>
+    <w:p>
+      <w:pPr>
+        <w:ind w:firstLine="0"/>
+        <w:jc w:val="both"/>
+        <w:rPr>
+          <w:rFonts w:cs="Times New Roman"/>
+        </w:rPr>
+      </w:pPr>
+    </w:p>
+    <w:p>
+      <w:pPr>
+        <w:rPr>
+          <w:rFonts w:cs="Times New Roman"/>
+        </w:rPr>
+      </w:pPr>
+      <w:r>
+        <w:rPr>
+          <w:rFonts w:cs="Times New Roman"/>
+        </w:rPr>
+        <w:br w:type="page"/>
+      </w:r>
+    </w:p>
+    <w:p>
+      <w:pPr>
+        <w:pStyle w:val="Heading1"/>
+      </w:pPr>
+      <w:r>
+        <w:lastRenderedPageBreak/>
+        <w:t>HOSTING</w:t>
+      </w:r>
+      <w:bookmarkStart w:id="159" w:name="_GoBack"/>
+      <w:bookmarkEnd w:id="159"/>
     </w:p>
     <w:p>
       <w:pPr>
@@ -48104,7 +48150,7 @@
           <w:rPr>
             <w:noProof/>
           </w:rPr>
-          <w:t>21</w:t>
+          <w:t>69</w:t>
         </w:r>
         <w:r>
           <w:rPr>
@@ -53084,6 +53130,23 @@
 </file>
 
 <file path=customXml/item1.xml><?xml version="1.0" encoding="utf-8"?>
+<?mso-contentType ?>
+<FormTemplates xmlns="http://schemas.microsoft.com/sharepoint/v3/contenttype/forms">
+  <Display>DocumentLibraryForm</Display>
+  <Edit>DocumentLibraryForm</Edit>
+  <New>DocumentLibraryForm</New>
+</FormTemplates>
+</file>
+
+<file path=customXml/item2.xml><?xml version="1.0" encoding="utf-8"?>
+<p:properties xmlns:p="http://schemas.microsoft.com/office/2006/metadata/properties" xmlns:xsi="http://www.w3.org/2001/XMLSchema-instance" xmlns:pc="http://schemas.microsoft.com/office/infopath/2007/PartnerControls">
+  <documentManagement>
+    <_activity xmlns="8a0a5473-1849-4fc7-a3ed-c32629fdb5c5" xsi:nil="true"/>
+  </documentManagement>
+</p:properties>
+</file>
+
+<file path=customXml/item3.xml><?xml version="1.0" encoding="utf-8"?>
 <ct:contentTypeSchema xmlns:ct="http://schemas.microsoft.com/office/2006/metadata/contentType" xmlns:ma="http://schemas.microsoft.com/office/2006/metadata/properties/metaAttributes" ct:_="" ma:_="" ma:contentTypeName="Tài liệu" ma:contentTypeID="0x010100BC68CCE5466F8C429AE638FFFC8DBC61" ma:contentTypeVersion="16" ma:contentTypeDescription="Tạo tài liệu mới." ma:contentTypeScope="" ma:versionID="5f2bce9e4a62361e8be1b4d24f9d9089">
   <xsd:schema xmlns:xsd="http://www.w3.org/2001/XMLSchema" xmlns:xs="http://www.w3.org/2001/XMLSchema" xmlns:p="http://schemas.microsoft.com/office/2006/metadata/properties" xmlns:ns3="fac3f9ef-6dc0-4bda-81b5-b6f8c3956748" xmlns:ns4="8a0a5473-1849-4fc7-a3ed-c32629fdb5c5" targetNamespace="http://schemas.microsoft.com/office/2006/metadata/properties" ma:root="true" ma:fieldsID="9bcde46c27aec65da6df29165a17dc8f" ns3:_="" ns4:_="">
     <xsd:import namespace="fac3f9ef-6dc0-4bda-81b5-b6f8c3956748"/>
@@ -53322,28 +53385,29 @@
 </ct:contentTypeSchema>
 </file>
 
-<file path=customXml/item2.xml><?xml version="1.0" encoding="utf-8"?>
-<?mso-contentType ?>
-<FormTemplates xmlns="http://schemas.microsoft.com/sharepoint/v3/contenttype/forms">
-  <Display>DocumentLibraryForm</Display>
-  <Edit>DocumentLibraryForm</Edit>
-  <New>DocumentLibraryForm</New>
-</FormTemplates>
-</file>
-
-<file path=customXml/item3.xml><?xml version="1.0" encoding="utf-8"?>
-<p:properties xmlns:p="http://schemas.microsoft.com/office/2006/metadata/properties" xmlns:xsi="http://www.w3.org/2001/XMLSchema-instance" xmlns:pc="http://schemas.microsoft.com/office/infopath/2007/PartnerControls">
-  <documentManagement>
-    <_activity xmlns="8a0a5473-1849-4fc7-a3ed-c32629fdb5c5" xsi:nil="true"/>
-  </documentManagement>
-</p:properties>
-</file>
-
 <file path=customXml/item4.xml><?xml version="1.0" encoding="utf-8"?>
 <b:Sources xmlns:b="http://schemas.openxmlformats.org/officeDocument/2006/bibliography" xmlns="http://schemas.openxmlformats.org/officeDocument/2006/bibliography" SelectedStyle="\APASixthEditionOfficeOnline.xsl" StyleName="APA" Version="6"/>
 </file>
 
 <file path=customXml/itemProps1.xml><?xml version="1.0" encoding="utf-8"?>
+<ds:datastoreItem xmlns:ds="http://schemas.openxmlformats.org/officeDocument/2006/customXml" ds:itemID="{97E91A8B-F33A-4FA9-9FB8-7D9D187B28CF}">
+  <ds:schemaRefs>
+    <ds:schemaRef ds:uri="http://schemas.microsoft.com/sharepoint/v3/contenttype/forms"/>
+  </ds:schemaRefs>
+</ds:datastoreItem>
+</file>
+
+<file path=customXml/itemProps2.xml><?xml version="1.0" encoding="utf-8"?>
+<ds:datastoreItem xmlns:ds="http://schemas.openxmlformats.org/officeDocument/2006/customXml" ds:itemID="{952FD40A-B192-49D6-8284-903D4FACFDE0}">
+  <ds:schemaRefs>
+    <ds:schemaRef ds:uri="http://schemas.microsoft.com/office/2006/metadata/properties"/>
+    <ds:schemaRef ds:uri="http://schemas.microsoft.com/office/infopath/2007/PartnerControls"/>
+    <ds:schemaRef ds:uri="8a0a5473-1849-4fc7-a3ed-c32629fdb5c5"/>
+  </ds:schemaRefs>
+</ds:datastoreItem>
+</file>
+
+<file path=customXml/itemProps3.xml><?xml version="1.0" encoding="utf-8"?>
 <ds:datastoreItem xmlns:ds="http://schemas.openxmlformats.org/officeDocument/2006/customXml" ds:itemID="{77E5F9BD-5D72-41F5-B576-A2A9BDE27E78}">
   <ds:schemaRefs>
     <ds:schemaRef ds:uri="http://schemas.microsoft.com/office/2006/metadata/contentType"/>
@@ -53362,26 +53426,8 @@
 </ds:datastoreItem>
 </file>
 
-<file path=customXml/itemProps2.xml><?xml version="1.0" encoding="utf-8"?>
-<ds:datastoreItem xmlns:ds="http://schemas.openxmlformats.org/officeDocument/2006/customXml" ds:itemID="{97E91A8B-F33A-4FA9-9FB8-7D9D187B28CF}">
-  <ds:schemaRefs>
-    <ds:schemaRef ds:uri="http://schemas.microsoft.com/sharepoint/v3/contenttype/forms"/>
-  </ds:schemaRefs>
-</ds:datastoreItem>
-</file>
-
-<file path=customXml/itemProps3.xml><?xml version="1.0" encoding="utf-8"?>
-<ds:datastoreItem xmlns:ds="http://schemas.openxmlformats.org/officeDocument/2006/customXml" ds:itemID="{952FD40A-B192-49D6-8284-903D4FACFDE0}">
-  <ds:schemaRefs>
-    <ds:schemaRef ds:uri="http://schemas.microsoft.com/office/2006/metadata/properties"/>
-    <ds:schemaRef ds:uri="http://schemas.microsoft.com/office/infopath/2007/PartnerControls"/>
-    <ds:schemaRef ds:uri="8a0a5473-1849-4fc7-a3ed-c32629fdb5c5"/>
-  </ds:schemaRefs>
-</ds:datastoreItem>
-</file>
-
 <file path=customXml/itemProps4.xml><?xml version="1.0" encoding="utf-8"?>
-<ds:datastoreItem xmlns:ds="http://schemas.openxmlformats.org/officeDocument/2006/customXml" ds:itemID="{FC99E56F-F2E5-4FF2-9729-AD9A37E84EB7}">
+<ds:datastoreItem xmlns:ds="http://schemas.openxmlformats.org/officeDocument/2006/customXml" ds:itemID="{5CB689EF-1F9D-41D9-8344-6372A0940FFA}">
   <ds:schemaRefs>
     <ds:schemaRef ds:uri="http://schemas.openxmlformats.org/officeDocument/2006/bibliography"/>
   </ds:schemaRefs>
